--- a/EmbedDLL_C2_Dropper-Loader_FINAL.docx
+++ b/EmbedDLL_C2_Dropper-Loader_FINAL.docx
@@ -166,9 +166,8 @@
           <w:sz w:val="44"/>
           <w:szCs w:val="44"/>
         </w:rPr>
-        <w:t>C</w:t>
-      </w:r>
-      <w:proofErr w:type="gramStart"/>
+        <w:t>C2</w:t>
+      </w:r>
       <w:r>
         <w:rPr>
           <w:rFonts w:ascii="Montserrat Medium" w:hAnsi="Montserrat Medium" w:cs="Times New Roman"/>
@@ -177,7 +176,7 @@
           <w:sz w:val="44"/>
           <w:szCs w:val="44"/>
         </w:rPr>
-        <w:t>2</w:t>
+        <w:t>.</w:t>
       </w:r>
       <w:r>
         <w:rPr>
@@ -187,7 +186,7 @@
           <w:sz w:val="44"/>
           <w:szCs w:val="44"/>
         </w:rPr>
-        <w:t>.</w:t>
+        <w:t>Bootstrap</w:t>
       </w:r>
       <w:r>
         <w:rPr>
@@ -197,7 +196,7 @@
           <w:sz w:val="44"/>
           <w:szCs w:val="44"/>
         </w:rPr>
-        <w:t>Bootstrap</w:t>
+        <w:t>.</w:t>
       </w:r>
       <w:r>
         <w:rPr>
@@ -207,7 +206,7 @@
           <w:sz w:val="44"/>
           <w:szCs w:val="44"/>
         </w:rPr>
-        <w:t>.</w:t>
+        <w:t>Dropper</w:t>
       </w:r>
       <w:r>
         <w:rPr>
@@ -217,9 +216,8 @@
           <w:sz w:val="44"/>
           <w:szCs w:val="44"/>
         </w:rPr>
-        <w:t>Dropper</w:t>
-      </w:r>
-      <w:proofErr w:type="gramEnd"/>
+        <w:t>.</w:t>
+      </w:r>
       <w:r>
         <w:rPr>
           <w:rFonts w:ascii="Montserrat Medium" w:hAnsi="Montserrat Medium" w:cs="Times New Roman"/>
@@ -228,9 +226,13 @@
           <w:sz w:val="44"/>
           <w:szCs w:val="44"/>
         </w:rPr>
-        <w:t>.</w:t>
-      </w:r>
-      <w:r>
+        <w:t>Loader</w:t>
+      </w:r>
+    </w:p>
+    <w:p>
+      <w:pPr>
+        <w:spacing w:after="160" w:line="259" w:lineRule="auto"/>
+        <w:jc w:val="center"/>
         <w:rPr>
           <w:rFonts w:ascii="Montserrat Medium" w:hAnsi="Montserrat Medium" w:cs="Times New Roman"/>
           <w:bCs/>
@@ -238,8 +240,7 @@
           <w:sz w:val="44"/>
           <w:szCs w:val="44"/>
         </w:rPr>
-        <w:t>Loader</w:t>
-      </w:r>
+      </w:pPr>
     </w:p>
     <w:p>
       <w:pPr>
@@ -249,8 +250,6 @@
           <w:rFonts w:ascii="Montserrat Medium" w:hAnsi="Montserrat Medium" w:cs="Times New Roman"/>
           <w:bCs/>
           <w:color w:val="004E76"/>
-          <w:sz w:val="44"/>
-          <w:szCs w:val="44"/>
         </w:rPr>
       </w:pPr>
     </w:p>
@@ -264,24 +263,21 @@
           <w:color w:val="004E76"/>
         </w:rPr>
       </w:pPr>
-    </w:p>
-    <w:p>
-      <w:pPr>
-        <w:spacing w:after="160" w:line="259" w:lineRule="auto"/>
-        <w:jc w:val="center"/>
+      <w:r>
         <w:rPr>
           <w:rFonts w:ascii="Montserrat Medium" w:hAnsi="Montserrat Medium" w:cs="Times New Roman"/>
           <w:bCs/>
           <w:color w:val="004E76"/>
         </w:rPr>
-      </w:pPr>
+        <w:t>January 2,</w:t>
+      </w:r>
       <w:r>
         <w:rPr>
           <w:rFonts w:ascii="Montserrat Medium" w:hAnsi="Montserrat Medium" w:cs="Times New Roman"/>
           <w:bCs/>
           <w:color w:val="004E76"/>
         </w:rPr>
-        <w:t>January 2,</w:t>
+        <w:t xml:space="preserve"> 202</w:t>
       </w:r>
       <w:r>
         <w:rPr>
@@ -289,26 +285,8 @@
           <w:bCs/>
           <w:color w:val="004E76"/>
         </w:rPr>
-        <w:t xml:space="preserve"> </w:t>
-      </w:r>
-      <w:proofErr w:type="gramStart"/>
-      <w:r>
-        <w:rPr>
-          <w:rFonts w:ascii="Montserrat Medium" w:hAnsi="Montserrat Medium" w:cs="Times New Roman"/>
-          <w:bCs/>
-          <w:color w:val="004E76"/>
-        </w:rPr>
-        <w:t>202</w:t>
-      </w:r>
-      <w:r>
-        <w:rPr>
-          <w:rFonts w:ascii="Montserrat Medium" w:hAnsi="Montserrat Medium" w:cs="Times New Roman"/>
-          <w:bCs/>
-          <w:color w:val="004E76"/>
-        </w:rPr>
         <w:t>6</w:t>
       </w:r>
-      <w:proofErr w:type="gramEnd"/>
       <w:r>
         <w:rPr>
           <w:rFonts w:ascii="Montserrat Medium" w:hAnsi="Montserrat Medium" w:cs="Times New Roman"/>
@@ -2494,21 +2472,7 @@
         <w:rPr>
           <w:rFonts w:ascii="Montserrat Medium" w:hAnsi="Montserrat Medium"/>
         </w:rPr>
-        <w:t xml:space="preserve"> </w:t>
-      </w:r>
-      <w:proofErr w:type="gramStart"/>
-      <w:r>
-        <w:rPr>
-          <w:rFonts w:ascii="Montserrat Medium" w:hAnsi="Montserrat Medium"/>
-        </w:rPr>
-        <w:t>loader</w:t>
-      </w:r>
-      <w:proofErr w:type="gramEnd"/>
-      <w:r>
-        <w:rPr>
-          <w:rFonts w:ascii="Montserrat Medium" w:hAnsi="Montserrat Medium"/>
-        </w:rPr>
-        <w:t xml:space="preserve"> that deploys a secondary payload using DLL reflection and Living-off-the-Land binaries. The malware is designed to evade static detection through AES-encrypted embedded resources and reflective assembly loading. Persistence is achieved via registry Run keys and execution is proxied through </w:t>
+        <w:t xml:space="preserve"> loader that deploys a secondary payload using DLL reflection and Living-off-the-Land binaries. The malware is designed to evade static detection through AES-encrypted embedded resources and reflective assembly loading. Persistence is achieved via registry Run keys and execution is proxied through </w:t>
       </w:r>
       <w:proofErr w:type="spellStart"/>
       <w:r>
@@ -2916,7 +2880,7 @@
           <w:noProof/>
         </w:rPr>
         <w:drawing>
-          <wp:inline distT="0" distB="0" distL="0" distR="0" wp14:anchorId="78FA3533" wp14:editId="67C33070">
+          <wp:inline distT="0" distB="0" distL="0" distR="0" wp14:anchorId="78FA3533" wp14:editId="75FCE52E">
             <wp:extent cx="5064125" cy="8229600"/>
             <wp:effectExtent l="0" t="0" r="3175" b="0"/>
             <wp:docPr id="800585426" name="Picture 4"/>
@@ -3572,21 +3536,12 @@
         </w:rPr>
         <w:t xml:space="preserve">The XML payload is dropped in </w:t>
       </w:r>
-      <w:proofErr w:type="gramStart"/>
       <w:r>
         <w:rPr>
           <w:i/>
           <w:iCs/>
         </w:rPr>
-        <w:t>Public</w:t>
-      </w:r>
-      <w:proofErr w:type="gramEnd"/>
-      <w:r>
-        <w:rPr>
-          <w:i/>
-          <w:iCs/>
-        </w:rPr>
-        <w:t xml:space="preserve"> user folder</w:t>
+        <w:t>Public user folder</w:t>
       </w:r>
     </w:p>
     <w:p>
@@ -3709,7 +3664,6 @@
         </w:rPr>
         <w:t>Filename</w:t>
       </w:r>
-      <w:proofErr w:type="gramStart"/>
       <w:r>
         <w:rPr>
           <w:rFonts w:ascii="Montserrat Medium" w:hAnsi="Montserrat Medium"/>
@@ -3729,7 +3683,6 @@
       <w:r>
         <w:t>Malware.cryptlib64.dll</w:t>
       </w:r>
-      <w:proofErr w:type="gramEnd"/>
     </w:p>
     <w:p>
       <w:pPr>
@@ -3751,7 +3704,6 @@
         </w:rPr>
         <w:t>File size</w:t>
       </w:r>
-      <w:proofErr w:type="gramStart"/>
       <w:r>
         <w:rPr>
           <w:rFonts w:ascii="Montserrat Medium" w:hAnsi="Montserrat Medium"/>
@@ -3769,11 +3721,7 @@
         <w:t xml:space="preserve">  </w:t>
       </w:r>
       <w:r>
-        <w:t>29184</w:t>
-      </w:r>
-      <w:proofErr w:type="gramEnd"/>
-      <w:r>
-        <w:t xml:space="preserve"> bytes</w:t>
+        <w:t>29184 bytes</w:t>
       </w:r>
     </w:p>
     <w:p>
@@ -3794,16 +3742,7 @@
           <w:b/>
           <w:bCs/>
         </w:rPr>
-        <w:t>Entropy</w:t>
-      </w:r>
-      <w:proofErr w:type="gramStart"/>
-      <w:r>
-        <w:rPr>
-          <w:rFonts w:ascii="Montserrat Medium" w:hAnsi="Montserrat Medium"/>
-          <w:b/>
-          <w:bCs/>
-        </w:rPr>
-        <w:t>:</w:t>
+        <w:t>Entropy:</w:t>
       </w:r>
       <w:r>
         <w:rPr>
@@ -3814,7 +3753,6 @@
       <w:r>
         <w:t>4.178</w:t>
       </w:r>
-      <w:proofErr w:type="gramEnd"/>
     </w:p>
     <w:p>
       <w:pPr>
@@ -3836,7 +3774,6 @@
         </w:rPr>
         <w:t>File type</w:t>
       </w:r>
-      <w:proofErr w:type="gramStart"/>
       <w:r>
         <w:rPr>
           <w:rFonts w:ascii="Montserrat Medium" w:hAnsi="Montserrat Medium"/>
@@ -3858,11 +3795,7 @@
         <w:t xml:space="preserve"> </w:t>
       </w:r>
       <w:r>
-        <w:t>dynamic</w:t>
-      </w:r>
-      <w:proofErr w:type="gramEnd"/>
-      <w:r>
-        <w:t>-link-library, 64-bit, console</w:t>
+        <w:t>dynamic-link-library, 64-bit, console</w:t>
       </w:r>
     </w:p>
     <w:p>
@@ -3885,7 +3818,6 @@
         </w:rPr>
         <w:t>Architecture</w:t>
       </w:r>
-      <w:proofErr w:type="gramStart"/>
       <w:r>
         <w:rPr>
           <w:rFonts w:ascii="Montserrat Medium" w:hAnsi="Montserrat Medium"/>
@@ -3911,7 +3843,6 @@
       <w:r>
         <w:t>x64</w:t>
       </w:r>
-      <w:proofErr w:type="gramEnd"/>
     </w:p>
     <w:p>
       <w:pPr>
@@ -3933,7 +3864,6 @@
         </w:rPr>
         <w:t>Compilation timestamp</w:t>
       </w:r>
-      <w:proofErr w:type="gramStart"/>
       <w:r>
         <w:rPr>
           <w:rFonts w:ascii="Montserrat Medium" w:hAnsi="Montserrat Medium"/>
@@ -3951,11 +3881,7 @@
         <w:t xml:space="preserve">  </w:t>
       </w:r>
       <w:r>
-        <w:t>Sun</w:t>
-      </w:r>
-      <w:proofErr w:type="gramEnd"/>
-      <w:r>
-        <w:t xml:space="preserve"> Oct 10 18:14:49 2021 (UTC)</w:t>
+        <w:t>Sun Oct 10 18:14:49 2021 (UTC)</w:t>
       </w:r>
     </w:p>
     <w:p>
@@ -3978,7 +3904,6 @@
         </w:rPr>
         <w:t>Digital signature</w:t>
       </w:r>
-      <w:proofErr w:type="gramStart"/>
       <w:r>
         <w:rPr>
           <w:rFonts w:ascii="Montserrat Medium" w:hAnsi="Montserrat Medium"/>
@@ -4004,7 +3929,6 @@
       <w:r>
         <w:t>None</w:t>
       </w:r>
-      <w:proofErr w:type="gramEnd"/>
     </w:p>
     <w:p>
       <w:pPr>
@@ -4024,16 +3948,7 @@
           <w:b/>
           <w:bCs/>
         </w:rPr>
-        <w:t>Suspicious sections</w:t>
-      </w:r>
-      <w:proofErr w:type="gramStart"/>
-      <w:r>
-        <w:rPr>
-          <w:rFonts w:ascii="Montserrat Medium" w:hAnsi="Montserrat Medium"/>
-          <w:b/>
-          <w:bCs/>
-        </w:rPr>
-        <w:t>:</w:t>
+        <w:t>Suspicious sections:</w:t>
       </w:r>
       <w:r>
         <w:rPr>
@@ -4054,7 +3969,6 @@
         <w:t>.</w:t>
       </w:r>
       <w:proofErr w:type="spellStart"/>
-      <w:proofErr w:type="gramEnd"/>
       <w:r>
         <w:t>sdata</w:t>
       </w:r>
@@ -4080,7 +3994,6 @@
         </w:rPr>
         <w:t>Embedded resources</w:t>
       </w:r>
-      <w:proofErr w:type="gramStart"/>
       <w:r>
         <w:rPr>
           <w:rFonts w:ascii="Montserrat Medium" w:hAnsi="Montserrat Medium"/>
@@ -4104,7 +4017,6 @@
       <w:r>
         <w:t>EmbedDLL.dll</w:t>
       </w:r>
-      <w:proofErr w:type="gramEnd"/>
     </w:p>
     <w:p>
       <w:pPr>
@@ -4126,7 +4038,6 @@
         </w:rPr>
         <w:t>Indicators of packing or encryption</w:t>
       </w:r>
-      <w:proofErr w:type="gramStart"/>
       <w:r>
         <w:rPr>
           <w:rFonts w:ascii="Montserrat Medium" w:hAnsi="Montserrat Medium"/>
@@ -4148,11 +4059,7 @@
         <w:t xml:space="preserve"> </w:t>
       </w:r>
       <w:r>
-        <w:t>AES</w:t>
-      </w:r>
-      <w:proofErr w:type="gramEnd"/>
-      <w:r>
-        <w:t xml:space="preserve"> Encryption</w:t>
+        <w:t>AES Encryption</w:t>
       </w:r>
     </w:p>
     <w:p>
@@ -4259,21 +4166,12 @@
           <w:iCs/>
         </w:rPr>
       </w:pPr>
-      <w:proofErr w:type="gramStart"/>
       <w:r>
         <w:rPr>
           <w:i/>
           <w:iCs/>
         </w:rPr>
-        <w:t>Figure :</w:t>
-      </w:r>
-      <w:proofErr w:type="gramEnd"/>
-      <w:r>
-        <w:rPr>
-          <w:i/>
-          <w:iCs/>
-        </w:rPr>
-        <w:t xml:space="preserve"> H</w:t>
+        <w:t>Figure : H</w:t>
       </w:r>
       <w:r>
         <w:rPr>
@@ -4337,21 +4235,12 @@
           <w:iCs/>
         </w:rPr>
       </w:pPr>
-      <w:proofErr w:type="gramStart"/>
       <w:r>
         <w:rPr>
           <w:i/>
           <w:iCs/>
         </w:rPr>
-        <w:t>Figure :</w:t>
-      </w:r>
-      <w:proofErr w:type="gramEnd"/>
-      <w:r>
-        <w:rPr>
-          <w:i/>
-          <w:iCs/>
-        </w:rPr>
-        <w:t xml:space="preserve"> </w:t>
+        <w:t xml:space="preserve">Figure : </w:t>
       </w:r>
       <w:r>
         <w:rPr>
@@ -4425,21 +4314,12 @@
           <w:iCs/>
         </w:rPr>
       </w:pPr>
-      <w:proofErr w:type="gramStart"/>
       <w:r>
         <w:rPr>
           <w:i/>
           <w:iCs/>
         </w:rPr>
-        <w:t>Figure :</w:t>
-      </w:r>
-      <w:proofErr w:type="gramEnd"/>
-      <w:r>
-        <w:rPr>
-          <w:i/>
-          <w:iCs/>
-        </w:rPr>
-        <w:t xml:space="preserve"> </w:t>
+        <w:t xml:space="preserve">Figure : </w:t>
       </w:r>
       <w:r>
         <w:rPr>
@@ -5084,21 +4964,12 @@
           <w:iCs/>
         </w:rPr>
       </w:pPr>
-      <w:proofErr w:type="gramStart"/>
       <w:r>
         <w:rPr>
           <w:i/>
           <w:iCs/>
         </w:rPr>
-        <w:t>Figure :</w:t>
-      </w:r>
-      <w:proofErr w:type="gramEnd"/>
-      <w:r>
-        <w:rPr>
-          <w:i/>
-          <w:iCs/>
-        </w:rPr>
-        <w:t xml:space="preserve"> </w:t>
+        <w:t xml:space="preserve">Figure : </w:t>
       </w:r>
       <w:proofErr w:type="spellStart"/>
       <w:r>
@@ -5186,21 +5057,12 @@
           <w:iCs/>
         </w:rPr>
       </w:pPr>
-      <w:proofErr w:type="gramStart"/>
       <w:r>
         <w:rPr>
           <w:i/>
           <w:iCs/>
         </w:rPr>
-        <w:t>Figure :</w:t>
-      </w:r>
-      <w:proofErr w:type="gramEnd"/>
-      <w:r>
-        <w:rPr>
-          <w:i/>
-          <w:iCs/>
-        </w:rPr>
-        <w:t xml:space="preserve"> Persistence registry key created after initial EmbedDLL.dll execution</w:t>
+        <w:t>Figure : Persistence registry key created after initial EmbedDLL.dll execution</w:t>
       </w:r>
     </w:p>
     <w:p>
@@ -5262,21 +5124,12 @@
           <w:iCs/>
         </w:rPr>
       </w:pPr>
-      <w:proofErr w:type="gramStart"/>
       <w:r>
         <w:rPr>
           <w:i/>
           <w:iCs/>
         </w:rPr>
-        <w:t>Figure :</w:t>
-      </w:r>
-      <w:proofErr w:type="gramEnd"/>
-      <w:r>
-        <w:rPr>
-          <w:i/>
-          <w:iCs/>
-        </w:rPr>
-        <w:t xml:space="preserve"> Wireshark packet capture showing HTTP call to C2 server</w:t>
+        <w:t>Figure : Wireshark packet capture showing HTTP call to C2 server</w:t>
       </w:r>
     </w:p>
     <w:p>
@@ -5338,21 +5191,12 @@
           <w:iCs/>
         </w:rPr>
       </w:pPr>
-      <w:proofErr w:type="gramStart"/>
       <w:r>
         <w:rPr>
           <w:i/>
           <w:iCs/>
         </w:rPr>
-        <w:t>Figure :</w:t>
-      </w:r>
-      <w:proofErr w:type="gramEnd"/>
-      <w:r>
-        <w:rPr>
-          <w:i/>
-          <w:iCs/>
-        </w:rPr>
-        <w:t xml:space="preserve"> Successful request on port 80</w:t>
+        <w:t>Figure : Successful request on port 80</w:t>
       </w:r>
     </w:p>
     <w:p>
@@ -5611,21 +5455,12 @@
           <w:iCs/>
         </w:rPr>
       </w:pPr>
-      <w:proofErr w:type="gramStart"/>
       <w:r>
         <w:rPr>
           <w:i/>
           <w:iCs/>
         </w:rPr>
-        <w:t>Figure :</w:t>
-      </w:r>
-      <w:proofErr w:type="gramEnd"/>
-      <w:r>
-        <w:rPr>
-          <w:i/>
-          <w:iCs/>
-        </w:rPr>
-        <w:t xml:space="preserve"> </w:t>
+        <w:t xml:space="preserve">Figure : </w:t>
       </w:r>
       <w:r>
         <w:rPr>
@@ -5710,21 +5545,12 @@
           <w:iCs/>
         </w:rPr>
       </w:pPr>
-      <w:proofErr w:type="gramStart"/>
       <w:r>
         <w:rPr>
           <w:i/>
           <w:iCs/>
         </w:rPr>
-        <w:t>Figure :</w:t>
-      </w:r>
-      <w:proofErr w:type="gramEnd"/>
-      <w:r>
-        <w:rPr>
-          <w:i/>
-          <w:iCs/>
-        </w:rPr>
-        <w:t xml:space="preserve"> </w:t>
+        <w:t xml:space="preserve">Figure : </w:t>
       </w:r>
       <w:proofErr w:type="spellStart"/>
       <w:r>
@@ -5841,24 +5667,19 @@
         <w:spacing w:after="160" w:line="259" w:lineRule="auto"/>
         <w:jc w:val="center"/>
       </w:pPr>
-      <w:proofErr w:type="gramStart"/>
-      <w:r>
-        <w:t>Figure :</w:t>
-      </w:r>
-      <w:proofErr w:type="gramEnd"/>
+      <w:r>
+        <w:t xml:space="preserve">Figure : </w:t>
+      </w:r>
+      <w:r>
+        <w:t>Exported HTML</w:t>
+      </w:r>
+      <w:r>
+        <w:t xml:space="preserve"> POST</w:t>
+      </w:r>
       <w:r>
         <w:t xml:space="preserve"> </w:t>
       </w:r>
       <w:r>
-        <w:t>Exported HTML</w:t>
-      </w:r>
-      <w:r>
-        <w:t xml:space="preserve"> POST</w:t>
-      </w:r>
-      <w:r>
-        <w:t xml:space="preserve"> </w:t>
-      </w:r>
-      <w:r>
         <w:t>file</w:t>
       </w:r>
       <w:r>
@@ -5879,15 +5700,7 @@
         <w:t xml:space="preserve">After decrypting the </w:t>
       </w:r>
       <w:r>
-        <w:t xml:space="preserve">message portion in this HTTP </w:t>
-      </w:r>
-      <w:proofErr w:type="gramStart"/>
-      <w:r>
-        <w:t>POST</w:t>
-      </w:r>
-      <w:proofErr w:type="gramEnd"/>
-      <w:r>
-        <w:t xml:space="preserve"> </w:t>
+        <w:t xml:space="preserve">message portion in this HTTP POST </w:t>
       </w:r>
       <w:r>
         <w:t>we can identify</w:t>
@@ -5910,28 +5723,15 @@
         <w:ind w:left="720"/>
       </w:pPr>
       <w:r>
-        <w:t xml:space="preserve">GUID </w:t>
-      </w:r>
-      <w:proofErr w:type="gramStart"/>
-      <w:r>
-        <w:t xml:space="preserve">  :</w:t>
-      </w:r>
-      <w:proofErr w:type="gramEnd"/>
-      <w:r>
-        <w:t xml:space="preserve"> 4f1113988d3b14972c77</w:t>
+        <w:t>GUID   : 4f1113988d3b14972c77</w:t>
       </w:r>
     </w:p>
     <w:p>
       <w:pPr>
         <w:ind w:left="720"/>
       </w:pPr>
-      <w:proofErr w:type="gramStart"/>
-      <w:r>
-        <w:t>Opcode :</w:t>
-      </w:r>
-      <w:proofErr w:type="gramEnd"/>
-      <w:r>
-        <w:t xml:space="preserve"> 0x154615aa</w:t>
+      <w:r>
+        <w:t>Opcode : 0x154615aa</w:t>
       </w:r>
     </w:p>
     <w:p>
@@ -5947,15 +5747,7 @@
         <w:ind w:left="720"/>
       </w:pPr>
       <w:r>
-        <w:t xml:space="preserve">Beacon ID </w:t>
-      </w:r>
-      <w:proofErr w:type="gramStart"/>
-      <w:r>
-        <w:t xml:space="preserve">  :</w:t>
-      </w:r>
-      <w:proofErr w:type="gramEnd"/>
-      <w:r>
-        <w:t xml:space="preserve"> 0x8938d318 (2302202648)</w:t>
+        <w:t>Beacon ID   : 0x8938d318 (2302202648)</w:t>
       </w:r>
     </w:p>
     <w:p>
@@ -5963,15 +5755,7 @@
         <w:ind w:left="720"/>
       </w:pPr>
       <w:r>
-        <w:t xml:space="preserve">Uptime </w:t>
-      </w:r>
-      <w:proofErr w:type="gramStart"/>
-      <w:r>
-        <w:t>low  :</w:t>
-      </w:r>
-      <w:proofErr w:type="gramEnd"/>
-      <w:r>
-        <w:t xml:space="preserve"> 0x38a4de1c (950328860)</w:t>
+        <w:t>Uptime low  : 0x38a4de1c (950328860)</w:t>
       </w:r>
     </w:p>
     <w:p>
@@ -5979,15 +5763,7 @@
         <w:ind w:left="720"/>
       </w:pPr>
       <w:r>
-        <w:t xml:space="preserve">Uptime </w:t>
-      </w:r>
-      <w:proofErr w:type="gramStart"/>
-      <w:r>
-        <w:t>high :</w:t>
-      </w:r>
-      <w:proofErr w:type="gramEnd"/>
-      <w:r>
-        <w:t xml:space="preserve"> 0xdd007378 (3707794296)</w:t>
+        <w:t>Uptime high : 0xdd007378 (3707794296)</w:t>
       </w:r>
     </w:p>
     <w:p>
@@ -5995,15 +5771,7 @@
         <w:ind w:left="720"/>
       </w:pPr>
       <w:r>
-        <w:t xml:space="preserve">Flags     </w:t>
-      </w:r>
-      <w:proofErr w:type="gramStart"/>
-      <w:r>
-        <w:t xml:space="preserve">  :</w:t>
-      </w:r>
-      <w:proofErr w:type="gramEnd"/>
-      <w:r>
-        <w:t xml:space="preserve"> 0x5d30d302 (1563480834)</w:t>
+        <w:t>Flags       : 0x5d30d302 (1563480834)</w:t>
       </w:r>
     </w:p>
     <w:p>
@@ -6011,15 +5779,7 @@
         <w:ind w:left="720"/>
       </w:pPr>
       <w:r>
-        <w:t xml:space="preserve">OS </w:t>
-      </w:r>
-      <w:proofErr w:type="gramStart"/>
-      <w:r>
-        <w:t>version  :</w:t>
-      </w:r>
-      <w:proofErr w:type="gramEnd"/>
-      <w:r>
-        <w:t xml:space="preserve"> 0x0d221e46 (220339782)</w:t>
+        <w:t>OS version  : 0x0d221e46 (220339782)</w:t>
       </w:r>
     </w:p>
     <w:p>
@@ -6027,15 +5787,7 @@
         <w:ind w:left="720"/>
       </w:pPr>
       <w:r>
-        <w:t xml:space="preserve">PID       </w:t>
-      </w:r>
-      <w:proofErr w:type="gramStart"/>
-      <w:r>
-        <w:t xml:space="preserve">  :</w:t>
-      </w:r>
-      <w:proofErr w:type="gramEnd"/>
-      <w:r>
-        <w:t xml:space="preserve"> 0x1db5043a (498402362)</w:t>
+        <w:t>PID         : 0x1db5043a (498402362)</w:t>
       </w:r>
     </w:p>
     <w:p>
@@ -6043,15 +5795,7 @@
         <w:ind w:left="720"/>
       </w:pPr>
       <w:r>
-        <w:t xml:space="preserve">PPID      </w:t>
-      </w:r>
-      <w:proofErr w:type="gramStart"/>
-      <w:r>
-        <w:t xml:space="preserve">  :</w:t>
-      </w:r>
-      <w:proofErr w:type="gramEnd"/>
-      <w:r>
-        <w:t xml:space="preserve"> 0xd584cc5d (3582250077)</w:t>
+        <w:t>PPID        : 0xd584cc5d (3582250077)</w:t>
       </w:r>
     </w:p>
     <w:p>
@@ -6059,15 +5803,7 @@
         <w:ind w:left="720"/>
       </w:pPr>
       <w:r>
-        <w:t xml:space="preserve">Arch      </w:t>
-      </w:r>
-      <w:proofErr w:type="gramStart"/>
-      <w:r>
-        <w:t xml:space="preserve">  :</w:t>
-      </w:r>
-      <w:proofErr w:type="gramEnd"/>
-      <w:r>
-        <w:t xml:space="preserve"> 0x981f4c53 (2552187987)</w:t>
+        <w:t>Arch        : 0x981f4c53 (2552187987)</w:t>
       </w:r>
     </w:p>
     <w:p>
@@ -6075,15 +5811,7 @@
         <w:ind w:left="720"/>
       </w:pPr>
       <w:r>
-        <w:t xml:space="preserve">Privilege </w:t>
-      </w:r>
-      <w:proofErr w:type="gramStart"/>
-      <w:r>
-        <w:t xml:space="preserve">  :</w:t>
-      </w:r>
-      <w:proofErr w:type="gramEnd"/>
-      <w:r>
-        <w:t xml:space="preserve"> 0x8e487bff (2387115007)</w:t>
+        <w:t>Privilege   : 0x8e487bff (2387115007)</w:t>
       </w:r>
     </w:p>
     <w:p>
@@ -6091,15 +5819,7 @@
         <w:ind w:left="720"/>
       </w:pPr>
       <w:r>
-        <w:t xml:space="preserve">Net </w:t>
-      </w:r>
-      <w:proofErr w:type="gramStart"/>
-      <w:r>
-        <w:t>status  :</w:t>
-      </w:r>
-      <w:proofErr w:type="gramEnd"/>
-      <w:r>
-        <w:t xml:space="preserve"> 0x162a26c5 (371861189)</w:t>
+        <w:t>Net status  : 0x162a26c5 (371861189)</w:t>
       </w:r>
     </w:p>
     <w:p>
@@ -6107,15 +5827,7 @@
         <w:ind w:left="720"/>
       </w:pPr>
       <w:r>
-        <w:t xml:space="preserve">Unknown 1 </w:t>
-      </w:r>
-      <w:proofErr w:type="gramStart"/>
-      <w:r>
-        <w:t xml:space="preserve">  :</w:t>
-      </w:r>
-      <w:proofErr w:type="gramEnd"/>
-      <w:r>
-        <w:t xml:space="preserve"> 0x30ca19da (818551258)</w:t>
+        <w:t>Unknown 1   : 0x30ca19da (818551258)</w:t>
       </w:r>
     </w:p>
     <w:p>
@@ -6123,15 +5835,7 @@
         <w:ind w:left="720"/>
       </w:pPr>
       <w:r>
-        <w:t xml:space="preserve">Unknown 2 </w:t>
-      </w:r>
-      <w:proofErr w:type="gramStart"/>
-      <w:r>
-        <w:t xml:space="preserve">  :</w:t>
-      </w:r>
-      <w:proofErr w:type="gramEnd"/>
-      <w:r>
-        <w:t xml:space="preserve"> 0x3c6764c9 (1013408969)</w:t>
+        <w:t>Unknown 2   : 0x3c6764c9 (1013408969)</w:t>
       </w:r>
     </w:p>
     <w:p>
@@ -6139,15 +5843,7 @@
         <w:ind w:left="720"/>
       </w:pPr>
       <w:r>
-        <w:t xml:space="preserve">Checksum  </w:t>
-      </w:r>
-      <w:proofErr w:type="gramStart"/>
-      <w:r>
-        <w:t xml:space="preserve">  :</w:t>
-      </w:r>
-      <w:proofErr w:type="gramEnd"/>
-      <w:r>
-        <w:t xml:space="preserve"> 0x00005a13 (23059)</w:t>
+        <w:t>Checksum    : 0x00005a13 (23059)</w:t>
       </w:r>
     </w:p>
     <w:p>
@@ -6431,23 +6127,13 @@
           <w:szCs w:val="24"/>
         </w:rPr>
       </w:pPr>
-      <w:proofErr w:type="gramStart"/>
       <w:r>
         <w:rPr>
           <w:i/>
           <w:iCs/>
           <w:szCs w:val="24"/>
         </w:rPr>
-        <w:t>Figure :</w:t>
-      </w:r>
-      <w:proofErr w:type="gramEnd"/>
-      <w:r>
-        <w:rPr>
-          <w:i/>
-          <w:iCs/>
-          <w:szCs w:val="24"/>
-        </w:rPr>
-        <w:t xml:space="preserve"> Hardcoded password and AES decryption of a base64 string</w:t>
+        <w:t>Figure : Hardcoded password and AES decryption of a base64 string</w:t>
       </w:r>
     </w:p>
     <w:p>
@@ -6531,23 +6217,13 @@
           <w:szCs w:val="24"/>
         </w:rPr>
       </w:pPr>
-      <w:proofErr w:type="gramStart"/>
       <w:r>
         <w:rPr>
           <w:i/>
           <w:iCs/>
           <w:szCs w:val="24"/>
         </w:rPr>
-        <w:t>Figure :</w:t>
-      </w:r>
-      <w:proofErr w:type="gramEnd"/>
-      <w:r>
-        <w:rPr>
-          <w:i/>
-          <w:iCs/>
-          <w:szCs w:val="24"/>
-        </w:rPr>
-        <w:t xml:space="preserve"> AES encryption function</w:t>
+        <w:t>Figure : AES encryption function</w:t>
       </w:r>
     </w:p>
     <w:p>
@@ -6629,23 +6305,13 @@
           <w:szCs w:val="24"/>
         </w:rPr>
       </w:pPr>
-      <w:proofErr w:type="gramStart"/>
       <w:r>
         <w:rPr>
           <w:i/>
           <w:iCs/>
           <w:szCs w:val="24"/>
         </w:rPr>
-        <w:t>Figure :</w:t>
-      </w:r>
-      <w:proofErr w:type="gramEnd"/>
-      <w:r>
-        <w:rPr>
-          <w:i/>
-          <w:iCs/>
-          <w:szCs w:val="24"/>
-        </w:rPr>
-        <w:t xml:space="preserve"> Name and location of dropped VBS script and XML file to be loaded at user logon</w:t>
+        <w:t>Figure : Name and location of dropped VBS script and XML file to be loaded at user logon</w:t>
       </w:r>
     </w:p>
     <w:p>
@@ -7240,17 +6906,8 @@
           <w:i/>
           <w:iCs/>
         </w:rPr>
-        <w:t xml:space="preserve">Fig </w:t>
-      </w:r>
-      <w:proofErr w:type="gramStart"/>
-      <w:r>
-        <w:rPr>
-          <w:i/>
-          <w:iCs/>
-        </w:rPr>
-        <w:t>4:.</w:t>
-      </w:r>
-      <w:proofErr w:type="gramEnd"/>
+        <w:t>Fig 4:.</w:t>
+      </w:r>
     </w:p>
     <w:p>
       <w:pPr>
@@ -7349,46 +7006,6 @@
         </w:rPr>
       </w:pPr>
       <w:r>
-        <w:rPr>
-          <w:noProof/>
-        </w:rPr>
-        <w:drawing>
-          <wp:inline distT="0" distB="0" distL="0" distR="0" wp14:anchorId="379E43A7" wp14:editId="4D961C02">
-            <wp:extent cx="5667375" cy="5277439"/>
-            <wp:effectExtent l="0" t="0" r="0" b="0"/>
-            <wp:docPr id="11" name="Picture 11" descr="Graphical user interface, text, application, website&#10;&#10;Description automatically generated"/>
-            <wp:cNvGraphicFramePr>
-              <a:graphicFrameLocks xmlns:a="http://schemas.openxmlformats.org/drawingml/2006/main" noChangeAspect="1"/>
-            </wp:cNvGraphicFramePr>
-            <a:graphic xmlns:a="http://schemas.openxmlformats.org/drawingml/2006/main">
-              <a:graphicData uri="http://schemas.openxmlformats.org/drawingml/2006/picture">
-                <pic:pic xmlns:pic="http://schemas.openxmlformats.org/drawingml/2006/picture">
-                  <pic:nvPicPr>
-                    <pic:cNvPr id="11" name="Picture 11" descr="Graphical user interface, text, application, website&#10;&#10;Description automatically generated"/>
-                    <pic:cNvPicPr/>
-                  </pic:nvPicPr>
-                  <pic:blipFill>
-                    <a:blip r:embed="rId36"/>
-                    <a:stretch>
-                      <a:fillRect/>
-                    </a:stretch>
-                  </pic:blipFill>
-                  <pic:spPr>
-                    <a:xfrm>
-                      <a:off x="0" y="0"/>
-                      <a:ext cx="5674182" cy="5283778"/>
-                    </a:xfrm>
-                    <a:prstGeom prst="rect">
-                      <a:avLst/>
-                    </a:prstGeom>
-                  </pic:spPr>
-                </pic:pic>
-              </a:graphicData>
-            </a:graphic>
-          </wp:inline>
-        </w:drawing>
-      </w:r>
-      <w:r>
         <w:br w:type="page"/>
       </w:r>
     </w:p>
@@ -7525,31 +7142,21 @@
         <w:spacing w:after="160" w:line="259" w:lineRule="auto"/>
       </w:pPr>
       <w:r>
-        <w:t xml:space="preserve">Presence of encrypted Base64 blobs stored </w:t>
-      </w:r>
-      <w:proofErr w:type="gramStart"/>
-      <w:r>
-        <w:t>in .</w:t>
+        <w:t>Presence of encrypted Base64 blobs stored in .</w:t>
       </w:r>
       <w:proofErr w:type="spellStart"/>
       <w:r>
         <w:t>rsrc</w:t>
       </w:r>
       <w:proofErr w:type="spellEnd"/>
-      <w:proofErr w:type="gramEnd"/>
-      <w:r>
-        <w:t xml:space="preserve"> </w:t>
-      </w:r>
-      <w:proofErr w:type="gramStart"/>
-      <w:r>
-        <w:t>/ .</w:t>
+      <w:r>
+        <w:t xml:space="preserve"> / .</w:t>
       </w:r>
       <w:proofErr w:type="spellStart"/>
       <w:r>
         <w:t>rsdata</w:t>
       </w:r>
       <w:proofErr w:type="spellEnd"/>
-      <w:proofErr w:type="gramEnd"/>
       <w:r>
         <w:t xml:space="preserve"> sections</w:t>
       </w:r>
@@ -7606,17 +7213,12 @@
         <w:t xml:space="preserve">References to </w:t>
       </w:r>
       <w:proofErr w:type="spellStart"/>
-      <w:proofErr w:type="gramStart"/>
       <w:r>
         <w:t>System.Reflection.Assembly</w:t>
       </w:r>
       <w:proofErr w:type="spellEnd"/>
       <w:r>
-        <w:t>::</w:t>
-      </w:r>
-      <w:proofErr w:type="gramEnd"/>
-      <w:r>
-        <w:t>Load</w:t>
+        <w:t>::Load</w:t>
       </w:r>
     </w:p>
     <w:p>
@@ -7810,18 +7412,8 @@
           <w:b/>
           <w:bCs/>
         </w:rPr>
-        <w:t xml:space="preserve">Living-off-the-Land </w:t>
-      </w:r>
-      <w:proofErr w:type="gramStart"/>
-      <w:r>
-        <w:rPr>
-          <w:rFonts w:ascii="Montserrat Medium" w:hAnsi="Montserrat Medium"/>
-          <w:b/>
-          <w:bCs/>
-        </w:rPr>
-        <w:t>execution</w:t>
-      </w:r>
-      <w:proofErr w:type="gramEnd"/>
+        <w:t>Living-off-the-Land execution</w:t>
+      </w:r>
     </w:p>
     <w:p>
       <w:pPr>
@@ -8201,12 +7793,10 @@
         <w:spacing w:after="160" w:line="259" w:lineRule="auto"/>
       </w:pPr>
       <w:proofErr w:type="spellStart"/>
-      <w:proofErr w:type="gramStart"/>
       <w:r>
         <w:t>System.Security.Cryptography</w:t>
       </w:r>
       <w:proofErr w:type="spellEnd"/>
-      <w:proofErr w:type="gramEnd"/>
     </w:p>
     <w:p>
       <w:pPr>
@@ -9376,9 +8966,35 @@
           <w:sz w:val="21"/>
           <w:szCs w:val="21"/>
         </w:rPr>
+        <w:t xml:space="preserve"> { </w:t>
+      </w:r>
+      <w:r>
+        <w:rPr>
+          <w:rFonts w:ascii="Consolas" w:eastAsia="Times New Roman" w:hAnsi="Consolas" w:cs="Times New Roman"/>
+          <w:color w:val="CE9178"/>
+          <w:sz w:val="21"/>
+          <w:szCs w:val="21"/>
+        </w:rPr>
+        <w:t>01</w:t>
+      </w:r>
+      <w:r>
+        <w:rPr>
+          <w:rFonts w:ascii="Consolas" w:eastAsia="Times New Roman" w:hAnsi="Consolas" w:cs="Times New Roman"/>
+          <w:color w:val="CCCCCC"/>
+          <w:sz w:val="21"/>
+          <w:szCs w:val="21"/>
+        </w:rPr>
         <w:t xml:space="preserve"> </w:t>
       </w:r>
-      <w:proofErr w:type="gramStart"/>
+      <w:r>
+        <w:rPr>
+          <w:rFonts w:ascii="Consolas" w:eastAsia="Times New Roman" w:hAnsi="Consolas" w:cs="Times New Roman"/>
+          <w:color w:val="CE9178"/>
+          <w:sz w:val="21"/>
+          <w:szCs w:val="21"/>
+        </w:rPr>
+        <w:t>02</w:t>
+      </w:r>
       <w:r>
         <w:rPr>
           <w:rFonts w:ascii="Consolas" w:eastAsia="Times New Roman" w:hAnsi="Consolas" w:cs="Times New Roman"/>
@@ -9386,7 +9002,7 @@
           <w:sz w:val="21"/>
           <w:szCs w:val="21"/>
         </w:rPr>
-        <w:t xml:space="preserve">{ </w:t>
+        <w:t xml:space="preserve"> </w:t>
       </w:r>
       <w:r>
         <w:rPr>
@@ -9395,9 +9011,8 @@
           <w:sz w:val="21"/>
           <w:szCs w:val="21"/>
         </w:rPr>
-        <w:t>01</w:t>
-      </w:r>
-      <w:proofErr w:type="gramEnd"/>
+        <w:t>03</w:t>
+      </w:r>
       <w:r>
         <w:rPr>
           <w:rFonts w:ascii="Consolas" w:eastAsia="Times New Roman" w:hAnsi="Consolas" w:cs="Times New Roman"/>
@@ -9414,7 +9029,7 @@
           <w:sz w:val="21"/>
           <w:szCs w:val="21"/>
         </w:rPr>
-        <w:t>02</w:t>
+        <w:t>04</w:t>
       </w:r>
       <w:r>
         <w:rPr>
@@ -9432,7 +9047,7 @@
           <w:sz w:val="21"/>
           <w:szCs w:val="21"/>
         </w:rPr>
-        <w:t>03</w:t>
+        <w:t>05</w:t>
       </w:r>
       <w:r>
         <w:rPr>
@@ -9450,7 +9065,7 @@
           <w:sz w:val="21"/>
           <w:szCs w:val="21"/>
         </w:rPr>
-        <w:t>04</w:t>
+        <w:t>06</w:t>
       </w:r>
       <w:r>
         <w:rPr>
@@ -9468,7 +9083,7 @@
           <w:sz w:val="21"/>
           <w:szCs w:val="21"/>
         </w:rPr>
-        <w:t>05</w:t>
+        <w:t>07</w:t>
       </w:r>
       <w:r>
         <w:rPr>
@@ -9486,7 +9101,7 @@
           <w:sz w:val="21"/>
           <w:szCs w:val="21"/>
         </w:rPr>
-        <w:t>06</w:t>
+        <w:t>08</w:t>
       </w:r>
       <w:r>
         <w:rPr>
@@ -9495,46 +9110,8 @@
           <w:sz w:val="21"/>
           <w:szCs w:val="21"/>
         </w:rPr>
-        <w:t xml:space="preserve"> </w:t>
-      </w:r>
-      <w:r>
-        <w:rPr>
-          <w:rFonts w:ascii="Consolas" w:eastAsia="Times New Roman" w:hAnsi="Consolas" w:cs="Times New Roman"/>
-          <w:color w:val="CE9178"/>
-          <w:sz w:val="21"/>
-          <w:szCs w:val="21"/>
-        </w:rPr>
-        <w:t>07</w:t>
-      </w:r>
-      <w:r>
-        <w:rPr>
-          <w:rFonts w:ascii="Consolas" w:eastAsia="Times New Roman" w:hAnsi="Consolas" w:cs="Times New Roman"/>
-          <w:color w:val="CCCCCC"/>
-          <w:sz w:val="21"/>
-          <w:szCs w:val="21"/>
-        </w:rPr>
-        <w:t xml:space="preserve"> </w:t>
-      </w:r>
-      <w:proofErr w:type="gramStart"/>
-      <w:r>
-        <w:rPr>
-          <w:rFonts w:ascii="Consolas" w:eastAsia="Times New Roman" w:hAnsi="Consolas" w:cs="Times New Roman"/>
-          <w:color w:val="CE9178"/>
-          <w:sz w:val="21"/>
-          <w:szCs w:val="21"/>
-        </w:rPr>
-        <w:t>08</w:t>
-      </w:r>
-      <w:r>
-        <w:rPr>
-          <w:rFonts w:ascii="Consolas" w:eastAsia="Times New Roman" w:hAnsi="Consolas" w:cs="Times New Roman"/>
-          <w:color w:val="CCCCCC"/>
-          <w:sz w:val="21"/>
-          <w:szCs w:val="21"/>
-        </w:rPr>
         <w:t xml:space="preserve"> }</w:t>
       </w:r>
-      <w:proofErr w:type="gramEnd"/>
     </w:p>
     <w:p>
       <w:pPr>
@@ -10101,7 +9678,6 @@
         </w:rPr>
         <w:t>\"</w:t>
       </w:r>
-      <w:proofErr w:type="gramStart"/>
       <w:r>
         <w:rPr>
           <w:rFonts w:ascii="Consolas" w:eastAsia="Times New Roman" w:hAnsi="Consolas" w:cs="Times New Roman"/>
@@ -10120,7 +9696,6 @@
         </w:rPr>
         <w:t>\"</w:t>
       </w:r>
-      <w:proofErr w:type="gramEnd"/>
       <w:r>
         <w:rPr>
           <w:rFonts w:ascii="Consolas" w:eastAsia="Times New Roman" w:hAnsi="Consolas" w:cs="Times New Roman"/>
@@ -10214,7 +9789,6 @@
         </w:rPr>
         <w:t>\"</w:t>
       </w:r>
-      <w:proofErr w:type="gramStart"/>
       <w:r>
         <w:rPr>
           <w:rFonts w:ascii="Consolas" w:eastAsia="Times New Roman" w:hAnsi="Consolas" w:cs="Times New Roman"/>
@@ -10233,7 +9807,6 @@
         </w:rPr>
         <w:t>\"</w:t>
       </w:r>
-      <w:proofErr w:type="gramEnd"/>
       <w:r>
         <w:rPr>
           <w:rFonts w:ascii="Consolas" w:eastAsia="Times New Roman" w:hAnsi="Consolas" w:cs="Times New Roman"/>
@@ -10572,7 +10145,6 @@
         </w:rPr>
         <w:t xml:space="preserve">        </w:t>
       </w:r>
-      <w:proofErr w:type="gramStart"/>
       <w:r>
         <w:rPr>
           <w:rFonts w:ascii="Consolas" w:eastAsia="Times New Roman" w:hAnsi="Consolas" w:cs="Times New Roman"/>
@@ -10600,7 +10172,6 @@
         </w:rPr>
         <w:t>of</w:t>
       </w:r>
-      <w:proofErr w:type="gramEnd"/>
       <w:r>
         <w:rPr>
           <w:rFonts w:ascii="Consolas" w:eastAsia="Times New Roman" w:hAnsi="Consolas" w:cs="Times New Roman"/>
@@ -11014,15 +10585,7 @@
               <w:t>hxxp://</w:t>
             </w:r>
             <w:r>
-              <w:t xml:space="preserve"> </w:t>
-            </w:r>
-            <w:proofErr w:type="gramStart"/>
-            <w:r>
-              <w:t>srv.masterchiefsgruntemporium</w:t>
-            </w:r>
-            <w:proofErr w:type="gramEnd"/>
-            <w:r>
-              <w:t>.local</w:t>
+              <w:t xml:space="preserve"> srv.masterchiefsgruntemporium.local</w:t>
             </w:r>
           </w:p>
         </w:tc>

--- a/EmbedDLL_C2_Dropper-Loader_FINAL.docx
+++ b/EmbedDLL_C2_Dropper-Loader_FINAL.docx
@@ -166,8 +166,9 @@
           <w:sz w:val="44"/>
           <w:szCs w:val="44"/>
         </w:rPr>
-        <w:t>C2</w:t>
-      </w:r>
+        <w:t>C</w:t>
+      </w:r>
+      <w:proofErr w:type="gramStart"/>
       <w:r>
         <w:rPr>
           <w:rFonts w:ascii="Montserrat Medium" w:hAnsi="Montserrat Medium" w:cs="Times New Roman"/>
@@ -176,7 +177,7 @@
           <w:sz w:val="44"/>
           <w:szCs w:val="44"/>
         </w:rPr>
-        <w:t>.</w:t>
+        <w:t>2</w:t>
       </w:r>
       <w:r>
         <w:rPr>
@@ -186,7 +187,7 @@
           <w:sz w:val="44"/>
           <w:szCs w:val="44"/>
         </w:rPr>
-        <w:t>Bootstrap</w:t>
+        <w:t>.</w:t>
       </w:r>
       <w:r>
         <w:rPr>
@@ -196,7 +197,7 @@
           <w:sz w:val="44"/>
           <w:szCs w:val="44"/>
         </w:rPr>
-        <w:t>.</w:t>
+        <w:t>Bootstrap</w:t>
       </w:r>
       <w:r>
         <w:rPr>
@@ -206,7 +207,7 @@
           <w:sz w:val="44"/>
           <w:szCs w:val="44"/>
         </w:rPr>
-        <w:t>Dropper</w:t>
+        <w:t>.</w:t>
       </w:r>
       <w:r>
         <w:rPr>
@@ -216,8 +217,9 @@
           <w:sz w:val="44"/>
           <w:szCs w:val="44"/>
         </w:rPr>
-        <w:t>.</w:t>
-      </w:r>
+        <w:t>Dropper</w:t>
+      </w:r>
+      <w:proofErr w:type="gramEnd"/>
       <w:r>
         <w:rPr>
           <w:rFonts w:ascii="Montserrat Medium" w:hAnsi="Montserrat Medium" w:cs="Times New Roman"/>
@@ -226,13 +228,9 @@
           <w:sz w:val="44"/>
           <w:szCs w:val="44"/>
         </w:rPr>
-        <w:t>Loader</w:t>
-      </w:r>
-    </w:p>
-    <w:p>
-      <w:pPr>
-        <w:spacing w:after="160" w:line="259" w:lineRule="auto"/>
-        <w:jc w:val="center"/>
+        <w:t>.</w:t>
+      </w:r>
+      <w:r>
         <w:rPr>
           <w:rFonts w:ascii="Montserrat Medium" w:hAnsi="Montserrat Medium" w:cs="Times New Roman"/>
           <w:bCs/>
@@ -240,7 +238,8 @@
           <w:sz w:val="44"/>
           <w:szCs w:val="44"/>
         </w:rPr>
-      </w:pPr>
+        <w:t>Loader</w:t>
+      </w:r>
     </w:p>
     <w:p>
       <w:pPr>
@@ -250,6 +249,8 @@
           <w:rFonts w:ascii="Montserrat Medium" w:hAnsi="Montserrat Medium" w:cs="Times New Roman"/>
           <w:bCs/>
           <w:color w:val="004E76"/>
+          <w:sz w:val="44"/>
+          <w:szCs w:val="44"/>
         </w:rPr>
       </w:pPr>
     </w:p>
@@ -263,12 +264,23 @@
           <w:color w:val="004E76"/>
         </w:rPr>
       </w:pPr>
-      <w:r>
+    </w:p>
+    <w:p>
+      <w:pPr>
+        <w:spacing w:after="160" w:line="259" w:lineRule="auto"/>
+        <w:jc w:val="center"/>
         <w:rPr>
           <w:rFonts w:ascii="Montserrat Medium" w:hAnsi="Montserrat Medium" w:cs="Times New Roman"/>
           <w:bCs/>
           <w:color w:val="004E76"/>
         </w:rPr>
+      </w:pPr>
+      <w:r>
+        <w:rPr>
+          <w:rFonts w:ascii="Montserrat Medium" w:hAnsi="Montserrat Medium" w:cs="Times New Roman"/>
+          <w:bCs/>
+          <w:color w:val="004E76"/>
+        </w:rPr>
         <w:t>January 2,</w:t>
       </w:r>
       <w:r>
@@ -277,16 +289,26 @@
           <w:bCs/>
           <w:color w:val="004E76"/>
         </w:rPr>
-        <w:t xml:space="preserve"> 202</w:t>
-      </w:r>
+        <w:t xml:space="preserve"> </w:t>
+      </w:r>
+      <w:proofErr w:type="gramStart"/>
       <w:r>
         <w:rPr>
           <w:rFonts w:ascii="Montserrat Medium" w:hAnsi="Montserrat Medium" w:cs="Times New Roman"/>
           <w:bCs/>
           <w:color w:val="004E76"/>
         </w:rPr>
+        <w:t>202</w:t>
+      </w:r>
+      <w:r>
+        <w:rPr>
+          <w:rFonts w:ascii="Montserrat Medium" w:hAnsi="Montserrat Medium" w:cs="Times New Roman"/>
+          <w:bCs/>
+          <w:color w:val="004E76"/>
+        </w:rPr>
         <w:t>6</w:t>
       </w:r>
+      <w:proofErr w:type="gramEnd"/>
       <w:r>
         <w:rPr>
           <w:rFonts w:ascii="Montserrat Medium" w:hAnsi="Montserrat Medium" w:cs="Times New Roman"/>
@@ -346,17 +368,15 @@
         <w:br w:type="page"/>
       </w:r>
     </w:p>
-    <w:bookmarkStart w:id="0" w:name="_Toc218260620" w:displacedByCustomXml="next"/>
     <w:sdt>
       <w:sdtPr>
         <w:rPr>
           <w:rFonts w:ascii="Franklin Gothic Book" w:eastAsiaTheme="minorHAnsi" w:hAnsi="Franklin Gothic Book" w:cstheme="minorBidi"/>
-          <w:b w:val="0"/>
-          <w:color w:val="004E76"/>
+          <w:color w:val="000000" w:themeColor="text1"/>
           <w:sz w:val="24"/>
           <w:szCs w:val="22"/>
         </w:rPr>
-        <w:id w:val="815929648"/>
+        <w:id w:val="248864436"/>
         <w:docPartObj>
           <w:docPartGallery w:val="Table of Contents"/>
           <w:docPartUnique/>
@@ -364,18 +384,19 @@
       </w:sdtPr>
       <w:sdtEndPr>
         <w:rPr>
-          <w:rFonts w:cs="Times New Roman"/>
+          <w:b/>
+          <w:bCs/>
+          <w:noProof/>
         </w:rPr>
       </w:sdtEndPr>
       <w:sdtContent>
         <w:p>
           <w:pPr>
-            <w:pStyle w:val="Heading1"/>
+            <w:pStyle w:val="TOCHeading"/>
           </w:pPr>
           <w:r>
             <w:t>Table of Contents</w:t>
           </w:r>
-          <w:bookmarkEnd w:id="0"/>
         </w:p>
         <w:p>
           <w:pPr>
@@ -391,30 +412,21 @@
             </w:rPr>
           </w:pPr>
           <w:r>
-            <w:rPr>
-              <w:rFonts w:ascii="Montserrat Medium" w:hAnsi="Montserrat Medium"/>
-            </w:rPr>
             <w:fldChar w:fldCharType="begin"/>
           </w:r>
           <w:r>
-            <w:rPr>
-              <w:rFonts w:ascii="Montserrat Medium" w:hAnsi="Montserrat Medium"/>
-            </w:rPr>
             <w:instrText xml:space="preserve"> TOC \o "1-3" \h \z \u </w:instrText>
           </w:r>
           <w:r>
-            <w:rPr>
-              <w:rFonts w:ascii="Montserrat Medium" w:hAnsi="Montserrat Medium"/>
-            </w:rPr>
             <w:fldChar w:fldCharType="separate"/>
           </w:r>
-          <w:hyperlink w:anchor="_Toc218260620" w:history="1">
+          <w:hyperlink w:anchor="_Toc220165540" w:history="1">
             <w:r>
               <w:rPr>
                 <w:rStyle w:val="Hyperlink"/>
                 <w:noProof/>
               </w:rPr>
-              <w:t>Table of Contents</w:t>
+              <w:t>Executive Summary</w:t>
             </w:r>
             <w:r>
               <w:rPr>
@@ -435,7 +447,7 @@
                 <w:noProof/>
                 <w:webHidden/>
               </w:rPr>
-              <w:instrText xml:space="preserve"> PAGEREF _Toc218260620 \h </w:instrText>
+              <w:instrText xml:space="preserve"> PAGEREF _Toc220165540 \h </w:instrText>
             </w:r>
             <w:r>
               <w:rPr>
@@ -479,13 +491,13 @@
               <w14:ligatures w14:val="standardContextual"/>
             </w:rPr>
           </w:pPr>
-          <w:hyperlink w:anchor="_Toc218260621" w:history="1">
+          <w:hyperlink w:anchor="_Toc220165541" w:history="1">
             <w:r>
               <w:rPr>
                 <w:rStyle w:val="Hyperlink"/>
                 <w:noProof/>
               </w:rPr>
-              <w:t>Executive Summary</w:t>
+              <w:t>High-Level Technical Summary</w:t>
             </w:r>
             <w:r>
               <w:rPr>
@@ -506,7 +518,7 @@
                 <w:noProof/>
                 <w:webHidden/>
               </w:rPr>
-              <w:instrText xml:space="preserve"> PAGEREF _Toc218260621 \h </w:instrText>
+              <w:instrText xml:space="preserve"> PAGEREF _Toc220165541 \h </w:instrText>
             </w:r>
             <w:r>
               <w:rPr>
@@ -550,13 +562,13 @@
               <w14:ligatures w14:val="standardContextual"/>
             </w:rPr>
           </w:pPr>
-          <w:hyperlink w:anchor="_Toc218260622" w:history="1">
+          <w:hyperlink w:anchor="_Toc220165542" w:history="1">
             <w:r>
               <w:rPr>
                 <w:rStyle w:val="Hyperlink"/>
                 <w:noProof/>
               </w:rPr>
-              <w:t>High-Level Technical Summary</w:t>
+              <w:t>Execution Timeline</w:t>
             </w:r>
             <w:r>
               <w:rPr>
@@ -577,7 +589,7 @@
                 <w:noProof/>
                 <w:webHidden/>
               </w:rPr>
-              <w:instrText xml:space="preserve"> PAGEREF _Toc218260622 \h </w:instrText>
+              <w:instrText xml:space="preserve"> PAGEREF _Toc220165542 \h </w:instrText>
             </w:r>
             <w:r>
               <w:rPr>
@@ -621,7 +633,7 @@
               <w14:ligatures w14:val="standardContextual"/>
             </w:rPr>
           </w:pPr>
-          <w:hyperlink w:anchor="_Toc218260623" w:history="1">
+          <w:hyperlink w:anchor="_Toc220165543" w:history="1">
             <w:r>
               <w:rPr>
                 <w:rStyle w:val="Hyperlink"/>
@@ -648,7 +660,7 @@
                 <w:noProof/>
                 <w:webHidden/>
               </w:rPr>
-              <w:instrText xml:space="preserve"> PAGEREF _Toc218260623 \h </w:instrText>
+              <w:instrText xml:space="preserve"> PAGEREF _Toc220165543 \h </w:instrText>
             </w:r>
             <w:r>
               <w:rPr>
@@ -693,7 +705,7 @@
               <w14:ligatures w14:val="standardContextual"/>
             </w:rPr>
           </w:pPr>
-          <w:hyperlink w:anchor="_Toc218260624" w:history="1">
+          <w:hyperlink w:anchor="_Toc220165544" w:history="1">
             <w:r>
               <w:rPr>
                 <w:rStyle w:val="Hyperlink"/>
@@ -720,7 +732,7 @@
                 <w:noProof/>
                 <w:webHidden/>
               </w:rPr>
-              <w:instrText xml:space="preserve"> PAGEREF _Toc218260624 \h </w:instrText>
+              <w:instrText xml:space="preserve"> PAGEREF _Toc220165544 \h </w:instrText>
             </w:r>
             <w:r>
               <w:rPr>
@@ -765,7 +777,7 @@
               <w14:ligatures w14:val="standardContextual"/>
             </w:rPr>
           </w:pPr>
-          <w:hyperlink w:anchor="_Toc218260625" w:history="1">
+          <w:hyperlink w:anchor="_Toc220165545" w:history="1">
             <w:r>
               <w:rPr>
                 <w:rStyle w:val="Hyperlink"/>
@@ -792,7 +804,7 @@
                 <w:noProof/>
                 <w:webHidden/>
               </w:rPr>
-              <w:instrText xml:space="preserve"> PAGEREF _Toc218260625 \h </w:instrText>
+              <w:instrText xml:space="preserve"> PAGEREF _Toc220165545 \h </w:instrText>
             </w:r>
             <w:r>
               <w:rPr>
@@ -837,7 +849,7 @@
               <w14:ligatures w14:val="standardContextual"/>
             </w:rPr>
           </w:pPr>
-          <w:hyperlink w:anchor="_Toc218260626" w:history="1">
+          <w:hyperlink w:anchor="_Toc220165546" w:history="1">
             <w:r>
               <w:rPr>
                 <w:rStyle w:val="Hyperlink"/>
@@ -864,7 +876,7 @@
                 <w:noProof/>
                 <w:webHidden/>
               </w:rPr>
-              <w:instrText xml:space="preserve"> PAGEREF _Toc218260626 \h </w:instrText>
+              <w:instrText xml:space="preserve"> PAGEREF _Toc220165546 \h </w:instrText>
             </w:r>
             <w:r>
               <w:rPr>
@@ -884,7 +896,7 @@
                 <w:noProof/>
                 <w:webHidden/>
               </w:rPr>
-              <w:t>7</w:t>
+              <w:t>8</w:t>
             </w:r>
             <w:r>
               <w:rPr>
@@ -908,7 +920,7 @@
               <w14:ligatures w14:val="standardContextual"/>
             </w:rPr>
           </w:pPr>
-          <w:hyperlink w:anchor="_Toc218260627" w:history="1">
+          <w:hyperlink w:anchor="_Toc220165547" w:history="1">
             <w:r>
               <w:rPr>
                 <w:rStyle w:val="Hyperlink"/>
@@ -935,7 +947,7 @@
                 <w:noProof/>
                 <w:webHidden/>
               </w:rPr>
-              <w:instrText xml:space="preserve"> PAGEREF _Toc218260627 \h </w:instrText>
+              <w:instrText xml:space="preserve"> PAGEREF _Toc220165547 \h </w:instrText>
             </w:r>
             <w:r>
               <w:rPr>
@@ -979,7 +991,7 @@
               <w14:ligatures w14:val="standardContextual"/>
             </w:rPr>
           </w:pPr>
-          <w:hyperlink w:anchor="_Toc218260628" w:history="1">
+          <w:hyperlink w:anchor="_Toc220165548" w:history="1">
             <w:r>
               <w:rPr>
                 <w:rStyle w:val="Hyperlink"/>
@@ -1006,7 +1018,7 @@
                 <w:noProof/>
                 <w:webHidden/>
               </w:rPr>
-              <w:instrText xml:space="preserve"> PAGEREF _Toc218260628 \h </w:instrText>
+              <w:instrText xml:space="preserve"> PAGEREF _Toc220165548 \h </w:instrText>
             </w:r>
             <w:r>
               <w:rPr>
@@ -1026,7 +1038,7 @@
                 <w:noProof/>
                 <w:webHidden/>
               </w:rPr>
-              <w:t>11</w:t>
+              <w:t>13</w:t>
             </w:r>
             <w:r>
               <w:rPr>
@@ -1050,7 +1062,7 @@
               <w14:ligatures w14:val="standardContextual"/>
             </w:rPr>
           </w:pPr>
-          <w:hyperlink w:anchor="_Toc218260629" w:history="1">
+          <w:hyperlink w:anchor="_Toc220165549" w:history="1">
             <w:r>
               <w:rPr>
                 <w:rStyle w:val="Hyperlink"/>
@@ -1077,7 +1089,7 @@
                 <w:noProof/>
                 <w:webHidden/>
               </w:rPr>
-              <w:instrText xml:space="preserve"> PAGEREF _Toc218260629 \h </w:instrText>
+              <w:instrText xml:space="preserve"> PAGEREF _Toc220165549 \h </w:instrText>
             </w:r>
             <w:r>
               <w:rPr>
@@ -1097,7 +1109,7 @@
                 <w:noProof/>
                 <w:webHidden/>
               </w:rPr>
-              <w:t>16</w:t>
+              <w:t>18</w:t>
             </w:r>
             <w:r>
               <w:rPr>
@@ -1121,7 +1133,7 @@
               <w14:ligatures w14:val="standardContextual"/>
             </w:rPr>
           </w:pPr>
-          <w:hyperlink w:anchor="_Toc218260630" w:history="1">
+          <w:hyperlink w:anchor="_Toc220165550" w:history="1">
             <w:r>
               <w:rPr>
                 <w:rStyle w:val="Hyperlink"/>
@@ -1148,7 +1160,7 @@
                 <w:noProof/>
                 <w:webHidden/>
               </w:rPr>
-              <w:instrText xml:space="preserve"> PAGEREF _Toc218260630 \h </w:instrText>
+              <w:instrText xml:space="preserve"> PAGEREF _Toc220165550 \h </w:instrText>
             </w:r>
             <w:r>
               <w:rPr>
@@ -1168,7 +1180,7 @@
                 <w:noProof/>
                 <w:webHidden/>
               </w:rPr>
-              <w:t>17</w:t>
+              <w:t>20</w:t>
             </w:r>
             <w:r>
               <w:rPr>
@@ -1192,7 +1204,7 @@
               <w14:ligatures w14:val="standardContextual"/>
             </w:rPr>
           </w:pPr>
-          <w:hyperlink w:anchor="_Toc218260631" w:history="1">
+          <w:hyperlink w:anchor="_Toc220165551" w:history="1">
             <w:r>
               <w:rPr>
                 <w:rStyle w:val="Hyperlink"/>
@@ -1219,7 +1231,7 @@
                 <w:noProof/>
                 <w:webHidden/>
               </w:rPr>
-              <w:instrText xml:space="preserve"> PAGEREF _Toc218260631 \h </w:instrText>
+              <w:instrText xml:space="preserve"> PAGEREF _Toc220165551 \h </w:instrText>
             </w:r>
             <w:r>
               <w:rPr>
@@ -1239,7 +1251,7 @@
                 <w:noProof/>
                 <w:webHidden/>
               </w:rPr>
-              <w:t>18</w:t>
+              <w:t>21</w:t>
             </w:r>
             <w:r>
               <w:rPr>
@@ -1264,13 +1276,13 @@
               <w14:ligatures w14:val="standardContextual"/>
             </w:rPr>
           </w:pPr>
-          <w:hyperlink w:anchor="_Toc218260632" w:history="1">
+          <w:hyperlink w:anchor="_Toc220165552" w:history="1">
             <w:r>
               <w:rPr>
                 <w:rStyle w:val="Hyperlink"/>
                 <w:noProof/>
               </w:rPr>
-              <w:t>Network Indicators</w:t>
+              <w:t>Stage 1 Indicators of Compromise</w:t>
             </w:r>
             <w:r>
               <w:rPr>
@@ -1291,7 +1303,7 @@
                 <w:noProof/>
                 <w:webHidden/>
               </w:rPr>
-              <w:instrText xml:space="preserve"> PAGEREF _Toc218260632 \h </w:instrText>
+              <w:instrText xml:space="preserve"> PAGEREF _Toc220165552 \h </w:instrText>
             </w:r>
             <w:r>
               <w:rPr>
@@ -1311,7 +1323,7 @@
                 <w:noProof/>
                 <w:webHidden/>
               </w:rPr>
-              <w:t>18</w:t>
+              <w:t>22</w:t>
             </w:r>
             <w:r>
               <w:rPr>
@@ -1336,13 +1348,13 @@
               <w14:ligatures w14:val="standardContextual"/>
             </w:rPr>
           </w:pPr>
-          <w:hyperlink w:anchor="_Toc218260633" w:history="1">
+          <w:hyperlink w:anchor="_Toc220165553" w:history="1">
             <w:r>
               <w:rPr>
                 <w:rStyle w:val="Hyperlink"/>
                 <w:noProof/>
               </w:rPr>
-              <w:t>Host-based Indicators</w:t>
+              <w:t>Stage 2 Indicators of Compromise</w:t>
             </w:r>
             <w:r>
               <w:rPr>
@@ -1363,7 +1375,7 @@
                 <w:noProof/>
                 <w:webHidden/>
               </w:rPr>
-              <w:instrText xml:space="preserve"> PAGEREF _Toc218260633 \h </w:instrText>
+              <w:instrText xml:space="preserve"> PAGEREF _Toc220165553 \h </w:instrText>
             </w:r>
             <w:r>
               <w:rPr>
@@ -1383,7 +1395,7 @@
                 <w:noProof/>
                 <w:webHidden/>
               </w:rPr>
-              <w:t>19</w:t>
+              <w:t>22</w:t>
             </w:r>
             <w:r>
               <w:rPr>
@@ -1407,7 +1419,7 @@
               <w14:ligatures w14:val="standardContextual"/>
             </w:rPr>
           </w:pPr>
-          <w:hyperlink w:anchor="_Toc218260634" w:history="1">
+          <w:hyperlink w:anchor="_Toc220165554" w:history="1">
             <w:r>
               <w:rPr>
                 <w:rStyle w:val="Hyperlink"/>
@@ -1434,7 +1446,7 @@
                 <w:noProof/>
                 <w:webHidden/>
               </w:rPr>
-              <w:instrText xml:space="preserve"> PAGEREF _Toc218260634 \h </w:instrText>
+              <w:instrText xml:space="preserve"> PAGEREF _Toc220165554 \h </w:instrText>
             </w:r>
             <w:r>
               <w:rPr>
@@ -1454,7 +1466,7 @@
                 <w:noProof/>
                 <w:webHidden/>
               </w:rPr>
-              <w:t>21</w:t>
+              <w:t>25</w:t>
             </w:r>
             <w:r>
               <w:rPr>
@@ -1478,7 +1490,7 @@
               <w14:ligatures w14:val="standardContextual"/>
             </w:rPr>
           </w:pPr>
-          <w:hyperlink w:anchor="_Toc218260635" w:history="1">
+          <w:hyperlink w:anchor="_Toc220165555" w:history="1">
             <w:r>
               <w:rPr>
                 <w:rStyle w:val="Hyperlink"/>
@@ -1505,7 +1517,7 @@
                 <w:noProof/>
                 <w:webHidden/>
               </w:rPr>
-              <w:instrText xml:space="preserve"> PAGEREF _Toc218260635 \h </w:instrText>
+              <w:instrText xml:space="preserve"> PAGEREF _Toc220165555 \h </w:instrText>
             </w:r>
             <w:r>
               <w:rPr>
@@ -1525,7 +1537,7 @@
                 <w:noProof/>
                 <w:webHidden/>
               </w:rPr>
-              <w:t>22</w:t>
+              <w:t>29</w:t>
             </w:r>
             <w:r>
               <w:rPr>
@@ -1551,7 +1563,7 @@
               <w14:ligatures w14:val="standardContextual"/>
             </w:rPr>
           </w:pPr>
-          <w:hyperlink w:anchor="_Toc218260636" w:history="1">
+          <w:hyperlink w:anchor="_Toc220165556" w:history="1">
             <w:r>
               <w:rPr>
                 <w:rStyle w:val="Hyperlink"/>
@@ -1595,7 +1607,7 @@
                 <w:noProof/>
                 <w:webHidden/>
               </w:rPr>
-              <w:instrText xml:space="preserve"> PAGEREF _Toc218260636 \h </w:instrText>
+              <w:instrText xml:space="preserve"> PAGEREF _Toc220165556 \h </w:instrText>
             </w:r>
             <w:r>
               <w:rPr>
@@ -1615,7 +1627,7 @@
                 <w:noProof/>
                 <w:webHidden/>
               </w:rPr>
-              <w:t>22</w:t>
+              <w:t>29</w:t>
             </w:r>
             <w:r>
               <w:rPr>
@@ -1641,13 +1653,13 @@
               <w14:ligatures w14:val="standardContextual"/>
             </w:rPr>
           </w:pPr>
-          <w:hyperlink w:anchor="_Toc218260637" w:history="1">
+          <w:hyperlink w:anchor="_Toc220165557" w:history="1">
             <w:r>
               <w:rPr>
                 <w:rStyle w:val="Hyperlink"/>
                 <w:noProof/>
               </w:rPr>
-              <w:t>B.</w:t>
+              <w:t>A.</w:t>
             </w:r>
             <w:r>
               <w:rPr>
@@ -1685,7 +1697,7 @@
                 <w:noProof/>
                 <w:webHidden/>
               </w:rPr>
-              <w:instrText xml:space="preserve"> PAGEREF _Toc218260637 \h </w:instrText>
+              <w:instrText xml:space="preserve"> PAGEREF _Toc220165557 \h </w:instrText>
             </w:r>
             <w:r>
               <w:rPr>
@@ -1705,7 +1717,7 @@
                 <w:noProof/>
                 <w:webHidden/>
               </w:rPr>
-              <w:t>23</w:t>
+              <w:t>30</w:t>
             </w:r>
             <w:r>
               <w:rPr>
@@ -1731,13 +1743,13 @@
               <w14:ligatures w14:val="standardContextual"/>
             </w:rPr>
           </w:pPr>
-          <w:hyperlink w:anchor="_Toc218260638" w:history="1">
+          <w:hyperlink w:anchor="_Toc220165558" w:history="1">
             <w:r>
               <w:rPr>
                 <w:rStyle w:val="Hyperlink"/>
                 <w:noProof/>
               </w:rPr>
-              <w:t>C.</w:t>
+              <w:t>B.</w:t>
             </w:r>
             <w:r>
               <w:rPr>
@@ -1775,7 +1787,7 @@
                 <w:noProof/>
                 <w:webHidden/>
               </w:rPr>
-              <w:instrText xml:space="preserve"> PAGEREF _Toc218260638 \h </w:instrText>
+              <w:instrText xml:space="preserve"> PAGEREF _Toc220165558 \h </w:instrText>
             </w:r>
             <w:r>
               <w:rPr>
@@ -1795,7 +1807,7 @@
                 <w:noProof/>
                 <w:webHidden/>
               </w:rPr>
-              <w:t>23</w:t>
+              <w:t>30</w:t>
             </w:r>
             <w:r>
               <w:rPr>
@@ -1819,13 +1831,13 @@
               <w14:ligatures w14:val="standardContextual"/>
             </w:rPr>
           </w:pPr>
-          <w:hyperlink w:anchor="_Toc218260639" w:history="1">
+          <w:hyperlink w:anchor="_Toc220165559" w:history="1">
             <w:r>
               <w:rPr>
                 <w:rStyle w:val="Hyperlink"/>
                 <w:noProof/>
               </w:rPr>
-              <w:t>Updated Indicators of Compromise (IOC)</w:t>
+              <w:t>Analyst Summary</w:t>
             </w:r>
             <w:r>
               <w:rPr>
@@ -1846,7 +1858,7 @@
                 <w:noProof/>
                 <w:webHidden/>
               </w:rPr>
-              <w:instrText xml:space="preserve"> PAGEREF _Toc218260639 \h </w:instrText>
+              <w:instrText xml:space="preserve"> PAGEREF _Toc220165559 \h </w:instrText>
             </w:r>
             <w:r>
               <w:rPr>
@@ -1866,151 +1878,7 @@
                 <w:noProof/>
                 <w:webHidden/>
               </w:rPr>
-              <w:t>24</w:t>
-            </w:r>
-            <w:r>
-              <w:rPr>
-                <w:noProof/>
-                <w:webHidden/>
-              </w:rPr>
-              <w:fldChar w:fldCharType="end"/>
-            </w:r>
-          </w:hyperlink>
-        </w:p>
-        <w:p>
-          <w:pPr>
-            <w:pStyle w:val="TOC2"/>
-            <w:tabs>
-              <w:tab w:val="right" w:leader="dot" w:pos="9350"/>
-            </w:tabs>
-            <w:rPr>
-              <w:rFonts w:asciiTheme="minorHAnsi" w:eastAsiaTheme="minorEastAsia" w:hAnsiTheme="minorHAnsi" w:cstheme="minorBidi"/>
-              <w:noProof/>
-              <w:kern w:val="2"/>
-              <w:szCs w:val="24"/>
-              <w14:ligatures w14:val="standardContextual"/>
-            </w:rPr>
-          </w:pPr>
-          <w:hyperlink w:anchor="_Toc218260640" w:history="1">
-            <w:r>
-              <w:rPr>
-                <w:rStyle w:val="Hyperlink"/>
-                <w:noProof/>
-              </w:rPr>
-              <w:t>Network IOCs</w:t>
-            </w:r>
-            <w:r>
-              <w:rPr>
-                <w:noProof/>
-                <w:webHidden/>
-              </w:rPr>
-              <w:tab/>
-            </w:r>
-            <w:r>
-              <w:rPr>
-                <w:noProof/>
-                <w:webHidden/>
-              </w:rPr>
-              <w:fldChar w:fldCharType="begin"/>
-            </w:r>
-            <w:r>
-              <w:rPr>
-                <w:noProof/>
-                <w:webHidden/>
-              </w:rPr>
-              <w:instrText xml:space="preserve"> PAGEREF _Toc218260640 \h </w:instrText>
-            </w:r>
-            <w:r>
-              <w:rPr>
-                <w:noProof/>
-                <w:webHidden/>
-              </w:rPr>
-            </w:r>
-            <w:r>
-              <w:rPr>
-                <w:noProof/>
-                <w:webHidden/>
-              </w:rPr>
-              <w:fldChar w:fldCharType="separate"/>
-            </w:r>
-            <w:r>
-              <w:rPr>
-                <w:noProof/>
-                <w:webHidden/>
-              </w:rPr>
-              <w:t>24</w:t>
-            </w:r>
-            <w:r>
-              <w:rPr>
-                <w:noProof/>
-                <w:webHidden/>
-              </w:rPr>
-              <w:fldChar w:fldCharType="end"/>
-            </w:r>
-          </w:hyperlink>
-        </w:p>
-        <w:p>
-          <w:pPr>
-            <w:pStyle w:val="TOC2"/>
-            <w:tabs>
-              <w:tab w:val="right" w:leader="dot" w:pos="9350"/>
-            </w:tabs>
-            <w:rPr>
-              <w:rFonts w:asciiTheme="minorHAnsi" w:eastAsiaTheme="minorEastAsia" w:hAnsiTheme="minorHAnsi" w:cstheme="minorBidi"/>
-              <w:noProof/>
-              <w:kern w:val="2"/>
-              <w:szCs w:val="24"/>
-              <w14:ligatures w14:val="standardContextual"/>
-            </w:rPr>
-          </w:pPr>
-          <w:hyperlink w:anchor="_Toc218260641" w:history="1">
-            <w:r>
-              <w:rPr>
-                <w:rStyle w:val="Hyperlink"/>
-                <w:noProof/>
-              </w:rPr>
-              <w:t>Host-Based IOCs</w:t>
-            </w:r>
-            <w:r>
-              <w:rPr>
-                <w:noProof/>
-                <w:webHidden/>
-              </w:rPr>
-              <w:tab/>
-            </w:r>
-            <w:r>
-              <w:rPr>
-                <w:noProof/>
-                <w:webHidden/>
-              </w:rPr>
-              <w:fldChar w:fldCharType="begin"/>
-            </w:r>
-            <w:r>
-              <w:rPr>
-                <w:noProof/>
-                <w:webHidden/>
-              </w:rPr>
-              <w:instrText xml:space="preserve"> PAGEREF _Toc218260641 \h </w:instrText>
-            </w:r>
-            <w:r>
-              <w:rPr>
-                <w:noProof/>
-                <w:webHidden/>
-              </w:rPr>
-            </w:r>
-            <w:r>
-              <w:rPr>
-                <w:noProof/>
-                <w:webHidden/>
-              </w:rPr>
-              <w:fldChar w:fldCharType="separate"/>
-            </w:r>
-            <w:r>
-              <w:rPr>
-                <w:noProof/>
-                <w:webHidden/>
-              </w:rPr>
-              <w:t>24</w:t>
+              <w:t>31</w:t>
             </w:r>
             <w:r>
               <w:rPr>
@@ -2034,13 +1902,13 @@
               <w14:ligatures w14:val="standardContextual"/>
             </w:rPr>
           </w:pPr>
-          <w:hyperlink w:anchor="_Toc218260642" w:history="1">
+          <w:hyperlink w:anchor="_Toc220165560" w:history="1">
             <w:r>
               <w:rPr>
                 <w:rStyle w:val="Hyperlink"/>
                 <w:noProof/>
               </w:rPr>
-              <w:t>Analyst Summary</w:t>
+              <w:t>MITRE ATT&amp;CK Technique Mapping</w:t>
             </w:r>
             <w:r>
               <w:rPr>
@@ -2061,7 +1929,7 @@
                 <w:noProof/>
                 <w:webHidden/>
               </w:rPr>
-              <w:instrText xml:space="preserve"> PAGEREF _Toc218260642 \h </w:instrText>
+              <w:instrText xml:space="preserve"> PAGEREF _Toc220165560 \h </w:instrText>
             </w:r>
             <w:r>
               <w:rPr>
@@ -2081,7 +1949,7 @@
                 <w:noProof/>
                 <w:webHidden/>
               </w:rPr>
-              <w:t>24</w:t>
+              <w:t>31</w:t>
             </w:r>
             <w:r>
               <w:rPr>
@@ -2093,229 +1961,8 @@
           </w:hyperlink>
         </w:p>
         <w:p>
-          <w:pPr>
-            <w:pStyle w:val="TOC1"/>
-            <w:rPr>
-              <w:rFonts w:asciiTheme="minorHAnsi" w:eastAsiaTheme="minorEastAsia" w:hAnsiTheme="minorHAnsi" w:cstheme="minorBidi"/>
-              <w:b w:val="0"/>
-              <w:noProof/>
-              <w:kern w:val="2"/>
-              <w:sz w:val="24"/>
-              <w:szCs w:val="24"/>
-              <w14:ligatures w14:val="standardContextual"/>
-            </w:rPr>
-          </w:pPr>
-          <w:hyperlink w:anchor="_Toc218260643" w:history="1">
-            <w:r>
-              <w:rPr>
-                <w:rStyle w:val="Hyperlink"/>
-                <w:noProof/>
-              </w:rPr>
-              <w:t>Executive Summary (Updated)</w:t>
-            </w:r>
-            <w:r>
-              <w:rPr>
-                <w:noProof/>
-                <w:webHidden/>
-              </w:rPr>
-              <w:tab/>
-            </w:r>
-            <w:r>
-              <w:rPr>
-                <w:noProof/>
-                <w:webHidden/>
-              </w:rPr>
-              <w:fldChar w:fldCharType="begin"/>
-            </w:r>
-            <w:r>
-              <w:rPr>
-                <w:noProof/>
-                <w:webHidden/>
-              </w:rPr>
-              <w:instrText xml:space="preserve"> PAGEREF _Toc218260643 \h </w:instrText>
-            </w:r>
-            <w:r>
-              <w:rPr>
-                <w:noProof/>
-                <w:webHidden/>
-              </w:rPr>
-            </w:r>
-            <w:r>
-              <w:rPr>
-                <w:noProof/>
-                <w:webHidden/>
-              </w:rPr>
-              <w:fldChar w:fldCharType="separate"/>
-            </w:r>
-            <w:r>
-              <w:rPr>
-                <w:noProof/>
-                <w:webHidden/>
-              </w:rPr>
-              <w:t>24</w:t>
-            </w:r>
-            <w:r>
-              <w:rPr>
-                <w:noProof/>
-                <w:webHidden/>
-              </w:rPr>
-              <w:fldChar w:fldCharType="end"/>
-            </w:r>
-          </w:hyperlink>
-        </w:p>
-        <w:p>
-          <w:pPr>
-            <w:pStyle w:val="TOC1"/>
-            <w:rPr>
-              <w:rFonts w:asciiTheme="minorHAnsi" w:eastAsiaTheme="minorEastAsia" w:hAnsiTheme="minorHAnsi" w:cstheme="minorBidi"/>
-              <w:b w:val="0"/>
-              <w:noProof/>
-              <w:kern w:val="2"/>
-              <w:sz w:val="24"/>
-              <w:szCs w:val="24"/>
-              <w14:ligatures w14:val="standardContextual"/>
-            </w:rPr>
-          </w:pPr>
-          <w:hyperlink w:anchor="_Toc218260644" w:history="1">
-            <w:r>
-              <w:rPr>
-                <w:rStyle w:val="Hyperlink"/>
-                <w:noProof/>
-              </w:rPr>
-              <w:t>MITRE ATT&amp;CK Technique Mapping</w:t>
-            </w:r>
-            <w:r>
-              <w:rPr>
-                <w:noProof/>
-                <w:webHidden/>
-              </w:rPr>
-              <w:tab/>
-            </w:r>
-            <w:r>
-              <w:rPr>
-                <w:noProof/>
-                <w:webHidden/>
-              </w:rPr>
-              <w:fldChar w:fldCharType="begin"/>
-            </w:r>
-            <w:r>
-              <w:rPr>
-                <w:noProof/>
-                <w:webHidden/>
-              </w:rPr>
-              <w:instrText xml:space="preserve"> PAGEREF _Toc218260644 \h </w:instrText>
-            </w:r>
-            <w:r>
-              <w:rPr>
-                <w:noProof/>
-                <w:webHidden/>
-              </w:rPr>
-            </w:r>
-            <w:r>
-              <w:rPr>
-                <w:noProof/>
-                <w:webHidden/>
-              </w:rPr>
-              <w:fldChar w:fldCharType="separate"/>
-            </w:r>
-            <w:r>
-              <w:rPr>
-                <w:noProof/>
-                <w:webHidden/>
-              </w:rPr>
-              <w:t>24</w:t>
-            </w:r>
-            <w:r>
-              <w:rPr>
-                <w:noProof/>
-                <w:webHidden/>
-              </w:rPr>
-              <w:fldChar w:fldCharType="end"/>
-            </w:r>
-          </w:hyperlink>
-        </w:p>
-        <w:p>
-          <w:pPr>
-            <w:pStyle w:val="TOC1"/>
-            <w:rPr>
-              <w:rFonts w:asciiTheme="minorHAnsi" w:eastAsiaTheme="minorEastAsia" w:hAnsiTheme="minorHAnsi" w:cstheme="minorBidi"/>
-              <w:b w:val="0"/>
-              <w:noProof/>
-              <w:kern w:val="2"/>
-              <w:sz w:val="24"/>
-              <w:szCs w:val="24"/>
-              <w14:ligatures w14:val="standardContextual"/>
-            </w:rPr>
-          </w:pPr>
-          <w:hyperlink w:anchor="_Toc218260645" w:history="1">
-            <w:r>
-              <w:rPr>
-                <w:rStyle w:val="Hyperlink"/>
-                <w:noProof/>
-              </w:rPr>
-              <w:t>Execution Timeline</w:t>
-            </w:r>
-            <w:r>
-              <w:rPr>
-                <w:noProof/>
-                <w:webHidden/>
-              </w:rPr>
-              <w:tab/>
-            </w:r>
-            <w:r>
-              <w:rPr>
-                <w:noProof/>
-                <w:webHidden/>
-              </w:rPr>
-              <w:fldChar w:fldCharType="begin"/>
-            </w:r>
-            <w:r>
-              <w:rPr>
-                <w:noProof/>
-                <w:webHidden/>
-              </w:rPr>
-              <w:instrText xml:space="preserve"> PAGEREF _Toc218260645 \h </w:instrText>
-            </w:r>
-            <w:r>
-              <w:rPr>
-                <w:noProof/>
-                <w:webHidden/>
-              </w:rPr>
-            </w:r>
-            <w:r>
-              <w:rPr>
-                <w:noProof/>
-                <w:webHidden/>
-              </w:rPr>
-              <w:fldChar w:fldCharType="separate"/>
-            </w:r>
-            <w:r>
-              <w:rPr>
-                <w:noProof/>
-                <w:webHidden/>
-              </w:rPr>
-              <w:t>25</w:t>
-            </w:r>
-            <w:r>
-              <w:rPr>
-                <w:noProof/>
-                <w:webHidden/>
-              </w:rPr>
-              <w:fldChar w:fldCharType="end"/>
-            </w:r>
-          </w:hyperlink>
-        </w:p>
-        <w:p>
-          <w:pPr>
-            <w:rPr>
-              <w:rFonts w:ascii="Montserrat Medium" w:hAnsi="Montserrat Medium" w:cs="Times New Roman"/>
-              <w:bCs/>
-              <w:noProof/>
-            </w:rPr>
-          </w:pPr>
           <w:r>
             <w:rPr>
-              <w:rFonts w:ascii="Montserrat Medium" w:hAnsi="Montserrat Medium" w:cs="Times New Roman"/>
               <w:b/>
               <w:bCs/>
               <w:noProof/>
@@ -2343,11 +1990,11 @@
       <w:pPr>
         <w:pStyle w:val="Heading1"/>
       </w:pPr>
-      <w:bookmarkStart w:id="1" w:name="_Toc218260621"/>
+      <w:bookmarkStart w:id="0" w:name="_Toc220165540"/>
       <w:r>
         <w:t>Executive Summary</w:t>
       </w:r>
-      <w:bookmarkEnd w:id="1"/>
+      <w:bookmarkEnd w:id="0"/>
     </w:p>
     <w:p>
       <w:pPr>
@@ -2472,7 +2119,21 @@
         <w:rPr>
           <w:rFonts w:ascii="Montserrat Medium" w:hAnsi="Montserrat Medium"/>
         </w:rPr>
-        <w:t xml:space="preserve"> loader that deploys a secondary payload using DLL reflection and Living-off-the-Land binaries. The malware is designed to evade static detection through AES-encrypted embedded resources and reflective assembly loading. Persistence is achieved via registry Run keys and execution is proxied through </w:t>
+        <w:t xml:space="preserve"> </w:t>
+      </w:r>
+      <w:proofErr w:type="gramStart"/>
+      <w:r>
+        <w:rPr>
+          <w:rFonts w:ascii="Montserrat Medium" w:hAnsi="Montserrat Medium"/>
+        </w:rPr>
+        <w:t>loader</w:t>
+      </w:r>
+      <w:proofErr w:type="gramEnd"/>
+      <w:r>
+        <w:rPr>
+          <w:rFonts w:ascii="Montserrat Medium" w:hAnsi="Montserrat Medium"/>
+        </w:rPr>
+        <w:t xml:space="preserve"> that deploys a secondary payload using DLL reflection and Living-off-the-Land binaries. The malware is designed to evade static detection through AES-encrypted embedded resources and reflective assembly loading. Persistence is achieved via registry Run keys and execution is proxied through </w:t>
       </w:r>
       <w:proofErr w:type="spellStart"/>
       <w:r>
@@ -2539,11 +2200,11 @@
       <w:pPr>
         <w:pStyle w:val="Heading1"/>
       </w:pPr>
-      <w:bookmarkStart w:id="2" w:name="_Toc218260622"/>
+      <w:bookmarkStart w:id="1" w:name="_Toc220165541"/>
       <w:r>
         <w:t>High-Level Technical Summary</w:t>
       </w:r>
-      <w:bookmarkEnd w:id="2"/>
+      <w:bookmarkEnd w:id="1"/>
     </w:p>
     <w:p/>
     <w:p>
@@ -2664,19 +2325,19 @@
       <w:pPr>
         <w:pStyle w:val="Heading1"/>
       </w:pPr>
-      <w:bookmarkStart w:id="3" w:name="_Toc218260645"/>
+      <w:bookmarkStart w:id="2" w:name="_Toc220165542"/>
       <w:r>
         <w:t xml:space="preserve">Execution </w:t>
       </w:r>
-      <w:bookmarkStart w:id="4" w:name="_Hlk218324227"/>
+      <w:bookmarkStart w:id="3" w:name="_Hlk218324227"/>
       <w:r>
         <w:t>Timeli</w:t>
       </w:r>
-      <w:bookmarkEnd w:id="4"/>
+      <w:bookmarkEnd w:id="3"/>
       <w:r>
         <w:t>ne</w:t>
       </w:r>
-      <w:bookmarkEnd w:id="3"/>
+      <w:bookmarkEnd w:id="2"/>
     </w:p>
     <w:p>
       <w:pPr>
@@ -2840,7 +2501,87 @@
         </w:rPr>
       </w:pPr>
     </w:p>
-    <w:p/>
+    <w:p>
+      <w:pPr>
+        <w:rPr>
+          <w:rFonts w:ascii="Montserrat Medium" w:hAnsi="Montserrat Medium"/>
+        </w:rPr>
+      </w:pPr>
+      <w:r>
+        <w:rPr>
+          <w:rFonts w:ascii="Montserrat Medium" w:hAnsi="Montserrat Medium"/>
+        </w:rPr>
+        <w:t>Stage 1: Initial loader executable</w:t>
+      </w:r>
+    </w:p>
+    <w:p>
+      <w:pPr>
+        <w:rPr>
+          <w:rFonts w:ascii="Montserrat Medium" w:hAnsi="Montserrat Medium"/>
+        </w:rPr>
+      </w:pPr>
+    </w:p>
+    <w:p>
+      <w:pPr>
+        <w:rPr>
+          <w:rFonts w:ascii="Montserrat Medium" w:hAnsi="Montserrat Medium"/>
+        </w:rPr>
+      </w:pPr>
+      <w:r>
+        <w:rPr>
+          <w:rFonts w:ascii="Montserrat Medium" w:hAnsi="Montserrat Medium"/>
+        </w:rPr>
+        <w:t xml:space="preserve">Stage 2: In-memory DLL dropper / </w:t>
+      </w:r>
+      <w:proofErr w:type="spellStart"/>
+      <w:r>
+        <w:rPr>
+          <w:rFonts w:ascii="Montserrat Medium" w:hAnsi="Montserrat Medium"/>
+        </w:rPr>
+        <w:t>decryptor</w:t>
+      </w:r>
+      <w:proofErr w:type="spellEnd"/>
+    </w:p>
+    <w:p>
+      <w:pPr>
+        <w:rPr>
+          <w:rFonts w:ascii="Montserrat Medium" w:hAnsi="Montserrat Medium"/>
+        </w:rPr>
+      </w:pPr>
+    </w:p>
+    <w:p>
+      <w:pPr>
+        <w:rPr>
+          <w:rFonts w:ascii="Montserrat Medium" w:hAnsi="Montserrat Medium"/>
+        </w:rPr>
+      </w:pPr>
+      <w:r>
+        <w:rPr>
+          <w:rFonts w:ascii="Montserrat Medium" w:hAnsi="Montserrat Medium"/>
+        </w:rPr>
+        <w:t>Stage 3: Persistent script-based builder / launcher</w:t>
+      </w:r>
+    </w:p>
+    <w:p>
+      <w:pPr>
+        <w:rPr>
+          <w:rFonts w:ascii="Montserrat Medium" w:hAnsi="Montserrat Medium"/>
+        </w:rPr>
+      </w:pPr>
+    </w:p>
+    <w:p>
+      <w:pPr>
+        <w:rPr>
+          <w:rFonts w:ascii="Montserrat Medium" w:hAnsi="Montserrat Medium"/>
+        </w:rPr>
+      </w:pPr>
+      <w:r>
+        <w:rPr>
+          <w:rFonts w:ascii="Montserrat Medium" w:hAnsi="Montserrat Medium"/>
+        </w:rPr>
+        <w:t>Stage 4: Final implant / C2 agent</w:t>
+      </w:r>
+    </w:p>
     <w:p>
       <w:pPr>
         <w:spacing w:after="160" w:line="259" w:lineRule="auto"/>
@@ -2880,7 +2621,7 @@
           <w:noProof/>
         </w:rPr>
         <w:drawing>
-          <wp:inline distT="0" distB="0" distL="0" distR="0" wp14:anchorId="78FA3533" wp14:editId="75FCE52E">
+          <wp:inline distT="0" distB="0" distL="0" distR="0" wp14:anchorId="78FA3533" wp14:editId="35BFCA2E">
             <wp:extent cx="5064125" cy="8229600"/>
             <wp:effectExtent l="0" t="0" r="3175" b="0"/>
             <wp:docPr id="800585426" name="Picture 4"/>
@@ -2945,11 +2686,11 @@
       <w:pPr>
         <w:pStyle w:val="Heading1"/>
       </w:pPr>
-      <w:bookmarkStart w:id="5" w:name="_Toc218260623"/>
+      <w:bookmarkStart w:id="4" w:name="_Toc220165543"/>
       <w:r>
         <w:t>Malware Composition</w:t>
       </w:r>
-      <w:bookmarkEnd w:id="5"/>
+      <w:bookmarkEnd w:id="4"/>
     </w:p>
     <w:p>
       <w:r>
@@ -3131,11 +2872,11 @@
       <w:pPr>
         <w:pStyle w:val="Heading2"/>
       </w:pPr>
-      <w:bookmarkStart w:id="6" w:name="_Toc218260624"/>
+      <w:bookmarkStart w:id="5" w:name="_Toc220165544"/>
       <w:r>
         <w:t>EmbedDLL.dll</w:t>
       </w:r>
-      <w:bookmarkEnd w:id="6"/>
+      <w:bookmarkEnd w:id="5"/>
     </w:p>
     <w:p>
       <w:pPr>
@@ -3230,7 +2971,7 @@
     </w:p>
     <w:p/>
     <w:p>
-      <w:bookmarkStart w:id="7" w:name="_Toc218260625"/>
+      <w:bookmarkStart w:id="6" w:name="_Toc220165545"/>
       <w:r>
         <w:rPr>
           <w:rStyle w:val="Heading2Char"/>
@@ -3243,7 +2984,7 @@
         </w:rPr>
         <w:t>:</w:t>
       </w:r>
-      <w:bookmarkEnd w:id="7"/>
+      <w:bookmarkEnd w:id="6"/>
       <w:r>
         <w:t xml:space="preserve"> </w:t>
       </w:r>
@@ -3405,7 +3146,6 @@
           <w:rStyle w:val="Heading2Char"/>
         </w:rPr>
       </w:pPr>
-      <w:bookmarkStart w:id="8" w:name="_Toc218260626"/>
     </w:p>
     <w:p>
       <w:pPr>
@@ -3450,6 +3190,7 @@
       </w:pPr>
     </w:p>
     <w:p>
+      <w:bookmarkStart w:id="7" w:name="_Toc220165546"/>
       <w:r>
         <w:rPr>
           <w:rStyle w:val="Heading2Char"/>
@@ -3462,7 +3203,7 @@
         </w:rPr>
         <w:t>:</w:t>
       </w:r>
-      <w:bookmarkEnd w:id="8"/>
+      <w:bookmarkEnd w:id="7"/>
       <w:r>
         <w:t xml:space="preserve"> </w:t>
       </w:r>
@@ -3536,111 +3277,158 @@
         </w:rPr>
         <w:t xml:space="preserve">The XML payload is dropped in </w:t>
       </w:r>
+      <w:proofErr w:type="gramStart"/>
       <w:r>
         <w:rPr>
           <w:i/>
           <w:iCs/>
         </w:rPr>
-        <w:t>Public user folder</w:t>
-      </w:r>
-    </w:p>
-    <w:p>
-      <w:pPr>
-        <w:spacing w:after="160" w:line="259" w:lineRule="auto"/>
-      </w:pPr>
-    </w:p>
-    <w:p>
-      <w:pPr>
-        <w:spacing w:after="160" w:line="259" w:lineRule="auto"/>
-      </w:pPr>
-    </w:p>
-    <w:p>
-      <w:pPr>
-        <w:spacing w:after="160" w:line="259" w:lineRule="auto"/>
-      </w:pPr>
-    </w:p>
-    <w:p>
-      <w:pPr>
-        <w:spacing w:after="160" w:line="259" w:lineRule="auto"/>
-      </w:pPr>
-    </w:p>
-    <w:p>
-      <w:pPr>
-        <w:spacing w:after="160" w:line="259" w:lineRule="auto"/>
-      </w:pPr>
-    </w:p>
-    <w:p>
-      <w:pPr>
-        <w:spacing w:after="160" w:line="259" w:lineRule="auto"/>
-      </w:pPr>
-    </w:p>
-    <w:p>
-      <w:pPr>
-        <w:spacing w:after="160" w:line="259" w:lineRule="auto"/>
-      </w:pPr>
-    </w:p>
-    <w:p>
-      <w:pPr>
-        <w:spacing w:after="160" w:line="259" w:lineRule="auto"/>
-      </w:pPr>
-    </w:p>
-    <w:p>
-      <w:pPr>
-        <w:spacing w:after="160" w:line="259" w:lineRule="auto"/>
-      </w:pPr>
-    </w:p>
-    <w:p>
-      <w:pPr>
-        <w:spacing w:after="160" w:line="259" w:lineRule="auto"/>
-      </w:pPr>
-    </w:p>
-    <w:p>
-      <w:pPr>
-        <w:spacing w:after="160" w:line="259" w:lineRule="auto"/>
-      </w:pPr>
-    </w:p>
-    <w:p>
-      <w:pPr>
-        <w:spacing w:after="160" w:line="259" w:lineRule="auto"/>
-      </w:pPr>
-    </w:p>
-    <w:p>
-      <w:pPr>
-        <w:spacing w:after="160" w:line="259" w:lineRule="auto"/>
-      </w:pPr>
-    </w:p>
-    <w:p>
-      <w:pPr>
-        <w:spacing w:after="160" w:line="259" w:lineRule="auto"/>
-      </w:pPr>
-    </w:p>
-    <w:p>
-      <w:pPr>
-        <w:spacing w:after="160" w:line="259" w:lineRule="auto"/>
-      </w:pPr>
-    </w:p>
-    <w:p>
-      <w:pPr>
-        <w:spacing w:after="160" w:line="259" w:lineRule="auto"/>
+        <w:t>Public</w:t>
+      </w:r>
+      <w:proofErr w:type="gramEnd"/>
+      <w:r>
         <w:rPr>
           <w:i/>
           <w:iCs/>
         </w:rPr>
+        <w:t xml:space="preserve"> user folder</w:t>
+      </w:r>
+    </w:p>
+    <w:p>
+      <w:pPr>
+        <w:spacing w:after="160" w:line="259" w:lineRule="auto"/>
+      </w:pPr>
+    </w:p>
+    <w:p>
+      <w:pPr>
+        <w:spacing w:after="160" w:line="259" w:lineRule="auto"/>
+      </w:pPr>
+    </w:p>
+    <w:p>
+      <w:pPr>
+        <w:spacing w:after="160" w:line="259" w:lineRule="auto"/>
+      </w:pPr>
+    </w:p>
+    <w:p>
+      <w:pPr>
+        <w:spacing w:after="160" w:line="259" w:lineRule="auto"/>
+      </w:pPr>
+    </w:p>
+    <w:p>
+      <w:pPr>
+        <w:spacing w:after="160" w:line="259" w:lineRule="auto"/>
+      </w:pPr>
+    </w:p>
+    <w:p>
+      <w:pPr>
+        <w:spacing w:after="160" w:line="259" w:lineRule="auto"/>
+      </w:pPr>
+    </w:p>
+    <w:p>
+      <w:pPr>
+        <w:spacing w:after="160" w:line="259" w:lineRule="auto"/>
+      </w:pPr>
+    </w:p>
+    <w:p>
+      <w:pPr>
+        <w:spacing w:after="160" w:line="259" w:lineRule="auto"/>
+      </w:pPr>
+    </w:p>
+    <w:p>
+      <w:pPr>
+        <w:spacing w:after="160" w:line="259" w:lineRule="auto"/>
+      </w:pPr>
+    </w:p>
+    <w:p>
+      <w:pPr>
+        <w:spacing w:after="160" w:line="259" w:lineRule="auto"/>
+      </w:pPr>
+    </w:p>
+    <w:p>
+      <w:pPr>
+        <w:spacing w:after="160" w:line="259" w:lineRule="auto"/>
+      </w:pPr>
+    </w:p>
+    <w:p>
+      <w:pPr>
+        <w:spacing w:after="160" w:line="259" w:lineRule="auto"/>
+      </w:pPr>
+    </w:p>
+    <w:p>
+      <w:pPr>
+        <w:spacing w:after="160" w:line="259" w:lineRule="auto"/>
+      </w:pPr>
+    </w:p>
+    <w:p>
+      <w:pPr>
+        <w:spacing w:after="160" w:line="259" w:lineRule="auto"/>
+      </w:pPr>
+    </w:p>
+    <w:p>
+      <w:pPr>
+        <w:spacing w:after="160" w:line="259" w:lineRule="auto"/>
+      </w:pPr>
+    </w:p>
+    <w:p>
+      <w:pPr>
+        <w:spacing w:after="160" w:line="259" w:lineRule="auto"/>
+        <w:rPr>
+          <w:i/>
+          <w:iCs/>
+        </w:rPr>
       </w:pPr>
     </w:p>
     <w:p>
       <w:pPr>
         <w:pStyle w:val="Heading1"/>
       </w:pPr>
-      <w:bookmarkStart w:id="9" w:name="_Toc218260627"/>
+      <w:bookmarkStart w:id="8" w:name="_Toc220165547"/>
       <w:r>
         <w:t>Basic Static Analysis</w:t>
       </w:r>
-      <w:bookmarkEnd w:id="9"/>
+      <w:bookmarkEnd w:id="8"/>
     </w:p>
     <w:p>
       <w:r>
         <w:t>{Screenshots and description about basic static artifacts and methods}</w:t>
+      </w:r>
+    </w:p>
+    <w:p/>
+    <w:p>
+      <w:pPr>
+        <w:rPr>
+          <w:b/>
+          <w:bCs/>
+          <w:sz w:val="32"/>
+          <w:szCs w:val="32"/>
+        </w:rPr>
+      </w:pPr>
+      <w:r>
+        <w:rPr>
+          <w:b/>
+          <w:bCs/>
+          <w:sz w:val="32"/>
+          <w:szCs w:val="32"/>
+        </w:rPr>
+        <w:t>Stage 1</w:t>
+      </w:r>
+      <w:r>
+        <w:rPr>
+          <w:b/>
+          <w:bCs/>
+          <w:sz w:val="32"/>
+          <w:szCs w:val="32"/>
+        </w:rPr>
+        <w:t>: Encrypted Payload Dropper</w:t>
+      </w:r>
+      <w:r>
+        <w:rPr>
+          <w:b/>
+          <w:bCs/>
+          <w:sz w:val="32"/>
+          <w:szCs w:val="32"/>
+        </w:rPr>
+        <w:t xml:space="preserve"> and Persistence</w:t>
       </w:r>
     </w:p>
     <w:p/>
@@ -3664,6 +3452,7 @@
         </w:rPr>
         <w:t>Filename</w:t>
       </w:r>
+      <w:proofErr w:type="gramStart"/>
       <w:r>
         <w:rPr>
           <w:rFonts w:ascii="Montserrat Medium" w:hAnsi="Montserrat Medium"/>
@@ -3683,6 +3472,7 @@
       <w:r>
         <w:t>Malware.cryptlib64.dll</w:t>
       </w:r>
+      <w:proofErr w:type="gramEnd"/>
     </w:p>
     <w:p>
       <w:pPr>
@@ -3704,6 +3494,7 @@
         </w:rPr>
         <w:t>File size</w:t>
       </w:r>
+      <w:proofErr w:type="gramStart"/>
       <w:r>
         <w:rPr>
           <w:rFonts w:ascii="Montserrat Medium" w:hAnsi="Montserrat Medium"/>
@@ -3721,7 +3512,11 @@
         <w:t xml:space="preserve">  </w:t>
       </w:r>
       <w:r>
-        <w:t>29184 bytes</w:t>
+        <w:t>29184</w:t>
+      </w:r>
+      <w:proofErr w:type="gramEnd"/>
+      <w:r>
+        <w:t xml:space="preserve"> bytes</w:t>
       </w:r>
     </w:p>
     <w:p>
@@ -3742,7 +3537,16 @@
           <w:b/>
           <w:bCs/>
         </w:rPr>
-        <w:t>Entropy:</w:t>
+        <w:t>Entropy</w:t>
+      </w:r>
+      <w:proofErr w:type="gramStart"/>
+      <w:r>
+        <w:rPr>
+          <w:rFonts w:ascii="Montserrat Medium" w:hAnsi="Montserrat Medium"/>
+          <w:b/>
+          <w:bCs/>
+        </w:rPr>
+        <w:t>:</w:t>
       </w:r>
       <w:r>
         <w:rPr>
@@ -3753,6 +3557,7 @@
       <w:r>
         <w:t>4.178</w:t>
       </w:r>
+      <w:proofErr w:type="gramEnd"/>
     </w:p>
     <w:p>
       <w:pPr>
@@ -3774,6 +3579,7 @@
         </w:rPr>
         <w:t>File type</w:t>
       </w:r>
+      <w:proofErr w:type="gramStart"/>
       <w:r>
         <w:rPr>
           <w:rFonts w:ascii="Montserrat Medium" w:hAnsi="Montserrat Medium"/>
@@ -3795,7 +3601,11 @@
         <w:t xml:space="preserve"> </w:t>
       </w:r>
       <w:r>
-        <w:t>dynamic-link-library, 64-bit, console</w:t>
+        <w:t>dynamic</w:t>
+      </w:r>
+      <w:proofErr w:type="gramEnd"/>
+      <w:r>
+        <w:t>-link-library, 64-bit, console</w:t>
       </w:r>
     </w:p>
     <w:p>
@@ -3818,6 +3628,7 @@
         </w:rPr>
         <w:t>Architecture</w:t>
       </w:r>
+      <w:proofErr w:type="gramStart"/>
       <w:r>
         <w:rPr>
           <w:rFonts w:ascii="Montserrat Medium" w:hAnsi="Montserrat Medium"/>
@@ -3843,6 +3654,7 @@
       <w:r>
         <w:t>x64</w:t>
       </w:r>
+      <w:proofErr w:type="gramEnd"/>
     </w:p>
     <w:p>
       <w:pPr>
@@ -3864,6 +3676,7 @@
         </w:rPr>
         <w:t>Compilation timestamp</w:t>
       </w:r>
+      <w:proofErr w:type="gramStart"/>
       <w:r>
         <w:rPr>
           <w:rFonts w:ascii="Montserrat Medium" w:hAnsi="Montserrat Medium"/>
@@ -3881,7 +3694,11 @@
         <w:t xml:space="preserve">  </w:t>
       </w:r>
       <w:r>
-        <w:t>Sun Oct 10 18:14:49 2021 (UTC)</w:t>
+        <w:t>Sun</w:t>
+      </w:r>
+      <w:proofErr w:type="gramEnd"/>
+      <w:r>
+        <w:t xml:space="preserve"> Oct 10 18:14:49 2021 (UTC)</w:t>
       </w:r>
     </w:p>
     <w:p>
@@ -3904,6 +3721,7 @@
         </w:rPr>
         <w:t>Digital signature</w:t>
       </w:r>
+      <w:proofErr w:type="gramStart"/>
       <w:r>
         <w:rPr>
           <w:rFonts w:ascii="Montserrat Medium" w:hAnsi="Montserrat Medium"/>
@@ -3929,6 +3747,7 @@
       <w:r>
         <w:t>None</w:t>
       </w:r>
+      <w:proofErr w:type="gramEnd"/>
     </w:p>
     <w:p>
       <w:pPr>
@@ -3948,7 +3767,16 @@
           <w:b/>
           <w:bCs/>
         </w:rPr>
-        <w:t>Suspicious sections:</w:t>
+        <w:t>Suspicious sections</w:t>
+      </w:r>
+      <w:proofErr w:type="gramStart"/>
+      <w:r>
+        <w:rPr>
+          <w:rFonts w:ascii="Montserrat Medium" w:hAnsi="Montserrat Medium"/>
+          <w:b/>
+          <w:bCs/>
+        </w:rPr>
+        <w:t>:</w:t>
       </w:r>
       <w:r>
         <w:rPr>
@@ -3969,6 +3797,7 @@
         <w:t>.</w:t>
       </w:r>
       <w:proofErr w:type="spellStart"/>
+      <w:proofErr w:type="gramEnd"/>
       <w:r>
         <w:t>sdata</w:t>
       </w:r>
@@ -3994,6 +3823,7 @@
         </w:rPr>
         <w:t>Embedded resources</w:t>
       </w:r>
+      <w:proofErr w:type="gramStart"/>
       <w:r>
         <w:rPr>
           <w:rFonts w:ascii="Montserrat Medium" w:hAnsi="Montserrat Medium"/>
@@ -4017,6 +3847,7 @@
       <w:r>
         <w:t>EmbedDLL.dll</w:t>
       </w:r>
+      <w:proofErr w:type="gramEnd"/>
     </w:p>
     <w:p>
       <w:pPr>
@@ -4038,6 +3869,7 @@
         </w:rPr>
         <w:t>Indicators of packing or encryption</w:t>
       </w:r>
+      <w:proofErr w:type="gramStart"/>
       <w:r>
         <w:rPr>
           <w:rFonts w:ascii="Montserrat Medium" w:hAnsi="Montserrat Medium"/>
@@ -4059,7 +3891,11 @@
         <w:t xml:space="preserve"> </w:t>
       </w:r>
       <w:r>
-        <w:t>AES Encryption</w:t>
+        <w:t>AES</w:t>
+      </w:r>
+      <w:proofErr w:type="gramEnd"/>
+      <w:r>
+        <w:t xml:space="preserve"> Encryption</w:t>
       </w:r>
     </w:p>
     <w:p>
@@ -4166,12 +4002,21 @@
           <w:iCs/>
         </w:rPr>
       </w:pPr>
+      <w:proofErr w:type="gramStart"/>
       <w:r>
         <w:rPr>
           <w:i/>
           <w:iCs/>
         </w:rPr>
-        <w:t>Figure : H</w:t>
+        <w:t>Figure :</w:t>
+      </w:r>
+      <w:proofErr w:type="gramEnd"/>
+      <w:r>
+        <w:rPr>
+          <w:i/>
+          <w:iCs/>
+        </w:rPr>
+        <w:t xml:space="preserve"> H</w:t>
       </w:r>
       <w:r>
         <w:rPr>
@@ -4235,12 +4080,21 @@
           <w:iCs/>
         </w:rPr>
       </w:pPr>
+      <w:proofErr w:type="gramStart"/>
       <w:r>
         <w:rPr>
           <w:i/>
           <w:iCs/>
         </w:rPr>
-        <w:t xml:space="preserve">Figure : </w:t>
+        <w:t>Figure :</w:t>
+      </w:r>
+      <w:proofErr w:type="gramEnd"/>
+      <w:r>
+        <w:rPr>
+          <w:i/>
+          <w:iCs/>
+        </w:rPr>
+        <w:t xml:space="preserve"> </w:t>
       </w:r>
       <w:r>
         <w:rPr>
@@ -4314,12 +4168,21 @@
           <w:iCs/>
         </w:rPr>
       </w:pPr>
+      <w:proofErr w:type="gramStart"/>
       <w:r>
         <w:rPr>
           <w:i/>
           <w:iCs/>
         </w:rPr>
-        <w:t xml:space="preserve">Figure : </w:t>
+        <w:t>Figure :</w:t>
+      </w:r>
+      <w:proofErr w:type="gramEnd"/>
+      <w:r>
+        <w:rPr>
+          <w:i/>
+          <w:iCs/>
+        </w:rPr>
+        <w:t xml:space="preserve"> </w:t>
       </w:r>
       <w:r>
         <w:rPr>
@@ -4679,6 +4542,783 @@
     <w:p>
       <w:pPr>
         <w:spacing w:after="160" w:line="259" w:lineRule="auto"/>
+        <w:rPr>
+          <w:rFonts w:ascii="Montserrat Medium" w:eastAsiaTheme="majorEastAsia" w:hAnsi="Montserrat Medium" w:cstheme="majorBidi"/>
+          <w:b/>
+          <w:color w:val="auto"/>
+          <w:sz w:val="32"/>
+          <w:szCs w:val="32"/>
+        </w:rPr>
+      </w:pPr>
+      <w:r>
+        <w:rPr>
+          <w:rFonts w:ascii="Montserrat Medium" w:eastAsiaTheme="majorEastAsia" w:hAnsi="Montserrat Medium" w:cstheme="majorBidi"/>
+          <w:b/>
+          <w:color w:val="auto"/>
+          <w:sz w:val="32"/>
+          <w:szCs w:val="32"/>
+        </w:rPr>
+        <w:t>Final Stage</w:t>
+      </w:r>
+      <w:r>
+        <w:rPr>
+          <w:rFonts w:ascii="Montserrat Medium" w:eastAsiaTheme="majorEastAsia" w:hAnsi="Montserrat Medium" w:cstheme="majorBidi"/>
+          <w:b/>
+          <w:color w:val="auto"/>
+          <w:sz w:val="32"/>
+          <w:szCs w:val="32"/>
+        </w:rPr>
+        <w:t>:</w:t>
+      </w:r>
+      <w:r>
+        <w:rPr>
+          <w:rFonts w:ascii="Montserrat Medium" w:eastAsiaTheme="majorEastAsia" w:hAnsi="Montserrat Medium" w:cstheme="majorBidi"/>
+          <w:b/>
+          <w:color w:val="auto"/>
+          <w:sz w:val="32"/>
+          <w:szCs w:val="32"/>
+        </w:rPr>
+        <w:t xml:space="preserve"> C2 Malware</w:t>
+      </w:r>
+    </w:p>
+    <w:p>
+      <w:pPr>
+        <w:spacing w:after="160" w:line="259" w:lineRule="auto"/>
+        <w:rPr>
+          <w:rFonts w:ascii="Montserrat Medium" w:eastAsiaTheme="majorEastAsia" w:hAnsi="Montserrat Medium" w:cstheme="majorBidi"/>
+          <w:bCs/>
+          <w:color w:val="auto"/>
+          <w:szCs w:val="24"/>
+        </w:rPr>
+      </w:pPr>
+      <w:r>
+        <w:rPr>
+          <w:rFonts w:ascii="Montserrat Medium" w:eastAsiaTheme="majorEastAsia" w:hAnsi="Montserrat Medium" w:cstheme="majorBidi"/>
+          <w:b/>
+          <w:color w:val="auto"/>
+          <w:szCs w:val="24"/>
+        </w:rPr>
+        <w:t>SHA256:</w:t>
+      </w:r>
+      <w:r>
+        <w:rPr>
+          <w:rFonts w:ascii="Montserrat Medium" w:eastAsiaTheme="majorEastAsia" w:hAnsi="Montserrat Medium" w:cstheme="majorBidi"/>
+          <w:bCs/>
+          <w:color w:val="auto"/>
+          <w:szCs w:val="24"/>
+        </w:rPr>
+        <w:t xml:space="preserve"> </w:t>
+      </w:r>
+      <w:r>
+        <w:rPr>
+          <w:rFonts w:ascii="Montserrat Medium" w:eastAsiaTheme="majorEastAsia" w:hAnsi="Montserrat Medium" w:cstheme="majorBidi"/>
+          <w:bCs/>
+          <w:color w:val="auto"/>
+          <w:szCs w:val="24"/>
+        </w:rPr>
+        <w:t>B8E0EC99C18BF28062FFB9BB385C0109A27AF71D332BC7FC00580D88D3A30721</w:t>
+      </w:r>
+    </w:p>
+    <w:p>
+      <w:pPr>
+        <w:spacing w:after="160" w:line="259" w:lineRule="auto"/>
+        <w:rPr>
+          <w:rFonts w:ascii="Montserrat Medium" w:eastAsiaTheme="majorEastAsia" w:hAnsi="Montserrat Medium" w:cstheme="majorBidi"/>
+          <w:bCs/>
+          <w:color w:val="auto"/>
+          <w:szCs w:val="24"/>
+        </w:rPr>
+      </w:pPr>
+      <w:r>
+        <w:rPr>
+          <w:rFonts w:ascii="Montserrat Medium" w:eastAsiaTheme="majorEastAsia" w:hAnsi="Montserrat Medium" w:cstheme="majorBidi"/>
+          <w:bCs/>
+          <w:color w:val="auto"/>
+          <w:szCs w:val="24"/>
+        </w:rPr>
+        <w:t>.</w:t>
+      </w:r>
+      <w:r>
+        <w:rPr>
+          <w:rFonts w:ascii="Montserrat Medium" w:eastAsiaTheme="majorEastAsia" w:hAnsi="Montserrat Medium" w:cstheme="majorBidi"/>
+          <w:b/>
+          <w:color w:val="auto"/>
+          <w:szCs w:val="24"/>
+        </w:rPr>
+        <w:t>NET Module Name:</w:t>
+      </w:r>
+      <w:r>
+        <w:rPr>
+          <w:rFonts w:ascii="Montserrat Medium" w:eastAsiaTheme="majorEastAsia" w:hAnsi="Montserrat Medium" w:cstheme="majorBidi"/>
+          <w:bCs/>
+          <w:color w:val="auto"/>
+          <w:szCs w:val="24"/>
+        </w:rPr>
+        <w:t xml:space="preserve"> </w:t>
+      </w:r>
+      <w:r>
+        <w:rPr>
+          <w:rFonts w:ascii="Montserrat Medium" w:eastAsiaTheme="majorEastAsia" w:hAnsi="Montserrat Medium" w:cstheme="majorBidi"/>
+          <w:bCs/>
+          <w:color w:val="auto"/>
+          <w:szCs w:val="24"/>
+        </w:rPr>
+        <w:t>bk1ha411.4nu.exe</w:t>
+      </w:r>
+    </w:p>
+    <w:p>
+      <w:pPr>
+        <w:spacing w:after="160" w:line="259" w:lineRule="auto"/>
+        <w:rPr>
+          <w:rFonts w:ascii="Montserrat Medium" w:eastAsiaTheme="majorEastAsia" w:hAnsi="Montserrat Medium" w:cstheme="majorBidi"/>
+          <w:bCs/>
+          <w:color w:val="auto"/>
+          <w:szCs w:val="24"/>
+        </w:rPr>
+      </w:pPr>
+      <w:r>
+        <w:rPr>
+          <w:rFonts w:ascii="Montserrat Medium" w:eastAsiaTheme="majorEastAsia" w:hAnsi="Montserrat Medium" w:cstheme="majorBidi"/>
+          <w:b/>
+          <w:color w:val="auto"/>
+          <w:szCs w:val="24"/>
+        </w:rPr>
+        <w:t>Entropy:</w:t>
+      </w:r>
+      <w:r>
+        <w:rPr>
+          <w:rFonts w:ascii="Montserrat Medium" w:eastAsiaTheme="majorEastAsia" w:hAnsi="Montserrat Medium" w:cstheme="majorBidi"/>
+          <w:bCs/>
+          <w:color w:val="auto"/>
+          <w:szCs w:val="24"/>
+        </w:rPr>
+        <w:t xml:space="preserve"> </w:t>
+      </w:r>
+      <w:r>
+        <w:rPr>
+          <w:rFonts w:ascii="Montserrat Medium" w:eastAsiaTheme="majorEastAsia" w:hAnsi="Montserrat Medium" w:cstheme="majorBidi"/>
+          <w:bCs/>
+          <w:color w:val="auto"/>
+          <w:szCs w:val="24"/>
+        </w:rPr>
+        <w:t>5.181</w:t>
+      </w:r>
+    </w:p>
+    <w:p>
+      <w:pPr>
+        <w:spacing w:after="160" w:line="259" w:lineRule="auto"/>
+        <w:rPr>
+          <w:rFonts w:ascii="Montserrat Medium" w:eastAsiaTheme="majorEastAsia" w:hAnsi="Montserrat Medium" w:cstheme="majorBidi"/>
+          <w:bCs/>
+          <w:color w:val="auto"/>
+          <w:szCs w:val="24"/>
+        </w:rPr>
+      </w:pPr>
+      <w:r>
+        <w:rPr>
+          <w:rFonts w:ascii="Montserrat Medium" w:eastAsiaTheme="majorEastAsia" w:hAnsi="Montserrat Medium" w:cstheme="majorBidi"/>
+          <w:b/>
+          <w:color w:val="auto"/>
+          <w:szCs w:val="24"/>
+        </w:rPr>
+        <w:t>File Size:</w:t>
+      </w:r>
+      <w:r>
+        <w:rPr>
+          <w:rFonts w:ascii="Montserrat Medium" w:eastAsiaTheme="majorEastAsia" w:hAnsi="Montserrat Medium" w:cstheme="majorBidi"/>
+          <w:bCs/>
+          <w:color w:val="auto"/>
+          <w:szCs w:val="24"/>
+        </w:rPr>
+        <w:t xml:space="preserve"> </w:t>
+      </w:r>
+      <w:r>
+        <w:rPr>
+          <w:rFonts w:ascii="Montserrat Medium" w:eastAsiaTheme="majorEastAsia" w:hAnsi="Montserrat Medium" w:cstheme="majorBidi"/>
+          <w:bCs/>
+          <w:color w:val="auto"/>
+          <w:szCs w:val="24"/>
+        </w:rPr>
+        <w:t>11776 bytes</w:t>
+      </w:r>
+    </w:p>
+    <w:p>
+      <w:pPr>
+        <w:spacing w:after="160" w:line="259" w:lineRule="auto"/>
+        <w:rPr>
+          <w:rFonts w:ascii="Montserrat Medium" w:eastAsiaTheme="majorEastAsia" w:hAnsi="Montserrat Medium" w:cstheme="majorBidi"/>
+          <w:bCs/>
+          <w:color w:val="auto"/>
+          <w:szCs w:val="24"/>
+        </w:rPr>
+      </w:pPr>
+      <w:r>
+        <w:rPr>
+          <w:rFonts w:ascii="Montserrat Medium" w:eastAsiaTheme="majorEastAsia" w:hAnsi="Montserrat Medium" w:cstheme="majorBidi"/>
+          <w:b/>
+          <w:color w:val="auto"/>
+          <w:szCs w:val="24"/>
+        </w:rPr>
+        <w:t>File Type:</w:t>
+      </w:r>
+      <w:r>
+        <w:rPr>
+          <w:rFonts w:ascii="Montserrat Medium" w:eastAsiaTheme="majorEastAsia" w:hAnsi="Montserrat Medium" w:cstheme="majorBidi"/>
+          <w:bCs/>
+          <w:color w:val="auto"/>
+          <w:szCs w:val="24"/>
+        </w:rPr>
+        <w:t xml:space="preserve"> </w:t>
+      </w:r>
+      <w:r>
+        <w:rPr>
+          <w:rFonts w:ascii="Montserrat Medium" w:eastAsiaTheme="majorEastAsia" w:hAnsi="Montserrat Medium" w:cstheme="majorBidi"/>
+          <w:bCs/>
+          <w:color w:val="auto"/>
+          <w:szCs w:val="24"/>
+        </w:rPr>
+        <w:t>MZ</w:t>
+      </w:r>
+    </w:p>
+    <w:p>
+      <w:pPr>
+        <w:spacing w:after="160" w:line="259" w:lineRule="auto"/>
+        <w:rPr>
+          <w:rFonts w:ascii="Montserrat Medium" w:eastAsiaTheme="majorEastAsia" w:hAnsi="Montserrat Medium" w:cstheme="majorBidi"/>
+          <w:bCs/>
+          <w:color w:val="auto"/>
+          <w:szCs w:val="24"/>
+        </w:rPr>
+      </w:pPr>
+      <w:r>
+        <w:rPr>
+          <w:rFonts w:ascii="Montserrat Medium" w:eastAsiaTheme="majorEastAsia" w:hAnsi="Montserrat Medium" w:cstheme="majorBidi"/>
+          <w:b/>
+          <w:color w:val="auto"/>
+          <w:szCs w:val="24"/>
+        </w:rPr>
+        <w:t>Architecture:</w:t>
+      </w:r>
+      <w:r>
+        <w:rPr>
+          <w:rFonts w:ascii="Montserrat Medium" w:eastAsiaTheme="majorEastAsia" w:hAnsi="Montserrat Medium" w:cstheme="majorBidi"/>
+          <w:bCs/>
+          <w:color w:val="auto"/>
+          <w:szCs w:val="24"/>
+        </w:rPr>
+        <w:t xml:space="preserve"> 64-bit, GUI</w:t>
+      </w:r>
+    </w:p>
+    <w:p>
+      <w:pPr>
+        <w:spacing w:after="160" w:line="259" w:lineRule="auto"/>
+        <w:rPr>
+          <w:rFonts w:ascii="Montserrat Medium" w:eastAsiaTheme="majorEastAsia" w:hAnsi="Montserrat Medium" w:cstheme="majorBidi"/>
+          <w:bCs/>
+          <w:color w:val="auto"/>
+          <w:szCs w:val="24"/>
+        </w:rPr>
+      </w:pPr>
+    </w:p>
+    <w:p>
+      <w:pPr>
+        <w:spacing w:after="160" w:line="259" w:lineRule="auto"/>
+        <w:rPr>
+          <w:rFonts w:ascii="Montserrat Medium" w:eastAsiaTheme="majorEastAsia" w:hAnsi="Montserrat Medium" w:cstheme="majorBidi"/>
+          <w:bCs/>
+          <w:color w:val="auto"/>
+          <w:sz w:val="32"/>
+          <w:szCs w:val="32"/>
+        </w:rPr>
+      </w:pPr>
+      <w:r>
+        <w:rPr>
+          <w:rFonts w:ascii="Montserrat Medium" w:eastAsiaTheme="majorEastAsia" w:hAnsi="Montserrat Medium" w:cstheme="majorBidi"/>
+          <w:b/>
+          <w:bCs/>
+          <w:color w:val="auto"/>
+          <w:sz w:val="32"/>
+          <w:szCs w:val="32"/>
+        </w:rPr>
+        <w:t>Notable Embedded Strings and Indicators</w:t>
+      </w:r>
+    </w:p>
+    <w:p>
+      <w:pPr>
+        <w:numPr>
+          <w:ilvl w:val="0"/>
+          <w:numId w:val="13"/>
+        </w:numPr>
+        <w:spacing w:after="160" w:line="259" w:lineRule="auto"/>
+        <w:rPr>
+          <w:rFonts w:ascii="Montserrat Medium" w:eastAsiaTheme="majorEastAsia" w:hAnsi="Montserrat Medium" w:cstheme="majorBidi"/>
+          <w:bCs/>
+          <w:color w:val="auto"/>
+          <w:szCs w:val="24"/>
+        </w:rPr>
+      </w:pPr>
+      <w:r>
+        <w:rPr>
+          <w:rFonts w:ascii="Montserrat Medium" w:eastAsiaTheme="majorEastAsia" w:hAnsi="Montserrat Medium" w:cstheme="majorBidi"/>
+          <w:b/>
+          <w:color w:val="auto"/>
+          <w:szCs w:val="24"/>
+        </w:rPr>
+        <w:t>Hardcoded C2 endpoint:</w:t>
+      </w:r>
+      <w:r>
+        <w:rPr>
+          <w:rFonts w:ascii="Montserrat Medium" w:eastAsiaTheme="majorEastAsia" w:hAnsi="Montserrat Medium" w:cstheme="majorBidi"/>
+          <w:bCs/>
+          <w:color w:val="auto"/>
+          <w:szCs w:val="24"/>
+        </w:rPr>
+        <w:br/>
+        <w:t>http://srv.masterchiefsgruntemporium.local:80</w:t>
+      </w:r>
+    </w:p>
+    <w:p>
+      <w:pPr>
+        <w:numPr>
+          <w:ilvl w:val="0"/>
+          <w:numId w:val="13"/>
+        </w:numPr>
+        <w:spacing w:after="160" w:line="259" w:lineRule="auto"/>
+        <w:rPr>
+          <w:rFonts w:ascii="Montserrat Medium" w:eastAsiaTheme="majorEastAsia" w:hAnsi="Montserrat Medium" w:cstheme="majorBidi"/>
+          <w:bCs/>
+          <w:color w:val="auto"/>
+          <w:szCs w:val="24"/>
+        </w:rPr>
+      </w:pPr>
+      <w:r>
+        <w:rPr>
+          <w:rFonts w:ascii="Montserrat Medium" w:eastAsiaTheme="majorEastAsia" w:hAnsi="Montserrat Medium" w:cstheme="majorBidi"/>
+          <w:b/>
+          <w:color w:val="auto"/>
+          <w:szCs w:val="24"/>
+        </w:rPr>
+        <w:t>Beacon parameter format:</w:t>
+      </w:r>
+      <w:r>
+        <w:rPr>
+          <w:rFonts w:ascii="Montserrat Medium" w:eastAsiaTheme="majorEastAsia" w:hAnsi="Montserrat Medium" w:cstheme="majorBidi"/>
+          <w:bCs/>
+          <w:color w:val="auto"/>
+          <w:szCs w:val="24"/>
+        </w:rPr>
+        <w:br/>
+      </w:r>
+      <w:proofErr w:type="spellStart"/>
+      <w:r>
+        <w:rPr>
+          <w:rFonts w:ascii="Montserrat Medium" w:eastAsiaTheme="majorEastAsia" w:hAnsi="Montserrat Medium" w:cstheme="majorBidi"/>
+          <w:bCs/>
+          <w:color w:val="auto"/>
+          <w:szCs w:val="24"/>
+        </w:rPr>
+        <w:t>i</w:t>
+      </w:r>
+      <w:proofErr w:type="spellEnd"/>
+      <w:r>
+        <w:rPr>
+          <w:rFonts w:ascii="Montserrat Medium" w:eastAsiaTheme="majorEastAsia" w:hAnsi="Montserrat Medium" w:cstheme="majorBidi"/>
+          <w:bCs/>
+          <w:color w:val="auto"/>
+          <w:szCs w:val="24"/>
+        </w:rPr>
+        <w:t>=&lt;id&gt;&amp;data={encrypted}&amp;session=&lt;token&gt;</w:t>
+      </w:r>
+    </w:p>
+    <w:p>
+      <w:pPr>
+        <w:numPr>
+          <w:ilvl w:val="0"/>
+          <w:numId w:val="13"/>
+        </w:numPr>
+        <w:spacing w:after="160" w:line="259" w:lineRule="auto"/>
+        <w:rPr>
+          <w:rFonts w:ascii="Montserrat Medium" w:eastAsiaTheme="majorEastAsia" w:hAnsi="Montserrat Medium" w:cstheme="majorBidi"/>
+          <w:b/>
+          <w:color w:val="auto"/>
+          <w:szCs w:val="24"/>
+        </w:rPr>
+      </w:pPr>
+      <w:r>
+        <w:rPr>
+          <w:rFonts w:ascii="Montserrat Medium" w:eastAsiaTheme="majorEastAsia" w:hAnsi="Montserrat Medium" w:cstheme="majorBidi"/>
+          <w:b/>
+          <w:color w:val="auto"/>
+          <w:szCs w:val="24"/>
+        </w:rPr>
+        <w:t>HTTP masquerading:</w:t>
+      </w:r>
+    </w:p>
+    <w:p>
+      <w:pPr>
+        <w:numPr>
+          <w:ilvl w:val="1"/>
+          <w:numId w:val="13"/>
+        </w:numPr>
+        <w:spacing w:after="160" w:line="259" w:lineRule="auto"/>
+        <w:rPr>
+          <w:rFonts w:ascii="Montserrat Medium" w:eastAsiaTheme="majorEastAsia" w:hAnsi="Montserrat Medium" w:cstheme="majorBidi"/>
+          <w:bCs/>
+          <w:color w:val="auto"/>
+          <w:szCs w:val="24"/>
+        </w:rPr>
+      </w:pPr>
+      <w:r>
+        <w:rPr>
+          <w:rFonts w:ascii="Montserrat Medium" w:eastAsiaTheme="majorEastAsia" w:hAnsi="Montserrat Medium" w:cstheme="majorBidi"/>
+          <w:bCs/>
+          <w:color w:val="auto"/>
+          <w:szCs w:val="24"/>
+        </w:rPr>
+        <w:t xml:space="preserve">User-Agent: Mozilla/5.0 (Windows NT </w:t>
+      </w:r>
+      <w:proofErr w:type="gramStart"/>
+      <w:r>
+        <w:rPr>
+          <w:rFonts w:ascii="Montserrat Medium" w:eastAsiaTheme="majorEastAsia" w:hAnsi="Montserrat Medium" w:cstheme="majorBidi"/>
+          <w:bCs/>
+          <w:color w:val="auto"/>
+          <w:szCs w:val="24"/>
+        </w:rPr>
+        <w:t>6.1)…</w:t>
+      </w:r>
+      <w:proofErr w:type="gramEnd"/>
+      <w:r>
+        <w:rPr>
+          <w:rFonts w:ascii="Montserrat Medium" w:eastAsiaTheme="majorEastAsia" w:hAnsi="Montserrat Medium" w:cstheme="majorBidi"/>
+          <w:bCs/>
+          <w:color w:val="auto"/>
+          <w:szCs w:val="24"/>
+        </w:rPr>
+        <w:t>Chrome/41.0…</w:t>
+      </w:r>
+    </w:p>
+    <w:p>
+      <w:pPr>
+        <w:numPr>
+          <w:ilvl w:val="1"/>
+          <w:numId w:val="13"/>
+        </w:numPr>
+        <w:spacing w:after="160" w:line="259" w:lineRule="auto"/>
+        <w:rPr>
+          <w:rFonts w:ascii="Montserrat Medium" w:eastAsiaTheme="majorEastAsia" w:hAnsi="Montserrat Medium" w:cstheme="majorBidi"/>
+          <w:bCs/>
+          <w:color w:val="auto"/>
+          <w:szCs w:val="24"/>
+        </w:rPr>
+      </w:pPr>
+      <w:r>
+        <w:rPr>
+          <w:rFonts w:ascii="Montserrat Medium" w:eastAsiaTheme="majorEastAsia" w:hAnsi="Montserrat Medium" w:cstheme="majorBidi"/>
+          <w:bCs/>
+          <w:color w:val="auto"/>
+          <w:szCs w:val="24"/>
+        </w:rPr>
+        <w:t>Cookie template: ASPSESSIONID={GUID}; SESSIONID=…</w:t>
+      </w:r>
+    </w:p>
+    <w:p>
+      <w:pPr>
+        <w:numPr>
+          <w:ilvl w:val="0"/>
+          <w:numId w:val="13"/>
+        </w:numPr>
+        <w:spacing w:after="160" w:line="259" w:lineRule="auto"/>
+        <w:rPr>
+          <w:rFonts w:ascii="Montserrat Medium" w:eastAsiaTheme="majorEastAsia" w:hAnsi="Montserrat Medium" w:cstheme="majorBidi"/>
+          <w:b/>
+          <w:color w:val="auto"/>
+          <w:szCs w:val="24"/>
+        </w:rPr>
+      </w:pPr>
+      <w:r>
+        <w:rPr>
+          <w:rFonts w:ascii="Montserrat Medium" w:eastAsiaTheme="majorEastAsia" w:hAnsi="Montserrat Medium" w:cstheme="majorBidi"/>
+          <w:b/>
+          <w:color w:val="auto"/>
+          <w:szCs w:val="24"/>
+        </w:rPr>
+        <w:t>Encrypted message structure:</w:t>
+      </w:r>
+    </w:p>
+    <w:p>
+      <w:pPr>
+        <w:spacing w:after="160" w:line="259" w:lineRule="auto"/>
+        <w:ind w:left="720"/>
+        <w:rPr>
+          <w:rFonts w:ascii="Montserrat Medium" w:eastAsiaTheme="majorEastAsia" w:hAnsi="Montserrat Medium" w:cstheme="majorBidi"/>
+          <w:bCs/>
+          <w:color w:val="auto"/>
+          <w:szCs w:val="24"/>
+        </w:rPr>
+      </w:pPr>
+      <w:r>
+        <w:rPr>
+          <w:rFonts w:ascii="Montserrat Medium" w:eastAsiaTheme="majorEastAsia" w:hAnsi="Montserrat Medium" w:cstheme="majorBidi"/>
+          <w:bCs/>
+          <w:color w:val="auto"/>
+          <w:szCs w:val="24"/>
+        </w:rPr>
+        <w:t>{"GUID"</w:t>
+      </w:r>
+      <w:proofErr w:type="gramStart"/>
+      <w:r>
+        <w:rPr>
+          <w:rFonts w:ascii="Montserrat Medium" w:eastAsiaTheme="majorEastAsia" w:hAnsi="Montserrat Medium" w:cstheme="majorBidi"/>
+          <w:bCs/>
+          <w:color w:val="auto"/>
+          <w:szCs w:val="24"/>
+        </w:rPr>
+        <w:t>:"{</w:t>
+      </w:r>
+      <w:proofErr w:type="gramEnd"/>
+      <w:r>
+        <w:rPr>
+          <w:rFonts w:ascii="Montserrat Medium" w:eastAsiaTheme="majorEastAsia" w:hAnsi="Montserrat Medium" w:cstheme="majorBidi"/>
+          <w:bCs/>
+          <w:color w:val="auto"/>
+          <w:szCs w:val="24"/>
+        </w:rPr>
+        <w:t>0}","Type":{1},"Meta":"{2}","IV":"{3}",</w:t>
+      </w:r>
+    </w:p>
+    <w:p>
+      <w:pPr>
+        <w:spacing w:after="160" w:line="259" w:lineRule="auto"/>
+        <w:ind w:left="720"/>
+        <w:rPr>
+          <w:rFonts w:ascii="Montserrat Medium" w:eastAsiaTheme="majorEastAsia" w:hAnsi="Montserrat Medium" w:cstheme="majorBidi"/>
+          <w:bCs/>
+          <w:color w:val="auto"/>
+          <w:szCs w:val="24"/>
+        </w:rPr>
+      </w:pPr>
+      <w:r>
+        <w:rPr>
+          <w:rFonts w:ascii="Montserrat Medium" w:eastAsiaTheme="majorEastAsia" w:hAnsi="Montserrat Medium" w:cstheme="majorBidi"/>
+          <w:bCs/>
+          <w:color w:val="auto"/>
+          <w:szCs w:val="24"/>
+        </w:rPr>
+        <w:t>"</w:t>
+      </w:r>
+      <w:proofErr w:type="spellStart"/>
+      <w:r>
+        <w:rPr>
+          <w:rFonts w:ascii="Montserrat Medium" w:eastAsiaTheme="majorEastAsia" w:hAnsi="Montserrat Medium" w:cstheme="majorBidi"/>
+          <w:bCs/>
+          <w:color w:val="auto"/>
+          <w:szCs w:val="24"/>
+        </w:rPr>
+        <w:t>EncryptedMessage</w:t>
+      </w:r>
+      <w:proofErr w:type="spellEnd"/>
+      <w:r>
+        <w:rPr>
+          <w:rFonts w:ascii="Montserrat Medium" w:eastAsiaTheme="majorEastAsia" w:hAnsi="Montserrat Medium" w:cstheme="majorBidi"/>
+          <w:bCs/>
+          <w:color w:val="auto"/>
+          <w:szCs w:val="24"/>
+        </w:rPr>
+        <w:t>"</w:t>
+      </w:r>
+      <w:proofErr w:type="gramStart"/>
+      <w:r>
+        <w:rPr>
+          <w:rFonts w:ascii="Montserrat Medium" w:eastAsiaTheme="majorEastAsia" w:hAnsi="Montserrat Medium" w:cstheme="majorBidi"/>
+          <w:bCs/>
+          <w:color w:val="auto"/>
+          <w:szCs w:val="24"/>
+        </w:rPr>
+        <w:t>:"{</w:t>
+      </w:r>
+      <w:proofErr w:type="gramEnd"/>
+      <w:r>
+        <w:rPr>
+          <w:rFonts w:ascii="Montserrat Medium" w:eastAsiaTheme="majorEastAsia" w:hAnsi="Montserrat Medium" w:cstheme="majorBidi"/>
+          <w:bCs/>
+          <w:color w:val="auto"/>
+          <w:szCs w:val="24"/>
+        </w:rPr>
+        <w:t>4}","HMAC":"{5}"}</w:t>
+      </w:r>
+    </w:p>
+    <w:p>
+      <w:pPr>
+        <w:numPr>
+          <w:ilvl w:val="0"/>
+          <w:numId w:val="13"/>
+        </w:numPr>
+        <w:spacing w:after="160" w:line="259" w:lineRule="auto"/>
+        <w:rPr>
+          <w:rFonts w:ascii="Montserrat Medium" w:eastAsiaTheme="majorEastAsia" w:hAnsi="Montserrat Medium" w:cstheme="majorBidi"/>
+          <w:bCs/>
+          <w:color w:val="auto"/>
+          <w:szCs w:val="24"/>
+        </w:rPr>
+      </w:pPr>
+      <w:r>
+        <w:rPr>
+          <w:rFonts w:ascii="Montserrat Medium" w:eastAsiaTheme="majorEastAsia" w:hAnsi="Montserrat Medium" w:cstheme="majorBidi"/>
+          <w:b/>
+          <w:color w:val="auto"/>
+          <w:szCs w:val="24"/>
+        </w:rPr>
+        <w:t>Certificate pinning indicators:</w:t>
+      </w:r>
+      <w:r>
+        <w:rPr>
+          <w:rFonts w:ascii="Montserrat Medium" w:eastAsiaTheme="majorEastAsia" w:hAnsi="Montserrat Medium" w:cstheme="majorBidi"/>
+          <w:bCs/>
+          <w:color w:val="auto"/>
+          <w:szCs w:val="24"/>
+        </w:rPr>
+        <w:br/>
+      </w:r>
+      <w:proofErr w:type="spellStart"/>
+      <w:r>
+        <w:rPr>
+          <w:rFonts w:ascii="Montserrat Medium" w:eastAsiaTheme="majorEastAsia" w:hAnsi="Montserrat Medium" w:cstheme="majorBidi"/>
+          <w:bCs/>
+          <w:color w:val="auto"/>
+          <w:szCs w:val="24"/>
+        </w:rPr>
+        <w:t>UseCertPinning</w:t>
+      </w:r>
+      <w:proofErr w:type="spellEnd"/>
+      <w:r>
+        <w:rPr>
+          <w:rFonts w:ascii="Montserrat Medium" w:eastAsiaTheme="majorEastAsia" w:hAnsi="Montserrat Medium" w:cstheme="majorBidi"/>
+          <w:bCs/>
+          <w:color w:val="auto"/>
+          <w:szCs w:val="24"/>
+        </w:rPr>
+        <w:t xml:space="preserve">, </w:t>
+      </w:r>
+      <w:proofErr w:type="spellStart"/>
+      <w:r>
+        <w:rPr>
+          <w:rFonts w:ascii="Montserrat Medium" w:eastAsiaTheme="majorEastAsia" w:hAnsi="Montserrat Medium" w:cstheme="majorBidi"/>
+          <w:bCs/>
+          <w:color w:val="auto"/>
+          <w:szCs w:val="24"/>
+        </w:rPr>
+        <w:t>ValidateCert</w:t>
+      </w:r>
+      <w:proofErr w:type="spellEnd"/>
+      <w:r>
+        <w:rPr>
+          <w:rFonts w:ascii="Montserrat Medium" w:eastAsiaTheme="majorEastAsia" w:hAnsi="Montserrat Medium" w:cstheme="majorBidi"/>
+          <w:bCs/>
+          <w:color w:val="auto"/>
+          <w:szCs w:val="24"/>
+        </w:rPr>
+        <w:t xml:space="preserve">, </w:t>
+      </w:r>
+      <w:proofErr w:type="spellStart"/>
+      <w:r>
+        <w:rPr>
+          <w:rFonts w:ascii="Montserrat Medium" w:eastAsiaTheme="majorEastAsia" w:hAnsi="Montserrat Medium" w:cstheme="majorBidi"/>
+          <w:bCs/>
+          <w:color w:val="auto"/>
+          <w:szCs w:val="24"/>
+        </w:rPr>
+        <w:t>CovenantCertHash</w:t>
+      </w:r>
+      <w:proofErr w:type="spellEnd"/>
+    </w:p>
+    <w:p>
+      <w:pPr>
+        <w:numPr>
+          <w:ilvl w:val="0"/>
+          <w:numId w:val="13"/>
+        </w:numPr>
+        <w:spacing w:after="160" w:line="259" w:lineRule="auto"/>
+        <w:rPr>
+          <w:rFonts w:ascii="Montserrat Medium" w:eastAsiaTheme="majorEastAsia" w:hAnsi="Montserrat Medium" w:cstheme="majorBidi"/>
+          <w:bCs/>
+          <w:color w:val="auto"/>
+          <w:szCs w:val="24"/>
+        </w:rPr>
+      </w:pPr>
+      <w:r>
+        <w:rPr>
+          <w:rFonts w:ascii="Montserrat Medium" w:eastAsiaTheme="majorEastAsia" w:hAnsi="Montserrat Medium" w:cstheme="majorBidi"/>
+          <w:b/>
+          <w:color w:val="auto"/>
+          <w:szCs w:val="24"/>
+        </w:rPr>
+        <w:t>Framework identifiers:</w:t>
+      </w:r>
+      <w:r>
+        <w:rPr>
+          <w:rFonts w:ascii="Montserrat Medium" w:eastAsiaTheme="majorEastAsia" w:hAnsi="Montserrat Medium" w:cstheme="majorBidi"/>
+          <w:bCs/>
+          <w:color w:val="auto"/>
+          <w:szCs w:val="24"/>
+        </w:rPr>
+        <w:br/>
+      </w:r>
+      <w:proofErr w:type="spellStart"/>
+      <w:r>
+        <w:rPr>
+          <w:rFonts w:ascii="Montserrat Medium" w:eastAsiaTheme="majorEastAsia" w:hAnsi="Montserrat Medium" w:cstheme="majorBidi"/>
+          <w:bCs/>
+          <w:color w:val="auto"/>
+          <w:szCs w:val="24"/>
+        </w:rPr>
+        <w:t>GruntStager</w:t>
+      </w:r>
+      <w:proofErr w:type="spellEnd"/>
+      <w:r>
+        <w:rPr>
+          <w:rFonts w:ascii="Montserrat Medium" w:eastAsiaTheme="majorEastAsia" w:hAnsi="Montserrat Medium" w:cstheme="majorBidi"/>
+          <w:bCs/>
+          <w:color w:val="auto"/>
+          <w:szCs w:val="24"/>
+        </w:rPr>
+        <w:t xml:space="preserve">, </w:t>
+      </w:r>
+      <w:proofErr w:type="spellStart"/>
+      <w:r>
+        <w:rPr>
+          <w:rFonts w:ascii="Montserrat Medium" w:eastAsiaTheme="majorEastAsia" w:hAnsi="Montserrat Medium" w:cstheme="majorBidi"/>
+          <w:bCs/>
+          <w:color w:val="auto"/>
+          <w:szCs w:val="24"/>
+        </w:rPr>
+        <w:t>ExecuteStager</w:t>
+      </w:r>
+      <w:proofErr w:type="spellEnd"/>
+      <w:r>
+        <w:rPr>
+          <w:rFonts w:ascii="Montserrat Medium" w:eastAsiaTheme="majorEastAsia" w:hAnsi="Montserrat Medium" w:cstheme="majorBidi"/>
+          <w:bCs/>
+          <w:color w:val="auto"/>
+          <w:szCs w:val="24"/>
+        </w:rPr>
+        <w:t xml:space="preserve">, </w:t>
+      </w:r>
+      <w:proofErr w:type="spellStart"/>
+      <w:r>
+        <w:rPr>
+          <w:rFonts w:ascii="Montserrat Medium" w:eastAsiaTheme="majorEastAsia" w:hAnsi="Montserrat Medium" w:cstheme="majorBidi"/>
+          <w:bCs/>
+          <w:color w:val="auto"/>
+          <w:szCs w:val="24"/>
+        </w:rPr>
+        <w:t>CookieWebClient</w:t>
+      </w:r>
+      <w:proofErr w:type="spellEnd"/>
+    </w:p>
+    <w:p>
+      <w:pPr>
+        <w:spacing w:after="160" w:line="259" w:lineRule="auto"/>
         <w:jc w:val="center"/>
         <w:rPr>
           <w:rFonts w:ascii="Montserrat Medium" w:eastAsiaTheme="majorEastAsia" w:hAnsi="Montserrat Medium" w:cstheme="majorBidi"/>
@@ -4792,11 +5432,11 @@
       <w:pPr>
         <w:pStyle w:val="Heading1"/>
       </w:pPr>
-      <w:bookmarkStart w:id="10" w:name="_Toc218260628"/>
+      <w:bookmarkStart w:id="9" w:name="_Toc220165548"/>
       <w:r>
         <w:t>Basic Dynamic Analysis</w:t>
       </w:r>
-      <w:bookmarkEnd w:id="10"/>
+      <w:bookmarkEnd w:id="9"/>
     </w:p>
     <w:p>
       <w:r>
@@ -4964,12 +5604,21 @@
           <w:iCs/>
         </w:rPr>
       </w:pPr>
+      <w:proofErr w:type="gramStart"/>
       <w:r>
         <w:rPr>
           <w:i/>
           <w:iCs/>
         </w:rPr>
-        <w:t xml:space="preserve">Figure : </w:t>
+        <w:t>Figure :</w:t>
+      </w:r>
+      <w:proofErr w:type="gramEnd"/>
+      <w:r>
+        <w:rPr>
+          <w:i/>
+          <w:iCs/>
+        </w:rPr>
+        <w:t xml:space="preserve"> </w:t>
       </w:r>
       <w:proofErr w:type="spellStart"/>
       <w:r>
@@ -5057,12 +5706,21 @@
           <w:iCs/>
         </w:rPr>
       </w:pPr>
+      <w:proofErr w:type="gramStart"/>
       <w:r>
         <w:rPr>
           <w:i/>
           <w:iCs/>
         </w:rPr>
-        <w:t>Figure : Persistence registry key created after initial EmbedDLL.dll execution</w:t>
+        <w:t>Figure :</w:t>
+      </w:r>
+      <w:proofErr w:type="gramEnd"/>
+      <w:r>
+        <w:rPr>
+          <w:i/>
+          <w:iCs/>
+        </w:rPr>
+        <w:t xml:space="preserve"> Persistence registry key created after initial EmbedDLL.dll execution</w:t>
       </w:r>
     </w:p>
     <w:p>
@@ -5124,12 +5782,21 @@
           <w:iCs/>
         </w:rPr>
       </w:pPr>
+      <w:proofErr w:type="gramStart"/>
       <w:r>
         <w:rPr>
           <w:i/>
           <w:iCs/>
         </w:rPr>
-        <w:t>Figure : Wireshark packet capture showing HTTP call to C2 server</w:t>
+        <w:t>Figure :</w:t>
+      </w:r>
+      <w:proofErr w:type="gramEnd"/>
+      <w:r>
+        <w:rPr>
+          <w:i/>
+          <w:iCs/>
+        </w:rPr>
+        <w:t xml:space="preserve"> Wireshark packet capture showing HTTP call to C2 server</w:t>
       </w:r>
     </w:p>
     <w:p>
@@ -5191,12 +5858,21 @@
           <w:iCs/>
         </w:rPr>
       </w:pPr>
+      <w:proofErr w:type="gramStart"/>
       <w:r>
         <w:rPr>
           <w:i/>
           <w:iCs/>
         </w:rPr>
-        <w:t>Figure : Successful request on port 80</w:t>
+        <w:t>Figure :</w:t>
+      </w:r>
+      <w:proofErr w:type="gramEnd"/>
+      <w:r>
+        <w:rPr>
+          <w:i/>
+          <w:iCs/>
+        </w:rPr>
+        <w:t xml:space="preserve"> Successful request on port 80</w:t>
       </w:r>
     </w:p>
     <w:p>
@@ -5455,12 +6131,21 @@
           <w:iCs/>
         </w:rPr>
       </w:pPr>
+      <w:proofErr w:type="gramStart"/>
       <w:r>
         <w:rPr>
           <w:i/>
           <w:iCs/>
         </w:rPr>
-        <w:t xml:space="preserve">Figure : </w:t>
+        <w:t>Figure :</w:t>
+      </w:r>
+      <w:proofErr w:type="gramEnd"/>
+      <w:r>
+        <w:rPr>
+          <w:i/>
+          <w:iCs/>
+        </w:rPr>
+        <w:t xml:space="preserve"> </w:t>
       </w:r>
       <w:r>
         <w:rPr>
@@ -5545,12 +6230,21 @@
           <w:iCs/>
         </w:rPr>
       </w:pPr>
+      <w:proofErr w:type="gramStart"/>
       <w:r>
         <w:rPr>
           <w:i/>
           <w:iCs/>
         </w:rPr>
-        <w:t xml:space="preserve">Figure : </w:t>
+        <w:t>Figure :</w:t>
+      </w:r>
+      <w:proofErr w:type="gramEnd"/>
+      <w:r>
+        <w:rPr>
+          <w:i/>
+          <w:iCs/>
+        </w:rPr>
+        <w:t xml:space="preserve"> </w:t>
       </w:r>
       <w:proofErr w:type="spellStart"/>
       <w:r>
@@ -5667,8 +6361,13 @@
         <w:spacing w:after="160" w:line="259" w:lineRule="auto"/>
         <w:jc w:val="center"/>
       </w:pPr>
-      <w:r>
-        <w:t xml:space="preserve">Figure : </w:t>
+      <w:proofErr w:type="gramStart"/>
+      <w:r>
+        <w:t>Figure :</w:t>
+      </w:r>
+      <w:proofErr w:type="gramEnd"/>
+      <w:r>
+        <w:t xml:space="preserve"> </w:t>
       </w:r>
       <w:r>
         <w:t>Exported HTML</w:t>
@@ -5700,7 +6399,15 @@
         <w:t xml:space="preserve">After decrypting the </w:t>
       </w:r>
       <w:r>
-        <w:t xml:space="preserve">message portion in this HTTP POST </w:t>
+        <w:t xml:space="preserve">message portion in this HTTP </w:t>
+      </w:r>
+      <w:proofErr w:type="gramStart"/>
+      <w:r>
+        <w:t>POST</w:t>
+      </w:r>
+      <w:proofErr w:type="gramEnd"/>
+      <w:r>
+        <w:t xml:space="preserve"> </w:t>
       </w:r>
       <w:r>
         <w:t>we can identify</w:t>
@@ -5723,15 +6430,28 @@
         <w:ind w:left="720"/>
       </w:pPr>
       <w:r>
-        <w:t>GUID   : 4f1113988d3b14972c77</w:t>
+        <w:t xml:space="preserve">GUID </w:t>
+      </w:r>
+      <w:proofErr w:type="gramStart"/>
+      <w:r>
+        <w:t xml:space="preserve">  :</w:t>
+      </w:r>
+      <w:proofErr w:type="gramEnd"/>
+      <w:r>
+        <w:t xml:space="preserve"> 4f1113988d3b14972c77</w:t>
       </w:r>
     </w:p>
     <w:p>
       <w:pPr>
         <w:ind w:left="720"/>
       </w:pPr>
-      <w:r>
-        <w:t>Opcode : 0x154615aa</w:t>
+      <w:proofErr w:type="gramStart"/>
+      <w:r>
+        <w:t>Opcode :</w:t>
+      </w:r>
+      <w:proofErr w:type="gramEnd"/>
+      <w:r>
+        <w:t xml:space="preserve"> 0x154615aa</w:t>
       </w:r>
     </w:p>
     <w:p>
@@ -5747,7 +6467,15 @@
         <w:ind w:left="720"/>
       </w:pPr>
       <w:r>
-        <w:t>Beacon ID   : 0x8938d318 (2302202648)</w:t>
+        <w:t xml:space="preserve">Beacon ID </w:t>
+      </w:r>
+      <w:proofErr w:type="gramStart"/>
+      <w:r>
+        <w:t xml:space="preserve">  :</w:t>
+      </w:r>
+      <w:proofErr w:type="gramEnd"/>
+      <w:r>
+        <w:t xml:space="preserve"> 0x8938d318 (2302202648)</w:t>
       </w:r>
     </w:p>
     <w:p>
@@ -5755,7 +6483,15 @@
         <w:ind w:left="720"/>
       </w:pPr>
       <w:r>
-        <w:t>Uptime low  : 0x38a4de1c (950328860)</w:t>
+        <w:t xml:space="preserve">Uptime </w:t>
+      </w:r>
+      <w:proofErr w:type="gramStart"/>
+      <w:r>
+        <w:t>low  :</w:t>
+      </w:r>
+      <w:proofErr w:type="gramEnd"/>
+      <w:r>
+        <w:t xml:space="preserve"> 0x38a4de1c (950328860)</w:t>
       </w:r>
     </w:p>
     <w:p>
@@ -5763,7 +6499,15 @@
         <w:ind w:left="720"/>
       </w:pPr>
       <w:r>
-        <w:t>Uptime high : 0xdd007378 (3707794296)</w:t>
+        <w:t xml:space="preserve">Uptime </w:t>
+      </w:r>
+      <w:proofErr w:type="gramStart"/>
+      <w:r>
+        <w:t>high :</w:t>
+      </w:r>
+      <w:proofErr w:type="gramEnd"/>
+      <w:r>
+        <w:t xml:space="preserve"> 0xdd007378 (3707794296)</w:t>
       </w:r>
     </w:p>
     <w:p>
@@ -5771,7 +6515,15 @@
         <w:ind w:left="720"/>
       </w:pPr>
       <w:r>
-        <w:t>Flags       : 0x5d30d302 (1563480834)</w:t>
+        <w:t xml:space="preserve">Flags     </w:t>
+      </w:r>
+      <w:proofErr w:type="gramStart"/>
+      <w:r>
+        <w:t xml:space="preserve">  :</w:t>
+      </w:r>
+      <w:proofErr w:type="gramEnd"/>
+      <w:r>
+        <w:t xml:space="preserve"> 0x5d30d302 (1563480834)</w:t>
       </w:r>
     </w:p>
     <w:p>
@@ -5779,7 +6531,15 @@
         <w:ind w:left="720"/>
       </w:pPr>
       <w:r>
-        <w:t>OS version  : 0x0d221e46 (220339782)</w:t>
+        <w:t xml:space="preserve">OS </w:t>
+      </w:r>
+      <w:proofErr w:type="gramStart"/>
+      <w:r>
+        <w:t>version  :</w:t>
+      </w:r>
+      <w:proofErr w:type="gramEnd"/>
+      <w:r>
+        <w:t xml:space="preserve"> 0x0d221e46 (220339782)</w:t>
       </w:r>
     </w:p>
     <w:p>
@@ -5787,7 +6547,15 @@
         <w:ind w:left="720"/>
       </w:pPr>
       <w:r>
-        <w:t>PID         : 0x1db5043a (498402362)</w:t>
+        <w:t xml:space="preserve">PID       </w:t>
+      </w:r>
+      <w:proofErr w:type="gramStart"/>
+      <w:r>
+        <w:t xml:space="preserve">  :</w:t>
+      </w:r>
+      <w:proofErr w:type="gramEnd"/>
+      <w:r>
+        <w:t xml:space="preserve"> 0x1db5043a (498402362)</w:t>
       </w:r>
     </w:p>
     <w:p>
@@ -5795,7 +6563,15 @@
         <w:ind w:left="720"/>
       </w:pPr>
       <w:r>
-        <w:t>PPID        : 0xd584cc5d (3582250077)</w:t>
+        <w:t xml:space="preserve">PPID      </w:t>
+      </w:r>
+      <w:proofErr w:type="gramStart"/>
+      <w:r>
+        <w:t xml:space="preserve">  :</w:t>
+      </w:r>
+      <w:proofErr w:type="gramEnd"/>
+      <w:r>
+        <w:t xml:space="preserve"> 0xd584cc5d (3582250077)</w:t>
       </w:r>
     </w:p>
     <w:p>
@@ -5803,7 +6579,15 @@
         <w:ind w:left="720"/>
       </w:pPr>
       <w:r>
-        <w:t>Arch        : 0x981f4c53 (2552187987)</w:t>
+        <w:t xml:space="preserve">Arch      </w:t>
+      </w:r>
+      <w:proofErr w:type="gramStart"/>
+      <w:r>
+        <w:t xml:space="preserve">  :</w:t>
+      </w:r>
+      <w:proofErr w:type="gramEnd"/>
+      <w:r>
+        <w:t xml:space="preserve"> 0x981f4c53 (2552187987)</w:t>
       </w:r>
     </w:p>
     <w:p>
@@ -5811,7 +6595,15 @@
         <w:ind w:left="720"/>
       </w:pPr>
       <w:r>
-        <w:t>Privilege   : 0x8e487bff (2387115007)</w:t>
+        <w:t xml:space="preserve">Privilege </w:t>
+      </w:r>
+      <w:proofErr w:type="gramStart"/>
+      <w:r>
+        <w:t xml:space="preserve">  :</w:t>
+      </w:r>
+      <w:proofErr w:type="gramEnd"/>
+      <w:r>
+        <w:t xml:space="preserve"> 0x8e487bff (2387115007)</w:t>
       </w:r>
     </w:p>
     <w:p>
@@ -5819,7 +6611,15 @@
         <w:ind w:left="720"/>
       </w:pPr>
       <w:r>
-        <w:t>Net status  : 0x162a26c5 (371861189)</w:t>
+        <w:t xml:space="preserve">Net </w:t>
+      </w:r>
+      <w:proofErr w:type="gramStart"/>
+      <w:r>
+        <w:t>status  :</w:t>
+      </w:r>
+      <w:proofErr w:type="gramEnd"/>
+      <w:r>
+        <w:t xml:space="preserve"> 0x162a26c5 (371861189)</w:t>
       </w:r>
     </w:p>
     <w:p>
@@ -5827,7 +6627,15 @@
         <w:ind w:left="720"/>
       </w:pPr>
       <w:r>
-        <w:t>Unknown 1   : 0x30ca19da (818551258)</w:t>
+        <w:t xml:space="preserve">Unknown 1 </w:t>
+      </w:r>
+      <w:proofErr w:type="gramStart"/>
+      <w:r>
+        <w:t xml:space="preserve">  :</w:t>
+      </w:r>
+      <w:proofErr w:type="gramEnd"/>
+      <w:r>
+        <w:t xml:space="preserve"> 0x30ca19da (818551258)</w:t>
       </w:r>
     </w:p>
     <w:p>
@@ -5835,7 +6643,15 @@
         <w:ind w:left="720"/>
       </w:pPr>
       <w:r>
-        <w:t>Unknown 2   : 0x3c6764c9 (1013408969)</w:t>
+        <w:t xml:space="preserve">Unknown 2 </w:t>
+      </w:r>
+      <w:proofErr w:type="gramStart"/>
+      <w:r>
+        <w:t xml:space="preserve">  :</w:t>
+      </w:r>
+      <w:proofErr w:type="gramEnd"/>
+      <w:r>
+        <w:t xml:space="preserve"> 0x3c6764c9 (1013408969)</w:t>
       </w:r>
     </w:p>
     <w:p>
@@ -5843,7 +6659,15 @@
         <w:ind w:left="720"/>
       </w:pPr>
       <w:r>
-        <w:t>Checksum    : 0x00005a13 (23059)</w:t>
+        <w:t xml:space="preserve">Checksum  </w:t>
+      </w:r>
+      <w:proofErr w:type="gramStart"/>
+      <w:r>
+        <w:t xml:space="preserve">  :</w:t>
+      </w:r>
+      <w:proofErr w:type="gramEnd"/>
+      <w:r>
+        <w:t xml:space="preserve"> 0x00005a13 (23059)</w:t>
       </w:r>
     </w:p>
     <w:p>
@@ -5962,11 +6786,11 @@
       <w:pPr>
         <w:pStyle w:val="Heading1"/>
       </w:pPr>
-      <w:bookmarkStart w:id="11" w:name="_Toc218260629"/>
+      <w:bookmarkStart w:id="10" w:name="_Toc220165549"/>
       <w:r>
         <w:t>Advanced Static Analysis</w:t>
       </w:r>
-      <w:bookmarkEnd w:id="11"/>
+      <w:bookmarkEnd w:id="10"/>
     </w:p>
     <w:p>
       <w:r>
@@ -6127,13 +6951,23 @@
           <w:szCs w:val="24"/>
         </w:rPr>
       </w:pPr>
+      <w:proofErr w:type="gramStart"/>
       <w:r>
         <w:rPr>
           <w:i/>
           <w:iCs/>
           <w:szCs w:val="24"/>
         </w:rPr>
-        <w:t>Figure : Hardcoded password and AES decryption of a base64 string</w:t>
+        <w:t>Figure :</w:t>
+      </w:r>
+      <w:proofErr w:type="gramEnd"/>
+      <w:r>
+        <w:rPr>
+          <w:i/>
+          <w:iCs/>
+          <w:szCs w:val="24"/>
+        </w:rPr>
+        <w:t xml:space="preserve"> Hardcoded password and AES decryption of a base64 string</w:t>
       </w:r>
     </w:p>
     <w:p>
@@ -6217,13 +7051,23 @@
           <w:szCs w:val="24"/>
         </w:rPr>
       </w:pPr>
+      <w:proofErr w:type="gramStart"/>
       <w:r>
         <w:rPr>
           <w:i/>
           <w:iCs/>
           <w:szCs w:val="24"/>
         </w:rPr>
-        <w:t>Figure : AES encryption function</w:t>
+        <w:t>Figure :</w:t>
+      </w:r>
+      <w:proofErr w:type="gramEnd"/>
+      <w:r>
+        <w:rPr>
+          <w:i/>
+          <w:iCs/>
+          <w:szCs w:val="24"/>
+        </w:rPr>
+        <w:t xml:space="preserve"> AES encryption function</w:t>
       </w:r>
     </w:p>
     <w:p>
@@ -6305,13 +7149,23 @@
           <w:szCs w:val="24"/>
         </w:rPr>
       </w:pPr>
+      <w:proofErr w:type="gramStart"/>
       <w:r>
         <w:rPr>
           <w:i/>
           <w:iCs/>
           <w:szCs w:val="24"/>
         </w:rPr>
-        <w:t>Figure : Name and location of dropped VBS script and XML file to be loaded at user logon</w:t>
+        <w:t>Figure :</w:t>
+      </w:r>
+      <w:proofErr w:type="gramEnd"/>
+      <w:r>
+        <w:rPr>
+          <w:i/>
+          <w:iCs/>
+          <w:szCs w:val="24"/>
+        </w:rPr>
+        <w:t xml:space="preserve"> Name and location of dropped VBS script and XML file to be loaded at user logon</w:t>
       </w:r>
     </w:p>
     <w:p>
@@ -6644,17 +7498,158 @@
       <w:pPr>
         <w:pStyle w:val="Heading1"/>
       </w:pPr>
-      <w:bookmarkStart w:id="12" w:name="_Toc218260630"/>
+      <w:bookmarkStart w:id="11" w:name="_Toc220165550"/>
       <w:r>
         <w:t>Advanced Dynamic Analysis</w:t>
       </w:r>
-      <w:bookmarkEnd w:id="12"/>
+      <w:bookmarkEnd w:id="11"/>
     </w:p>
     <w:p>
       <w:r>
         <w:t>{Screenshots and description about advanced dynamic artifacts and methods}</w:t>
       </w:r>
     </w:p>
+    <w:p/>
+    <w:p>
+      <w:pPr>
+        <w:rPr>
+          <w:rFonts w:ascii="Montserrat Medium" w:hAnsi="Montserrat Medium"/>
+        </w:rPr>
+      </w:pPr>
+      <w:proofErr w:type="gramStart"/>
+      <w:r>
+        <w:rPr>
+          <w:rFonts w:ascii="Montserrat Medium" w:hAnsi="Montserrat Medium"/>
+        </w:rPr>
+        <w:t>In order to</w:t>
+      </w:r>
+      <w:proofErr w:type="gramEnd"/>
+      <w:r>
+        <w:rPr>
+          <w:rFonts w:ascii="Montserrat Medium" w:hAnsi="Montserrat Medium"/>
+        </w:rPr>
+        <w:t xml:space="preserve"> debug Malware.cryptlib64.dll, this analyst </w:t>
+      </w:r>
+      <w:r>
+        <w:rPr>
+          <w:rFonts w:ascii="Montserrat Medium" w:hAnsi="Montserrat Medium"/>
+        </w:rPr>
+        <w:t>created a .NET 4.7.2 console application</w:t>
+      </w:r>
+      <w:r>
+        <w:rPr>
+          <w:rFonts w:ascii="Montserrat Medium" w:hAnsi="Montserrat Medium"/>
+        </w:rPr>
+        <w:t xml:space="preserve"> named Loader.exe</w:t>
+      </w:r>
+      <w:r>
+        <w:rPr>
+          <w:rFonts w:ascii="Montserrat Medium" w:hAnsi="Montserrat Medium"/>
+        </w:rPr>
+        <w:t xml:space="preserve"> in Visual Studio Community </w:t>
+      </w:r>
+      <w:r>
+        <w:rPr>
+          <w:rFonts w:ascii="Montserrat Medium" w:hAnsi="Montserrat Medium"/>
+        </w:rPr>
+        <w:t xml:space="preserve">to load the DLL code. </w:t>
+      </w:r>
+      <w:r>
+        <w:rPr>
+          <w:rFonts w:ascii="Montserrat Medium" w:hAnsi="Montserrat Medium"/>
+        </w:rPr>
+        <w:t>Loader.exe</w:t>
+      </w:r>
+      <w:r>
+        <w:rPr>
+          <w:rFonts w:ascii="Montserrat Medium" w:hAnsi="Montserrat Medium"/>
+        </w:rPr>
+        <w:t xml:space="preserve"> is not part of the original malware </w:t>
+      </w:r>
+      <w:r>
+        <w:rPr>
+          <w:rFonts w:ascii="Montserrat Medium" w:hAnsi="Montserrat Medium"/>
+        </w:rPr>
+        <w:t>sample</w:t>
+      </w:r>
+      <w:r>
+        <w:rPr>
+          <w:rFonts w:ascii="Montserrat Medium" w:hAnsi="Montserrat Medium"/>
+        </w:rPr>
+        <w:t xml:space="preserve"> but is included in the IOCs table below</w:t>
+      </w:r>
+      <w:r>
+        <w:rPr>
+          <w:rFonts w:ascii="Montserrat Medium" w:hAnsi="Montserrat Medium"/>
+        </w:rPr>
+        <w:t xml:space="preserve"> since </w:t>
+      </w:r>
+      <w:r>
+        <w:rPr>
+          <w:rFonts w:ascii="Montserrat Medium" w:hAnsi="Montserrat Medium"/>
+        </w:rPr>
+        <w:t>Malware.cryptlib64.dll</w:t>
+      </w:r>
+      <w:r>
+        <w:rPr>
+          <w:rFonts w:ascii="Montserrat Medium" w:hAnsi="Montserrat Medium"/>
+        </w:rPr>
+        <w:t xml:space="preserve"> </w:t>
+      </w:r>
+      <w:r>
+        <w:rPr>
+          <w:rFonts w:ascii="Montserrat Medium" w:hAnsi="Montserrat Medium"/>
+        </w:rPr>
+        <w:t>is dependent upon another binary to execute its code.</w:t>
+      </w:r>
+    </w:p>
+    <w:p/>
+    <w:p/>
+    <w:p>
+      <w:pPr>
+        <w:pStyle w:val="Heading2"/>
+      </w:pPr>
+      <w:r>
+        <w:t>Stage 1</w:t>
+      </w:r>
+    </w:p>
+    <w:p/>
+    <w:p/>
+    <w:p/>
+    <w:p>
+      <w:pPr>
+        <w:pStyle w:val="Heading2"/>
+      </w:pPr>
+      <w:r>
+        <w:t>Stage 2</w:t>
+      </w:r>
+    </w:p>
+    <w:p/>
+    <w:p/>
+    <w:p>
+      <w:pPr>
+        <w:pStyle w:val="Heading2"/>
+      </w:pPr>
+      <w:r>
+        <w:t>Stage 3</w:t>
+      </w:r>
+    </w:p>
+    <w:p/>
+    <w:p/>
+    <w:p/>
+    <w:p>
+      <w:pPr>
+        <w:pStyle w:val="Heading2"/>
+      </w:pPr>
+      <w:r>
+        <w:t>Stage 4</w:t>
+      </w:r>
+    </w:p>
+    <w:p/>
+    <w:p/>
+    <w:p/>
+    <w:p/>
+    <w:p/>
     <w:p/>
     <w:p>
       <w:pPr>
@@ -6663,23 +7658,140 @@
           <w:rFonts w:ascii="Montserrat Medium" w:eastAsiaTheme="majorEastAsia" w:hAnsi="Montserrat Medium" w:cstheme="majorBidi"/>
           <w:b/>
           <w:color w:val="auto"/>
-          <w:sz w:val="36"/>
-          <w:szCs w:val="36"/>
-        </w:rPr>
-      </w:pPr>
-      <w:r>
-        <w:br w:type="page"/>
-      </w:r>
+          <w:szCs w:val="24"/>
+        </w:rPr>
+      </w:pPr>
+      <w:r>
+        <w:rPr>
+          <w:rFonts w:ascii="Montserrat Medium" w:eastAsiaTheme="majorEastAsia" w:hAnsi="Montserrat Medium" w:cstheme="majorBidi"/>
+          <w:b/>
+          <w:noProof/>
+          <w:color w:val="auto"/>
+          <w:szCs w:val="24"/>
+        </w:rPr>
+        <w:drawing>
+          <wp:inline distT="0" distB="0" distL="0" distR="0" wp14:anchorId="2E33B046" wp14:editId="354F3095">
+            <wp:extent cx="5943600" cy="1777365"/>
+            <wp:effectExtent l="0" t="0" r="0" b="0"/>
+            <wp:docPr id="1065279368" name="Picture 1"/>
+            <wp:cNvGraphicFramePr>
+              <a:graphicFrameLocks xmlns:a="http://schemas.openxmlformats.org/drawingml/2006/main" noChangeAspect="1"/>
+            </wp:cNvGraphicFramePr>
+            <a:graphic xmlns:a="http://schemas.openxmlformats.org/drawingml/2006/main">
+              <a:graphicData uri="http://schemas.openxmlformats.org/drawingml/2006/picture">
+                <pic:pic xmlns:pic="http://schemas.openxmlformats.org/drawingml/2006/picture">
+                  <pic:nvPicPr>
+                    <pic:cNvPr id="1065279368" name=""/>
+                    <pic:cNvPicPr/>
+                  </pic:nvPicPr>
+                  <pic:blipFill>
+                    <a:blip r:embed="rId35"/>
+                    <a:stretch>
+                      <a:fillRect/>
+                    </a:stretch>
+                  </pic:blipFill>
+                  <pic:spPr>
+                    <a:xfrm>
+                      <a:off x="0" y="0"/>
+                      <a:ext cx="5943600" cy="1777365"/>
+                    </a:xfrm>
+                    <a:prstGeom prst="rect">
+                      <a:avLst/>
+                    </a:prstGeom>
+                  </pic:spPr>
+                </pic:pic>
+              </a:graphicData>
+            </a:graphic>
+          </wp:inline>
+        </w:drawing>
+      </w:r>
+    </w:p>
+    <w:p>
+      <w:pPr>
+        <w:spacing w:after="160" w:line="259" w:lineRule="auto"/>
+        <w:rPr>
+          <w:rFonts w:ascii="Montserrat Medium" w:eastAsiaTheme="majorEastAsia" w:hAnsi="Montserrat Medium" w:cstheme="majorBidi"/>
+          <w:bCs/>
+          <w:color w:val="auto"/>
+          <w:szCs w:val="24"/>
+        </w:rPr>
+      </w:pPr>
+    </w:p>
+    <w:p>
+      <w:pPr>
+        <w:spacing w:after="160" w:line="259" w:lineRule="auto"/>
+        <w:rPr>
+          <w:rFonts w:ascii="Montserrat Medium" w:eastAsiaTheme="majorEastAsia" w:hAnsi="Montserrat Medium" w:cstheme="majorBidi"/>
+          <w:bCs/>
+          <w:color w:val="auto"/>
+          <w:szCs w:val="24"/>
+        </w:rPr>
+      </w:pPr>
+    </w:p>
+    <w:p>
+      <w:pPr>
+        <w:spacing w:after="160" w:line="259" w:lineRule="auto"/>
+        <w:rPr>
+          <w:rFonts w:ascii="Montserrat Medium" w:eastAsiaTheme="majorEastAsia" w:hAnsi="Montserrat Medium" w:cstheme="majorBidi"/>
+          <w:bCs/>
+          <w:color w:val="auto"/>
+          <w:szCs w:val="24"/>
+        </w:rPr>
+      </w:pPr>
+    </w:p>
+    <w:p>
+      <w:pPr>
+        <w:spacing w:after="160" w:line="259" w:lineRule="auto"/>
+        <w:rPr>
+          <w:rFonts w:ascii="Montserrat Medium" w:eastAsiaTheme="majorEastAsia" w:hAnsi="Montserrat Medium" w:cstheme="majorBidi"/>
+          <w:bCs/>
+          <w:color w:val="auto"/>
+          <w:szCs w:val="24"/>
+        </w:rPr>
+      </w:pPr>
+    </w:p>
+    <w:p>
+      <w:pPr>
+        <w:spacing w:after="160" w:line="259" w:lineRule="auto"/>
+        <w:rPr>
+          <w:rFonts w:ascii="Montserrat Medium" w:eastAsiaTheme="majorEastAsia" w:hAnsi="Montserrat Medium" w:cstheme="majorBidi"/>
+          <w:bCs/>
+          <w:color w:val="auto"/>
+          <w:szCs w:val="24"/>
+        </w:rPr>
+      </w:pPr>
+    </w:p>
+    <w:p>
+      <w:pPr>
+        <w:spacing w:after="160" w:line="259" w:lineRule="auto"/>
+        <w:rPr>
+          <w:rFonts w:ascii="Montserrat Medium" w:eastAsiaTheme="majorEastAsia" w:hAnsi="Montserrat Medium" w:cstheme="majorBidi"/>
+          <w:bCs/>
+          <w:color w:val="auto"/>
+          <w:szCs w:val="24"/>
+        </w:rPr>
+      </w:pPr>
+    </w:p>
+    <w:p>
+      <w:pPr>
+        <w:spacing w:after="160" w:line="259" w:lineRule="auto"/>
+        <w:rPr>
+          <w:rFonts w:ascii="Montserrat Medium" w:eastAsiaTheme="majorEastAsia" w:hAnsi="Montserrat Medium" w:cstheme="majorBidi"/>
+          <w:bCs/>
+          <w:color w:val="auto"/>
+          <w:szCs w:val="24"/>
+        </w:rPr>
+      </w:pPr>
     </w:p>
     <w:p>
       <w:pPr>
         <w:pStyle w:val="Heading1"/>
       </w:pPr>
-      <w:bookmarkStart w:id="13" w:name="_Toc218260631"/>
+      <w:bookmarkStart w:id="12" w:name="_Toc220165551"/>
       <w:r>
         <w:t>Indicators of Compromise</w:t>
       </w:r>
-      <w:bookmarkEnd w:id="13"/>
+      <w:bookmarkEnd w:id="12"/>
     </w:p>
     <w:p>
       <w:r>
@@ -6692,69 +7804,459 @@
       <w:pPr>
         <w:pStyle w:val="Heading2"/>
       </w:pPr>
-      <w:bookmarkStart w:id="14" w:name="_Toc218260632"/>
-      <w:r>
-        <w:t xml:space="preserve">Network </w:t>
-      </w:r>
-      <w:r>
-        <w:t>Indicators</w:t>
+      <w:bookmarkStart w:id="13" w:name="_Hlk220165689"/>
+      <w:bookmarkStart w:id="14" w:name="_Toc220165552"/>
+      <w:r>
+        <w:t xml:space="preserve">Stage 1 Indicators </w:t>
+      </w:r>
+      <w:bookmarkEnd w:id="13"/>
+      <w:r>
+        <w:t>of Compromise</w:t>
       </w:r>
       <w:bookmarkEnd w:id="14"/>
     </w:p>
-    <w:p>
-      <w:r>
-        <w:t>Domains:</w:t>
-      </w:r>
-      <w:r>
-        <w:br/>
-        <w:t xml:space="preserve">- </w:t>
-      </w:r>
-      <w:r>
-        <w:t>hxxp://</w:t>
-      </w:r>
-      <w:r>
-        <w:t>srv</w:t>
-      </w:r>
-      <w:r>
-        <w:t>[</w:t>
-      </w:r>
-      <w:r>
-        <w:t>.</w:t>
-      </w:r>
-      <w:r>
-        <w:t>]</w:t>
-      </w:r>
-      <w:r>
-        <w:t>masterchiefsgruntemporium</w:t>
-      </w:r>
-      <w:r>
-        <w:t>[</w:t>
-      </w:r>
-      <w:r>
-        <w:t>.</w:t>
-      </w:r>
-      <w:r>
-        <w:t>]</w:t>
-      </w:r>
-      <w:r>
-        <w:t>local</w:t>
-      </w:r>
-      <w:r>
-        <w:br/>
-      </w:r>
-      <w:r>
-        <w:br/>
-        <w:t>Protocols:</w:t>
-      </w:r>
-      <w:r>
-        <w:br/>
-        <w:t>- HTTP POST with Base64 AES-encrypted payloads</w:t>
-      </w:r>
-      <w:r>
-        <w:br/>
-        <w:t>- AES-256-CBC with PBKDF2 (SHA1, 1000 iterations)</w:t>
-      </w:r>
-    </w:p>
+    <w:tbl>
+      <w:tblPr>
+        <w:tblStyle w:val="TableGrid"/>
+        <w:tblW w:w="0" w:type="auto"/>
+        <w:tblLook w:val="04A0" w:firstRow="1" w:lastRow="0" w:firstColumn="1" w:lastColumn="0" w:noHBand="0" w:noVBand="1"/>
+      </w:tblPr>
+      <w:tblGrid>
+        <w:gridCol w:w="1102"/>
+        <w:gridCol w:w="2493"/>
+        <w:gridCol w:w="1530"/>
+        <w:gridCol w:w="1080"/>
+        <w:gridCol w:w="3145"/>
+      </w:tblGrid>
+      <w:tr>
+        <w:tc>
+          <w:tcPr>
+            <w:tcW w:w="1102" w:type="dxa"/>
+          </w:tcPr>
+          <w:p>
+            <w:r>
+              <w:t>Category</w:t>
+            </w:r>
+          </w:p>
+        </w:tc>
+        <w:tc>
+          <w:tcPr>
+            <w:tcW w:w="2493" w:type="dxa"/>
+          </w:tcPr>
+          <w:p>
+            <w:r>
+              <w:t>Indicator</w:t>
+            </w:r>
+          </w:p>
+        </w:tc>
+        <w:tc>
+          <w:tcPr>
+            <w:tcW w:w="1530" w:type="dxa"/>
+          </w:tcPr>
+          <w:p>
+            <w:r>
+              <w:t>Type</w:t>
+            </w:r>
+          </w:p>
+        </w:tc>
+        <w:tc>
+          <w:tcPr>
+            <w:tcW w:w="1080" w:type="dxa"/>
+          </w:tcPr>
+          <w:p>
+            <w:r>
+              <w:t>Stage</w:t>
+            </w:r>
+          </w:p>
+        </w:tc>
+        <w:tc>
+          <w:tcPr>
+            <w:tcW w:w="3145" w:type="dxa"/>
+          </w:tcPr>
+          <w:p>
+            <w:r>
+              <w:t>Description</w:t>
+            </w:r>
+          </w:p>
+        </w:tc>
+      </w:tr>
+      <w:tr>
+        <w:tc>
+          <w:tcPr>
+            <w:tcW w:w="1102" w:type="dxa"/>
+          </w:tcPr>
+          <w:p>
+            <w:r>
+              <w:t>File</w:t>
+            </w:r>
+          </w:p>
+        </w:tc>
+        <w:tc>
+          <w:tcPr>
+            <w:tcW w:w="2493" w:type="dxa"/>
+          </w:tcPr>
+          <w:p>
+            <w:r>
+              <w:t>Loader.exe</w:t>
+            </w:r>
+          </w:p>
+        </w:tc>
+        <w:tc>
+          <w:tcPr>
+            <w:tcW w:w="1530" w:type="dxa"/>
+          </w:tcPr>
+          <w:p>
+            <w:r>
+              <w:t>Executable</w:t>
+            </w:r>
+          </w:p>
+        </w:tc>
+        <w:tc>
+          <w:tcPr>
+            <w:tcW w:w="1080" w:type="dxa"/>
+          </w:tcPr>
+          <w:p>
+            <w:r>
+              <w:t>Stage 1</w:t>
+            </w:r>
+          </w:p>
+        </w:tc>
+        <w:tc>
+          <w:tcPr>
+            <w:tcW w:w="3145" w:type="dxa"/>
+          </w:tcPr>
+          <w:p>
+            <w:r>
+              <w:t>Loads malicious DLL via reflection</w:t>
+            </w:r>
+          </w:p>
+        </w:tc>
+      </w:tr>
+      <w:tr>
+        <w:tc>
+          <w:tcPr>
+            <w:tcW w:w="1102" w:type="dxa"/>
+          </w:tcPr>
+          <w:p>
+            <w:r>
+              <w:t>File</w:t>
+            </w:r>
+          </w:p>
+        </w:tc>
+        <w:tc>
+          <w:tcPr>
+            <w:tcW w:w="2493" w:type="dxa"/>
+          </w:tcPr>
+          <w:p>
+            <w:r>
+              <w:t>Malware.cryptlib64.dll</w:t>
+            </w:r>
+          </w:p>
+        </w:tc>
+        <w:tc>
+          <w:tcPr>
+            <w:tcW w:w="1530" w:type="dxa"/>
+          </w:tcPr>
+          <w:p>
+            <w:r>
+              <w:t>DLL</w:t>
+            </w:r>
+          </w:p>
+        </w:tc>
+        <w:tc>
+          <w:tcPr>
+            <w:tcW w:w="1080" w:type="dxa"/>
+          </w:tcPr>
+          <w:p>
+            <w:r>
+              <w:t>Stage 1</w:t>
+            </w:r>
+          </w:p>
+        </w:tc>
+        <w:tc>
+          <w:tcPr>
+            <w:tcW w:w="3145" w:type="dxa"/>
+          </w:tcPr>
+          <w:p>
+            <w:r>
+              <w:t xml:space="preserve">Primary dropper and </w:t>
+            </w:r>
+            <w:proofErr w:type="spellStart"/>
+            <w:r>
+              <w:t>decryptor</w:t>
+            </w:r>
+            <w:proofErr w:type="spellEnd"/>
+            <w:r>
+              <w:t xml:space="preserve"> component</w:t>
+            </w:r>
+          </w:p>
+        </w:tc>
+      </w:tr>
+      <w:tr>
+        <w:tc>
+          <w:tcPr>
+            <w:tcW w:w="1102" w:type="dxa"/>
+          </w:tcPr>
+          <w:p>
+            <w:r>
+              <w:t>File</w:t>
+            </w:r>
+          </w:p>
+        </w:tc>
+        <w:tc>
+          <w:tcPr>
+            <w:tcW w:w="2493" w:type="dxa"/>
+          </w:tcPr>
+          <w:p>
+            <w:r>
+              <w:t>embed.xml</w:t>
+            </w:r>
+          </w:p>
+        </w:tc>
+        <w:tc>
+          <w:tcPr>
+            <w:tcW w:w="1530" w:type="dxa"/>
+          </w:tcPr>
+          <w:p>
+            <w:r>
+              <w:t>XML Payload</w:t>
+            </w:r>
+          </w:p>
+        </w:tc>
+        <w:tc>
+          <w:tcPr>
+            <w:tcW w:w="1080" w:type="dxa"/>
+          </w:tcPr>
+          <w:p>
+            <w:r>
+              <w:t>Stage 1</w:t>
+            </w:r>
+          </w:p>
+        </w:tc>
+        <w:tc>
+          <w:tcPr>
+            <w:tcW w:w="3145" w:type="dxa"/>
+          </w:tcPr>
+          <w:p>
+            <w:r>
+              <w:t>Contains decrypted Stage 2 payload</w:t>
+            </w:r>
+          </w:p>
+        </w:tc>
+      </w:tr>
+      <w:tr>
+        <w:tc>
+          <w:tcPr>
+            <w:tcW w:w="1102" w:type="dxa"/>
+          </w:tcPr>
+          <w:p>
+            <w:r>
+              <w:t>File</w:t>
+            </w:r>
+          </w:p>
+        </w:tc>
+        <w:tc>
+          <w:tcPr>
+            <w:tcW w:w="2493" w:type="dxa"/>
+          </w:tcPr>
+          <w:p>
+            <w:r>
+              <w:t>embed.vbs</w:t>
+            </w:r>
+          </w:p>
+        </w:tc>
+        <w:tc>
+          <w:tcPr>
+            <w:tcW w:w="1530" w:type="dxa"/>
+          </w:tcPr>
+          <w:p>
+            <w:r>
+              <w:t>VBS Script</w:t>
+            </w:r>
+          </w:p>
+        </w:tc>
+        <w:tc>
+          <w:tcPr>
+            <w:tcW w:w="1080" w:type="dxa"/>
+          </w:tcPr>
+          <w:p>
+            <w:r>
+              <w:t>Stage 1</w:t>
+            </w:r>
+          </w:p>
+        </w:tc>
+        <w:tc>
+          <w:tcPr>
+            <w:tcW w:w="3145" w:type="dxa"/>
+          </w:tcPr>
+          <w:p>
+            <w:r>
+              <w:t>Executes decrypted payload and establishes persistence</w:t>
+            </w:r>
+          </w:p>
+        </w:tc>
+      </w:tr>
+      <w:tr>
+        <w:tc>
+          <w:tcPr>
+            <w:tcW w:w="1102" w:type="dxa"/>
+          </w:tcPr>
+          <w:p>
+            <w:r>
+              <w:t>Registry</w:t>
+            </w:r>
+          </w:p>
+        </w:tc>
+        <w:tc>
+          <w:tcPr>
+            <w:tcW w:w="2493" w:type="dxa"/>
+          </w:tcPr>
+          <w:p>
+            <w:r>
+              <w:t>HKCU...\Run</w:t>
+            </w:r>
+          </w:p>
+        </w:tc>
+        <w:tc>
+          <w:tcPr>
+            <w:tcW w:w="1530" w:type="dxa"/>
+          </w:tcPr>
+          <w:p>
+            <w:r>
+              <w:t>Run Key</w:t>
+            </w:r>
+          </w:p>
+        </w:tc>
+        <w:tc>
+          <w:tcPr>
+            <w:tcW w:w="1080" w:type="dxa"/>
+          </w:tcPr>
+          <w:p>
+            <w:r>
+              <w:t>Stage 1</w:t>
+            </w:r>
+          </w:p>
+        </w:tc>
+        <w:tc>
+          <w:tcPr>
+            <w:tcW w:w="3145" w:type="dxa"/>
+          </w:tcPr>
+          <w:p>
+            <w:r>
+              <w:t>Registry auto-start persistence mechanism</w:t>
+            </w:r>
+          </w:p>
+        </w:tc>
+      </w:tr>
+      <w:tr>
+        <w:tc>
+          <w:tcPr>
+            <w:tcW w:w="1102" w:type="dxa"/>
+          </w:tcPr>
+          <w:p>
+            <w:r>
+              <w:t>API</w:t>
+            </w:r>
+          </w:p>
+        </w:tc>
+        <w:tc>
+          <w:tcPr>
+            <w:tcW w:w="2493" w:type="dxa"/>
+          </w:tcPr>
+          <w:p>
+            <w:proofErr w:type="spellStart"/>
+            <w:r>
+              <w:t>Assembly.LoadFile</w:t>
+            </w:r>
+            <w:proofErr w:type="spellEnd"/>
+          </w:p>
+        </w:tc>
+        <w:tc>
+          <w:tcPr>
+            <w:tcW w:w="1530" w:type="dxa"/>
+          </w:tcPr>
+          <w:p>
+            <w:r>
+              <w:t>Reflection API</w:t>
+            </w:r>
+          </w:p>
+        </w:tc>
+        <w:tc>
+          <w:tcPr>
+            <w:tcW w:w="1080" w:type="dxa"/>
+          </w:tcPr>
+          <w:p>
+            <w:r>
+              <w:t>Stage 1</w:t>
+            </w:r>
+          </w:p>
+        </w:tc>
+        <w:tc>
+          <w:tcPr>
+            <w:tcW w:w="3145" w:type="dxa"/>
+          </w:tcPr>
+          <w:p>
+            <w:r>
+              <w:t>Dynamically loads malicious DLL into memory</w:t>
+            </w:r>
+          </w:p>
+        </w:tc>
+      </w:tr>
+      <w:tr>
+        <w:tc>
+          <w:tcPr>
+            <w:tcW w:w="1102" w:type="dxa"/>
+          </w:tcPr>
+          <w:p>
+            <w:r>
+              <w:t>Crypto</w:t>
+            </w:r>
+          </w:p>
+        </w:tc>
+        <w:tc>
+          <w:tcPr>
+            <w:tcW w:w="2493" w:type="dxa"/>
+          </w:tcPr>
+          <w:p>
+            <w:proofErr w:type="spellStart"/>
+            <w:r>
+              <w:t>AES_Decrypt</w:t>
+            </w:r>
+            <w:proofErr w:type="spellEnd"/>
+          </w:p>
+        </w:tc>
+        <w:tc>
+          <w:tcPr>
+            <w:tcW w:w="1530" w:type="dxa"/>
+          </w:tcPr>
+          <w:p>
+            <w:r>
+              <w:t>Function Call</w:t>
+            </w:r>
+          </w:p>
+        </w:tc>
+        <w:tc>
+          <w:tcPr>
+            <w:tcW w:w="1080" w:type="dxa"/>
+          </w:tcPr>
+          <w:p>
+            <w:r>
+              <w:t>Stage 1</w:t>
+            </w:r>
+          </w:p>
+        </w:tc>
+        <w:tc>
+          <w:tcPr>
+            <w:tcW w:w="3145" w:type="dxa"/>
+          </w:tcPr>
+          <w:p>
+            <w:r>
+              <w:t>Decrypts embedded encrypted payload</w:t>
+            </w:r>
+          </w:p>
+        </w:tc>
+      </w:tr>
+    </w:tbl>
     <w:p/>
     <w:p>
       <w:pPr>
@@ -6780,7 +8282,7 @@
                     <pic:cNvPicPr/>
                   </pic:nvPicPr>
                   <pic:blipFill>
-                    <a:blip r:embed="rId35"/>
+                    <a:blip r:embed="rId36"/>
                     <a:stretch>
                       <a:fillRect/>
                     </a:stretch>
@@ -6906,97 +8408,1206 @@
           <w:i/>
           <w:iCs/>
         </w:rPr>
-        <w:t>Fig 4:.</w:t>
-      </w:r>
-    </w:p>
-    <w:p>
-      <w:pPr>
-        <w:spacing w:after="160" w:line="259" w:lineRule="auto"/>
-      </w:pPr>
-    </w:p>
+        <w:t xml:space="preserve">Fig </w:t>
+      </w:r>
+      <w:proofErr w:type="gramStart"/>
+      <w:r>
+        <w:rPr>
+          <w:i/>
+          <w:iCs/>
+        </w:rPr>
+        <w:t>4:.</w:t>
+      </w:r>
+      <w:proofErr w:type="gramEnd"/>
+    </w:p>
+    <w:p>
+      <w:pPr>
+        <w:spacing w:after="160" w:line="259" w:lineRule="auto"/>
+      </w:pPr>
+    </w:p>
+    <w:p/>
     <w:p>
       <w:pPr>
         <w:pStyle w:val="Heading2"/>
       </w:pPr>
-      <w:bookmarkStart w:id="15" w:name="_Toc218260633"/>
-      <w:r>
-        <w:t>Host-based Indicators</w:t>
+      <w:bookmarkStart w:id="15" w:name="_Toc220165553"/>
+      <w:r>
+        <w:t>Stage 2 Indicators of Compromise</w:t>
       </w:r>
       <w:bookmarkEnd w:id="15"/>
     </w:p>
-    <w:p/>
-    <w:p>
-      <w:pPr>
-        <w:rPr>
-          <w:rFonts w:ascii="Montserrat Medium" w:hAnsi="Montserrat Medium"/>
-        </w:rPr>
-      </w:pPr>
-      <w:r>
-        <w:rPr>
-          <w:rFonts w:ascii="Montserrat Medium" w:hAnsi="Montserrat Medium"/>
-        </w:rPr>
-        <w:t>Files:</w:t>
-      </w:r>
-      <w:r>
-        <w:rPr>
-          <w:rFonts w:ascii="Montserrat Medium" w:hAnsi="Montserrat Medium"/>
-        </w:rPr>
-        <w:br/>
-        <w:t>- C:\Users\Public\embed.xml</w:t>
-      </w:r>
-      <w:r>
-        <w:rPr>
-          <w:rFonts w:ascii="Montserrat Medium" w:hAnsi="Montserrat Medium"/>
-        </w:rPr>
-        <w:br/>
-        <w:t>- C:\Users\Public\Documents\embed.vbs</w:t>
-      </w:r>
-      <w:r>
-        <w:rPr>
-          <w:rFonts w:ascii="Montserrat Medium" w:hAnsi="Montserrat Medium"/>
-        </w:rPr>
-        <w:br/>
-      </w:r>
-      <w:r>
-        <w:rPr>
-          <w:rFonts w:ascii="Montserrat Medium" w:hAnsi="Montserrat Medium"/>
-        </w:rPr>
-        <w:br/>
-        <w:t>Registry:</w:t>
-      </w:r>
-      <w:r>
-        <w:rPr>
-          <w:rFonts w:ascii="Montserrat Medium" w:hAnsi="Montserrat Medium"/>
-        </w:rPr>
-        <w:br/>
-        <w:t>- HKCU\Software\Microsoft\Windows\CurrentVersion\Run\embed</w:t>
-      </w:r>
-      <w:r>
-        <w:rPr>
-          <w:rFonts w:ascii="Montserrat Medium" w:hAnsi="Montserrat Medium"/>
-        </w:rPr>
-        <w:br/>
-      </w:r>
-      <w:r>
-        <w:rPr>
-          <w:rFonts w:ascii="Montserrat Medium" w:hAnsi="Montserrat Medium"/>
-        </w:rPr>
-        <w:br/>
-        <w:t>Processes:</w:t>
-      </w:r>
-      <w:r>
-        <w:rPr>
-          <w:rFonts w:ascii="Montserrat Medium" w:hAnsi="Montserrat Medium"/>
-        </w:rPr>
-        <w:br/>
-        <w:t>- MSBuild.exe spawned from VBS</w:t>
-      </w:r>
-    </w:p>
-    <w:p/>
-    <w:p>
-      <w:pPr>
-        <w:spacing w:after="160" w:line="259" w:lineRule="auto"/>
-        <w:jc w:val="center"/>
+    <w:tbl>
+      <w:tblPr>
+        <w:tblStyle w:val="TableGrid"/>
+        <w:tblW w:w="0" w:type="auto"/>
+        <w:tblLayout w:type="fixed"/>
+        <w:tblLook w:val="04A0" w:firstRow="1" w:lastRow="0" w:firstColumn="1" w:lastColumn="0" w:noHBand="0" w:noVBand="1"/>
+      </w:tblPr>
+      <w:tblGrid>
+        <w:gridCol w:w="1165"/>
+        <w:gridCol w:w="3510"/>
+        <w:gridCol w:w="1350"/>
+        <w:gridCol w:w="3325"/>
+      </w:tblGrid>
+      <w:tr>
+        <w:tc>
+          <w:tcPr>
+            <w:tcW w:w="1165" w:type="dxa"/>
+          </w:tcPr>
+          <w:p>
+            <w:pPr>
+              <w:spacing w:after="160" w:line="259" w:lineRule="auto"/>
+            </w:pPr>
+            <w:r>
+              <w:t>Category</w:t>
+            </w:r>
+          </w:p>
+        </w:tc>
+        <w:tc>
+          <w:tcPr>
+            <w:tcW w:w="3510" w:type="dxa"/>
+          </w:tcPr>
+          <w:p>
+            <w:pPr>
+              <w:spacing w:after="160" w:line="259" w:lineRule="auto"/>
+            </w:pPr>
+            <w:r>
+              <w:t>Indicator</w:t>
+            </w:r>
+          </w:p>
+        </w:tc>
+        <w:tc>
+          <w:tcPr>
+            <w:tcW w:w="1350" w:type="dxa"/>
+          </w:tcPr>
+          <w:p>
+            <w:pPr>
+              <w:spacing w:after="160" w:line="259" w:lineRule="auto"/>
+            </w:pPr>
+            <w:r>
+              <w:t>Type</w:t>
+            </w:r>
+          </w:p>
+        </w:tc>
+        <w:tc>
+          <w:tcPr>
+            <w:tcW w:w="3325" w:type="dxa"/>
+          </w:tcPr>
+          <w:p>
+            <w:pPr>
+              <w:spacing w:after="160" w:line="259" w:lineRule="auto"/>
+            </w:pPr>
+            <w:r>
+              <w:t>Description</w:t>
+            </w:r>
+          </w:p>
+        </w:tc>
+      </w:tr>
+      <w:tr>
+        <w:tc>
+          <w:tcPr>
+            <w:tcW w:w="1165" w:type="dxa"/>
+          </w:tcPr>
+          <w:p>
+            <w:pPr>
+              <w:spacing w:after="160" w:line="259" w:lineRule="auto"/>
+            </w:pPr>
+            <w:r>
+              <w:t>Network</w:t>
+            </w:r>
+          </w:p>
+        </w:tc>
+        <w:tc>
+          <w:tcPr>
+            <w:tcW w:w="3510" w:type="dxa"/>
+          </w:tcPr>
+          <w:p>
+            <w:pPr>
+              <w:spacing w:after="160" w:line="259" w:lineRule="auto"/>
+            </w:pPr>
+            <w:r>
+              <w:t>http://srv.masterchiefsgruntemporium.local:80</w:t>
+            </w:r>
+          </w:p>
+        </w:tc>
+        <w:tc>
+          <w:tcPr>
+            <w:tcW w:w="1350" w:type="dxa"/>
+          </w:tcPr>
+          <w:p>
+            <w:pPr>
+              <w:spacing w:after="160" w:line="259" w:lineRule="auto"/>
+            </w:pPr>
+            <w:r>
+              <w:t>C2 URL</w:t>
+            </w:r>
+          </w:p>
+        </w:tc>
+        <w:tc>
+          <w:tcPr>
+            <w:tcW w:w="3325" w:type="dxa"/>
+          </w:tcPr>
+          <w:p>
+            <w:pPr>
+              <w:spacing w:after="160" w:line="259" w:lineRule="auto"/>
+            </w:pPr>
+            <w:r>
+              <w:t>Hardcoded command-and-control endpoint used by the implant</w:t>
+            </w:r>
+          </w:p>
+        </w:tc>
+      </w:tr>
+      <w:tr>
+        <w:tc>
+          <w:tcPr>
+            <w:tcW w:w="1165" w:type="dxa"/>
+          </w:tcPr>
+          <w:p>
+            <w:pPr>
+              <w:spacing w:after="160" w:line="259" w:lineRule="auto"/>
+            </w:pPr>
+            <w:r>
+              <w:t>Network</w:t>
+            </w:r>
+          </w:p>
+        </w:tc>
+        <w:tc>
+          <w:tcPr>
+            <w:tcW w:w="3510" w:type="dxa"/>
+          </w:tcPr>
+          <w:p>
+            <w:pPr>
+              <w:spacing w:after="160" w:line="259" w:lineRule="auto"/>
+            </w:pPr>
+            <w:r>
+              <w:t>/</w:t>
+            </w:r>
+            <w:proofErr w:type="spellStart"/>
+            <w:r>
+              <w:t>en</w:t>
+            </w:r>
+            <w:proofErr w:type="spellEnd"/>
+            <w:r>
+              <w:t>-us/index.html</w:t>
+            </w:r>
+          </w:p>
+        </w:tc>
+        <w:tc>
+          <w:tcPr>
+            <w:tcW w:w="1350" w:type="dxa"/>
+          </w:tcPr>
+          <w:p>
+            <w:pPr>
+              <w:spacing w:after="160" w:line="259" w:lineRule="auto"/>
+            </w:pPr>
+            <w:r>
+              <w:t>URI Path</w:t>
+            </w:r>
+          </w:p>
+        </w:tc>
+        <w:tc>
+          <w:tcPr>
+            <w:tcW w:w="3325" w:type="dxa"/>
+          </w:tcPr>
+          <w:p>
+            <w:pPr>
+              <w:spacing w:after="160" w:line="259" w:lineRule="auto"/>
+            </w:pPr>
+            <w:r>
+              <w:t>Decoy HTTP path used during beaconing</w:t>
+            </w:r>
+          </w:p>
+        </w:tc>
+      </w:tr>
+      <w:tr>
+        <w:tc>
+          <w:tcPr>
+            <w:tcW w:w="1165" w:type="dxa"/>
+          </w:tcPr>
+          <w:p>
+            <w:pPr>
+              <w:spacing w:after="160" w:line="259" w:lineRule="auto"/>
+            </w:pPr>
+            <w:r>
+              <w:t>Network</w:t>
+            </w:r>
+          </w:p>
+        </w:tc>
+        <w:tc>
+          <w:tcPr>
+            <w:tcW w:w="3510" w:type="dxa"/>
+          </w:tcPr>
+          <w:p>
+            <w:pPr>
+              <w:spacing w:after="160" w:line="259" w:lineRule="auto"/>
+            </w:pPr>
+            <w:r>
+              <w:t>/</w:t>
+            </w:r>
+            <w:proofErr w:type="spellStart"/>
+            <w:r>
+              <w:t>en</w:t>
+            </w:r>
+            <w:proofErr w:type="spellEnd"/>
+            <w:r>
+              <w:t>-us/docs.html</w:t>
+            </w:r>
+          </w:p>
+        </w:tc>
+        <w:tc>
+          <w:tcPr>
+            <w:tcW w:w="1350" w:type="dxa"/>
+          </w:tcPr>
+          <w:p>
+            <w:pPr>
+              <w:spacing w:after="160" w:line="259" w:lineRule="auto"/>
+            </w:pPr>
+            <w:r>
+              <w:t>URI Path</w:t>
+            </w:r>
+          </w:p>
+        </w:tc>
+        <w:tc>
+          <w:tcPr>
+            <w:tcW w:w="3325" w:type="dxa"/>
+          </w:tcPr>
+          <w:p>
+            <w:pPr>
+              <w:spacing w:after="160" w:line="259" w:lineRule="auto"/>
+            </w:pPr>
+            <w:r>
+              <w:t>Alternate decoy path for C2 communications</w:t>
+            </w:r>
+          </w:p>
+        </w:tc>
+      </w:tr>
+      <w:tr>
+        <w:tc>
+          <w:tcPr>
+            <w:tcW w:w="1165" w:type="dxa"/>
+          </w:tcPr>
+          <w:p>
+            <w:pPr>
+              <w:spacing w:after="160" w:line="259" w:lineRule="auto"/>
+            </w:pPr>
+            <w:r>
+              <w:t>Network</w:t>
+            </w:r>
+          </w:p>
+        </w:tc>
+        <w:tc>
+          <w:tcPr>
+            <w:tcW w:w="3510" w:type="dxa"/>
+          </w:tcPr>
+          <w:p>
+            <w:pPr>
+              <w:spacing w:after="160" w:line="259" w:lineRule="auto"/>
+            </w:pPr>
+            <w:r>
+              <w:t>/</w:t>
+            </w:r>
+            <w:proofErr w:type="spellStart"/>
+            <w:r>
+              <w:t>en</w:t>
+            </w:r>
+            <w:proofErr w:type="spellEnd"/>
+            <w:r>
+              <w:t>-us/test.html</w:t>
+            </w:r>
+          </w:p>
+        </w:tc>
+        <w:tc>
+          <w:tcPr>
+            <w:tcW w:w="1350" w:type="dxa"/>
+          </w:tcPr>
+          <w:p>
+            <w:pPr>
+              <w:spacing w:after="160" w:line="259" w:lineRule="auto"/>
+            </w:pPr>
+            <w:r>
+              <w:t>URI Path</w:t>
+            </w:r>
+          </w:p>
+        </w:tc>
+        <w:tc>
+          <w:tcPr>
+            <w:tcW w:w="3325" w:type="dxa"/>
+          </w:tcPr>
+          <w:p>
+            <w:pPr>
+              <w:spacing w:after="160" w:line="259" w:lineRule="auto"/>
+            </w:pPr>
+            <w:r>
+              <w:t>Alternate decoy path for C2 communications</w:t>
+            </w:r>
+          </w:p>
+        </w:tc>
+      </w:tr>
+      <w:tr>
+        <w:tc>
+          <w:tcPr>
+            <w:tcW w:w="1165" w:type="dxa"/>
+          </w:tcPr>
+          <w:p>
+            <w:pPr>
+              <w:spacing w:after="160" w:line="259" w:lineRule="auto"/>
+            </w:pPr>
+            <w:r>
+              <w:t>Network</w:t>
+            </w:r>
+          </w:p>
+        </w:tc>
+        <w:tc>
+          <w:tcPr>
+            <w:tcW w:w="3510" w:type="dxa"/>
+          </w:tcPr>
+          <w:p>
+            <w:pPr>
+              <w:spacing w:after="160" w:line="259" w:lineRule="auto"/>
+            </w:pPr>
+            <w:r>
+              <w:t>i=a19ea23062db990386a3a478cb89d52e&amp;data</w:t>
+            </w:r>
+            <w:proofErr w:type="gramStart"/>
+            <w:r>
+              <w:t>={</w:t>
+            </w:r>
+            <w:proofErr w:type="gramEnd"/>
+            <w:r>
+              <w:t>0}&amp;session=75db-99b1-25fe4e9afbe58696-320bea73</w:t>
+            </w:r>
+          </w:p>
+        </w:tc>
+        <w:tc>
+          <w:tcPr>
+            <w:tcW w:w="1350" w:type="dxa"/>
+          </w:tcPr>
+          <w:p>
+            <w:pPr>
+              <w:spacing w:after="160" w:line="259" w:lineRule="auto"/>
+            </w:pPr>
+            <w:r>
+              <w:t>HTTP Parameter Pattern</w:t>
+            </w:r>
+          </w:p>
+        </w:tc>
+        <w:tc>
+          <w:tcPr>
+            <w:tcW w:w="3325" w:type="dxa"/>
+          </w:tcPr>
+          <w:p>
+            <w:pPr>
+              <w:spacing w:after="160" w:line="259" w:lineRule="auto"/>
+            </w:pPr>
+            <w:r>
+              <w:t>Beacon request format containing implant ID, encrypted payload, and session token</w:t>
+            </w:r>
+          </w:p>
+        </w:tc>
+      </w:tr>
+      <w:tr>
+        <w:tc>
+          <w:tcPr>
+            <w:tcW w:w="1165" w:type="dxa"/>
+          </w:tcPr>
+          <w:p>
+            <w:pPr>
+              <w:spacing w:after="160" w:line="259" w:lineRule="auto"/>
+            </w:pPr>
+            <w:r>
+              <w:t>Network</w:t>
+            </w:r>
+          </w:p>
+        </w:tc>
+        <w:tc>
+          <w:tcPr>
+            <w:tcW w:w="3510" w:type="dxa"/>
+          </w:tcPr>
+          <w:p>
+            <w:pPr>
+              <w:spacing w:after="160" w:line="259" w:lineRule="auto"/>
+            </w:pPr>
+            <w:r>
+              <w:t xml:space="preserve">Mozilla/5.0 (Windows NT 6.1) </w:t>
+            </w:r>
+            <w:proofErr w:type="spellStart"/>
+            <w:r>
+              <w:t>AppleWebKit</w:t>
+            </w:r>
+            <w:proofErr w:type="spellEnd"/>
+            <w:r>
+              <w:t>/537.36 (KHTML, like Gecko) Chrome/41.0.2228.0 Safari/537.36</w:t>
+            </w:r>
+          </w:p>
+        </w:tc>
+        <w:tc>
+          <w:tcPr>
+            <w:tcW w:w="1350" w:type="dxa"/>
+          </w:tcPr>
+          <w:p>
+            <w:pPr>
+              <w:spacing w:after="160" w:line="259" w:lineRule="auto"/>
+            </w:pPr>
+            <w:r>
+              <w:t>User-Agent</w:t>
+            </w:r>
+          </w:p>
+        </w:tc>
+        <w:tc>
+          <w:tcPr>
+            <w:tcW w:w="3325" w:type="dxa"/>
+          </w:tcPr>
+          <w:p>
+            <w:pPr>
+              <w:spacing w:after="160" w:line="259" w:lineRule="auto"/>
+            </w:pPr>
+            <w:r>
+              <w:t>Hardcoded User-Agent string used to masquerade as Chrome traffic</w:t>
+            </w:r>
+          </w:p>
+        </w:tc>
+      </w:tr>
+      <w:tr>
+        <w:tc>
+          <w:tcPr>
+            <w:tcW w:w="1165" w:type="dxa"/>
+          </w:tcPr>
+          <w:p>
+            <w:pPr>
+              <w:spacing w:after="160" w:line="259" w:lineRule="auto"/>
+            </w:pPr>
+            <w:r>
+              <w:t>Network</w:t>
+            </w:r>
+          </w:p>
+        </w:tc>
+        <w:tc>
+          <w:tcPr>
+            <w:tcW w:w="3510" w:type="dxa"/>
+          </w:tcPr>
+          <w:p>
+            <w:pPr>
+              <w:spacing w:after="160" w:line="259" w:lineRule="auto"/>
+            </w:pPr>
+            <w:r>
+              <w:t>ASPSESSIONID={GUID}; SESSIONID=1552332971750</w:t>
+            </w:r>
+          </w:p>
+        </w:tc>
+        <w:tc>
+          <w:tcPr>
+            <w:tcW w:w="1350" w:type="dxa"/>
+          </w:tcPr>
+          <w:p>
+            <w:pPr>
+              <w:spacing w:after="160" w:line="259" w:lineRule="auto"/>
+            </w:pPr>
+            <w:r>
+              <w:t>Cookie Template</w:t>
+            </w:r>
+          </w:p>
+        </w:tc>
+        <w:tc>
+          <w:tcPr>
+            <w:tcW w:w="3325" w:type="dxa"/>
+          </w:tcPr>
+          <w:p>
+            <w:pPr>
+              <w:spacing w:after="160" w:line="259" w:lineRule="auto"/>
+            </w:pPr>
+            <w:r>
+              <w:t>Session cookie format used for C2 communication</w:t>
+            </w:r>
+          </w:p>
+        </w:tc>
+      </w:tr>
+      <w:tr>
+        <w:tc>
+          <w:tcPr>
+            <w:tcW w:w="1165" w:type="dxa"/>
+          </w:tcPr>
+          <w:p>
+            <w:pPr>
+              <w:spacing w:after="160" w:line="259" w:lineRule="auto"/>
+            </w:pPr>
+            <w:r>
+              <w:t>C2 Protocol</w:t>
+            </w:r>
+          </w:p>
+        </w:tc>
+        <w:tc>
+          <w:tcPr>
+            <w:tcW w:w="3510" w:type="dxa"/>
+          </w:tcPr>
+          <w:p>
+            <w:pPr>
+              <w:spacing w:after="160" w:line="259" w:lineRule="auto"/>
+            </w:pPr>
+            <w:r>
+              <w:t>{"GUID"</w:t>
+            </w:r>
+            <w:proofErr w:type="gramStart"/>
+            <w:r>
+              <w:t>:"{</w:t>
+            </w:r>
+            <w:proofErr w:type="gramEnd"/>
+            <w:r>
+              <w:t>0}","Type":{1},"Meta":"{2}","IV":"{3}","EncryptedMessage":"{4}","HMAC":"{5}"}</w:t>
+            </w:r>
+          </w:p>
+        </w:tc>
+        <w:tc>
+          <w:tcPr>
+            <w:tcW w:w="1350" w:type="dxa"/>
+          </w:tcPr>
+          <w:p>
+            <w:pPr>
+              <w:spacing w:after="160" w:line="259" w:lineRule="auto"/>
+            </w:pPr>
+            <w:r>
+              <w:t>JSON Message Format</w:t>
+            </w:r>
+          </w:p>
+        </w:tc>
+        <w:tc>
+          <w:tcPr>
+            <w:tcW w:w="3325" w:type="dxa"/>
+          </w:tcPr>
+          <w:p>
+            <w:pPr>
+              <w:spacing w:after="160" w:line="259" w:lineRule="auto"/>
+            </w:pPr>
+            <w:r>
+              <w:t>Encrypted C2 message structure containing IV, ciphertext, and HMAC</w:t>
+            </w:r>
+          </w:p>
+        </w:tc>
+      </w:tr>
+      <w:tr>
+        <w:tc>
+          <w:tcPr>
+            <w:tcW w:w="1165" w:type="dxa"/>
+          </w:tcPr>
+          <w:p>
+            <w:pPr>
+              <w:spacing w:after="160" w:line="259" w:lineRule="auto"/>
+            </w:pPr>
+            <w:r>
+              <w:t>Host</w:t>
+            </w:r>
+          </w:p>
+        </w:tc>
+        <w:tc>
+          <w:tcPr>
+            <w:tcW w:w="3510" w:type="dxa"/>
+          </w:tcPr>
+          <w:p>
+            <w:pPr>
+              <w:spacing w:after="160" w:line="259" w:lineRule="auto"/>
+            </w:pPr>
+            <w:r>
+              <w:t>bk1ha411.4nu.exe</w:t>
+            </w:r>
+          </w:p>
+        </w:tc>
+        <w:tc>
+          <w:tcPr>
+            <w:tcW w:w="1350" w:type="dxa"/>
+          </w:tcPr>
+          <w:p>
+            <w:pPr>
+              <w:spacing w:after="160" w:line="259" w:lineRule="auto"/>
+            </w:pPr>
+            <w:r>
+              <w:t>Filename</w:t>
+            </w:r>
+          </w:p>
+        </w:tc>
+        <w:tc>
+          <w:tcPr>
+            <w:tcW w:w="3325" w:type="dxa"/>
+          </w:tcPr>
+          <w:p>
+            <w:pPr>
+              <w:spacing w:after="160" w:line="259" w:lineRule="auto"/>
+            </w:pPr>
+            <w:r>
+              <w:t>Observed implant executable filename</w:t>
+            </w:r>
+          </w:p>
+        </w:tc>
+      </w:tr>
+      <w:tr>
+        <w:tc>
+          <w:tcPr>
+            <w:tcW w:w="1165" w:type="dxa"/>
+          </w:tcPr>
+          <w:p>
+            <w:pPr>
+              <w:spacing w:after="160" w:line="259" w:lineRule="auto"/>
+            </w:pPr>
+            <w:r>
+              <w:t>Host</w:t>
+            </w:r>
+          </w:p>
+        </w:tc>
+        <w:tc>
+          <w:tcPr>
+            <w:tcW w:w="3510" w:type="dxa"/>
+          </w:tcPr>
+          <w:p>
+            <w:pPr>
+              <w:spacing w:after="160" w:line="259" w:lineRule="auto"/>
+            </w:pPr>
+            <w:r>
+              <w:t>bk1ha411.4nu</w:t>
+            </w:r>
+          </w:p>
+        </w:tc>
+        <w:tc>
+          <w:tcPr>
+            <w:tcW w:w="1350" w:type="dxa"/>
+          </w:tcPr>
+          <w:p>
+            <w:pPr>
+              <w:spacing w:after="160" w:line="259" w:lineRule="auto"/>
+            </w:pPr>
+            <w:r>
+              <w:t>Implant ID</w:t>
+            </w:r>
+          </w:p>
+        </w:tc>
+        <w:tc>
+          <w:tcPr>
+            <w:tcW w:w="3325" w:type="dxa"/>
+          </w:tcPr>
+          <w:p>
+            <w:pPr>
+              <w:spacing w:after="160" w:line="259" w:lineRule="auto"/>
+            </w:pPr>
+            <w:r>
+              <w:t>Base implant name used internally by the malware</w:t>
+            </w:r>
+          </w:p>
+        </w:tc>
+      </w:tr>
+      <w:tr>
+        <w:tc>
+          <w:tcPr>
+            <w:tcW w:w="1165" w:type="dxa"/>
+          </w:tcPr>
+          <w:p>
+            <w:pPr>
+              <w:spacing w:after="160" w:line="259" w:lineRule="auto"/>
+            </w:pPr>
+            <w:r>
+              <w:t>Crypto</w:t>
+            </w:r>
+          </w:p>
+        </w:tc>
+        <w:tc>
+          <w:tcPr>
+            <w:tcW w:w="3510" w:type="dxa"/>
+          </w:tcPr>
+          <w:p>
+            <w:pPr>
+              <w:spacing w:after="160" w:line="259" w:lineRule="auto"/>
+            </w:pPr>
+            <w:r>
+              <w:t>HMACSHA256</w:t>
+            </w:r>
+          </w:p>
+        </w:tc>
+        <w:tc>
+          <w:tcPr>
+            <w:tcW w:w="1350" w:type="dxa"/>
+          </w:tcPr>
+          <w:p>
+            <w:pPr>
+              <w:spacing w:after="160" w:line="259" w:lineRule="auto"/>
+            </w:pPr>
+            <w:r>
+              <w:t>Algorithm</w:t>
+            </w:r>
+          </w:p>
+        </w:tc>
+        <w:tc>
+          <w:tcPr>
+            <w:tcW w:w="3325" w:type="dxa"/>
+          </w:tcPr>
+          <w:p>
+            <w:pPr>
+              <w:spacing w:after="160" w:line="259" w:lineRule="auto"/>
+            </w:pPr>
+            <w:r>
+              <w:t>Message authentication algorithm used to protect C2 traffic</w:t>
+            </w:r>
+          </w:p>
+        </w:tc>
+      </w:tr>
+      <w:tr>
+        <w:tc>
+          <w:tcPr>
+            <w:tcW w:w="1165" w:type="dxa"/>
+          </w:tcPr>
+          <w:p>
+            <w:pPr>
+              <w:spacing w:after="160" w:line="259" w:lineRule="auto"/>
+            </w:pPr>
+            <w:r>
+              <w:t>Crypto</w:t>
+            </w:r>
+          </w:p>
+        </w:tc>
+        <w:tc>
+          <w:tcPr>
+            <w:tcW w:w="3510" w:type="dxa"/>
+          </w:tcPr>
+          <w:p>
+            <w:pPr>
+              <w:spacing w:after="160" w:line="259" w:lineRule="auto"/>
+            </w:pPr>
+            <w:r>
+              <w:t>aFM+yqzILW3R/AY/pnxI8VIYvdjnPdfYw8Xlqy31tvU=</w:t>
+            </w:r>
+          </w:p>
+        </w:tc>
+        <w:tc>
+          <w:tcPr>
+            <w:tcW w:w="1350" w:type="dxa"/>
+          </w:tcPr>
+          <w:p>
+            <w:pPr>
+              <w:spacing w:after="160" w:line="259" w:lineRule="auto"/>
+            </w:pPr>
+            <w:r>
+              <w:t>Base64 Key / Hash</w:t>
+            </w:r>
+          </w:p>
+        </w:tc>
+        <w:tc>
+          <w:tcPr>
+            <w:tcW w:w="3325" w:type="dxa"/>
+          </w:tcPr>
+          <w:p>
+            <w:pPr>
+              <w:spacing w:after="160" w:line="259" w:lineRule="auto"/>
+            </w:pPr>
+            <w:r>
+              <w:t>Embedded cryptographic material used for HMAC or key derivation</w:t>
+            </w:r>
+          </w:p>
+        </w:tc>
+      </w:tr>
+      <w:tr>
+        <w:tc>
+          <w:tcPr>
+            <w:tcW w:w="1165" w:type="dxa"/>
+          </w:tcPr>
+          <w:p>
+            <w:pPr>
+              <w:spacing w:after="160" w:line="259" w:lineRule="auto"/>
+            </w:pPr>
+            <w:r>
+              <w:t>Crypto</w:t>
+            </w:r>
+          </w:p>
+        </w:tc>
+        <w:tc>
+          <w:tcPr>
+            <w:tcW w:w="3510" w:type="dxa"/>
+          </w:tcPr>
+          <w:p>
+            <w:pPr>
+              <w:spacing w:after="160" w:line="259" w:lineRule="auto"/>
+            </w:pPr>
+            <w:r>
+              <w:t>c638eb59a8</w:t>
+            </w:r>
+          </w:p>
+        </w:tc>
+        <w:tc>
+          <w:tcPr>
+            <w:tcW w:w="1350" w:type="dxa"/>
+          </w:tcPr>
+          <w:p>
+            <w:pPr>
+              <w:spacing w:after="160" w:line="259" w:lineRule="auto"/>
+            </w:pPr>
+            <w:r>
+              <w:t>Token / Identifier</w:t>
+            </w:r>
+          </w:p>
+        </w:tc>
+        <w:tc>
+          <w:tcPr>
+            <w:tcW w:w="3325" w:type="dxa"/>
+          </w:tcPr>
+          <w:p>
+            <w:pPr>
+              <w:spacing w:after="160" w:line="259" w:lineRule="auto"/>
+            </w:pPr>
+            <w:r>
+              <w:t>Short embedded identifier associated with encryption or session handling</w:t>
+            </w:r>
+          </w:p>
+        </w:tc>
+      </w:tr>
+      <w:tr>
+        <w:tc>
+          <w:tcPr>
+            <w:tcW w:w="1165" w:type="dxa"/>
+          </w:tcPr>
+          <w:p>
+            <w:pPr>
+              <w:spacing w:after="160" w:line="259" w:lineRule="auto"/>
+            </w:pPr>
+            <w:r>
+              <w:t>TLS / Evasion</w:t>
+            </w:r>
+          </w:p>
+        </w:tc>
+        <w:tc>
+          <w:tcPr>
+            <w:tcW w:w="3510" w:type="dxa"/>
+          </w:tcPr>
+          <w:p>
+            <w:pPr>
+              <w:spacing w:after="160" w:line="259" w:lineRule="auto"/>
+            </w:pPr>
+            <w:proofErr w:type="spellStart"/>
+            <w:r>
+              <w:t>UseCertPinning</w:t>
+            </w:r>
+            <w:proofErr w:type="spellEnd"/>
+          </w:p>
+        </w:tc>
+        <w:tc>
+          <w:tcPr>
+            <w:tcW w:w="1350" w:type="dxa"/>
+          </w:tcPr>
+          <w:p>
+            <w:pPr>
+              <w:spacing w:after="160" w:line="259" w:lineRule="auto"/>
+            </w:pPr>
+            <w:r>
+              <w:t>Function Name</w:t>
+            </w:r>
+          </w:p>
+        </w:tc>
+        <w:tc>
+          <w:tcPr>
+            <w:tcW w:w="3325" w:type="dxa"/>
+          </w:tcPr>
+          <w:p>
+            <w:pPr>
+              <w:spacing w:after="160" w:line="259" w:lineRule="auto"/>
+            </w:pPr>
+            <w:r>
+              <w:t>Enables certificate pinning to prevent TLS interception</w:t>
+            </w:r>
+          </w:p>
+        </w:tc>
+      </w:tr>
+      <w:tr>
+        <w:tc>
+          <w:tcPr>
+            <w:tcW w:w="1165" w:type="dxa"/>
+          </w:tcPr>
+          <w:p>
+            <w:pPr>
+              <w:spacing w:after="160" w:line="259" w:lineRule="auto"/>
+            </w:pPr>
+            <w:r>
+              <w:t>TLS / Evasion</w:t>
+            </w:r>
+          </w:p>
+        </w:tc>
+        <w:tc>
+          <w:tcPr>
+            <w:tcW w:w="3510" w:type="dxa"/>
+          </w:tcPr>
+          <w:p>
+            <w:pPr>
+              <w:spacing w:after="160" w:line="259" w:lineRule="auto"/>
+            </w:pPr>
+            <w:proofErr w:type="spellStart"/>
+            <w:r>
+              <w:t>ValidateCert</w:t>
+            </w:r>
+            <w:proofErr w:type="spellEnd"/>
+          </w:p>
+        </w:tc>
+        <w:tc>
+          <w:tcPr>
+            <w:tcW w:w="1350" w:type="dxa"/>
+          </w:tcPr>
+          <w:p>
+            <w:pPr>
+              <w:spacing w:after="160" w:line="259" w:lineRule="auto"/>
+            </w:pPr>
+            <w:r>
+              <w:t>Function Name</w:t>
+            </w:r>
+          </w:p>
+        </w:tc>
+        <w:tc>
+          <w:tcPr>
+            <w:tcW w:w="3325" w:type="dxa"/>
+          </w:tcPr>
+          <w:p>
+            <w:pPr>
+              <w:spacing w:after="160" w:line="259" w:lineRule="auto"/>
+            </w:pPr>
+            <w:r>
+              <w:t>Custom certificate validation routine</w:t>
+            </w:r>
+          </w:p>
+        </w:tc>
+      </w:tr>
+      <w:tr>
+        <w:tc>
+          <w:tcPr>
+            <w:tcW w:w="1165" w:type="dxa"/>
+          </w:tcPr>
+          <w:p>
+            <w:pPr>
+              <w:spacing w:after="160" w:line="259" w:lineRule="auto"/>
+            </w:pPr>
+            <w:r>
+              <w:t>TLS / Evasion</w:t>
+            </w:r>
+          </w:p>
+        </w:tc>
+        <w:tc>
+          <w:tcPr>
+            <w:tcW w:w="3510" w:type="dxa"/>
+          </w:tcPr>
+          <w:p>
+            <w:pPr>
+              <w:spacing w:after="160" w:line="259" w:lineRule="auto"/>
+            </w:pPr>
+            <w:proofErr w:type="spellStart"/>
+            <w:r>
+              <w:t>CovenantCertHash</w:t>
+            </w:r>
+            <w:proofErr w:type="spellEnd"/>
+          </w:p>
+        </w:tc>
+        <w:tc>
+          <w:tcPr>
+            <w:tcW w:w="1350" w:type="dxa"/>
+          </w:tcPr>
+          <w:p>
+            <w:pPr>
+              <w:spacing w:after="160" w:line="259" w:lineRule="auto"/>
+            </w:pPr>
+            <w:r>
+              <w:t>Certificate Hash Label</w:t>
+            </w:r>
+          </w:p>
+        </w:tc>
+        <w:tc>
+          <w:tcPr>
+            <w:tcW w:w="3325" w:type="dxa"/>
+          </w:tcPr>
+          <w:p>
+            <w:pPr>
+              <w:spacing w:after="160" w:line="259" w:lineRule="auto"/>
+            </w:pPr>
+            <w:r>
+              <w:t xml:space="preserve">Pinned certificate </w:t>
+            </w:r>
+            <w:proofErr w:type="gramStart"/>
+            <w:r>
+              <w:t>hash</w:t>
+            </w:r>
+            <w:proofErr w:type="gramEnd"/>
+            <w:r>
+              <w:t xml:space="preserve"> associated with Covenant framework</w:t>
+            </w:r>
+          </w:p>
+        </w:tc>
+      </w:tr>
+      <w:tr>
+        <w:tc>
+          <w:tcPr>
+            <w:tcW w:w="1165" w:type="dxa"/>
+          </w:tcPr>
+          <w:p>
+            <w:pPr>
+              <w:spacing w:after="160" w:line="259" w:lineRule="auto"/>
+            </w:pPr>
+            <w:r>
+              <w:t>Malware Family</w:t>
+            </w:r>
+          </w:p>
+        </w:tc>
+        <w:tc>
+          <w:tcPr>
+            <w:tcW w:w="3510" w:type="dxa"/>
+          </w:tcPr>
+          <w:p>
+            <w:pPr>
+              <w:spacing w:after="160" w:line="259" w:lineRule="auto"/>
+            </w:pPr>
+            <w:proofErr w:type="spellStart"/>
+            <w:r>
+              <w:t>GruntStager</w:t>
+            </w:r>
+            <w:proofErr w:type="spellEnd"/>
+          </w:p>
+        </w:tc>
+        <w:tc>
+          <w:tcPr>
+            <w:tcW w:w="1350" w:type="dxa"/>
+          </w:tcPr>
+          <w:p>
+            <w:pPr>
+              <w:spacing w:after="160" w:line="259" w:lineRule="auto"/>
+            </w:pPr>
+            <w:r>
+              <w:t>Class Name</w:t>
+            </w:r>
+          </w:p>
+        </w:tc>
+        <w:tc>
+          <w:tcPr>
+            <w:tcW w:w="3325" w:type="dxa"/>
+          </w:tcPr>
+          <w:p>
+            <w:pPr>
+              <w:spacing w:after="160" w:line="259" w:lineRule="auto"/>
+            </w:pPr>
+            <w:r>
+              <w:t>Covenant framework stager identifier</w:t>
+            </w:r>
+          </w:p>
+        </w:tc>
+      </w:tr>
+      <w:tr>
+        <w:tc>
+          <w:tcPr>
+            <w:tcW w:w="1165" w:type="dxa"/>
+          </w:tcPr>
+          <w:p>
+            <w:pPr>
+              <w:spacing w:after="160" w:line="259" w:lineRule="auto"/>
+            </w:pPr>
+            <w:r>
+              <w:t>Malware Family</w:t>
+            </w:r>
+          </w:p>
+        </w:tc>
+        <w:tc>
+          <w:tcPr>
+            <w:tcW w:w="3510" w:type="dxa"/>
+          </w:tcPr>
+          <w:p>
+            <w:pPr>
+              <w:spacing w:after="160" w:line="259" w:lineRule="auto"/>
+            </w:pPr>
+            <w:proofErr w:type="spellStart"/>
+            <w:r>
+              <w:t>ExecuteStager</w:t>
+            </w:r>
+            <w:proofErr w:type="spellEnd"/>
+          </w:p>
+        </w:tc>
+        <w:tc>
+          <w:tcPr>
+            <w:tcW w:w="1350" w:type="dxa"/>
+          </w:tcPr>
+          <w:p>
+            <w:pPr>
+              <w:spacing w:after="160" w:line="259" w:lineRule="auto"/>
+            </w:pPr>
+            <w:r>
+              <w:t>Function Name</w:t>
+            </w:r>
+          </w:p>
+        </w:tc>
+        <w:tc>
+          <w:tcPr>
+            <w:tcW w:w="3325" w:type="dxa"/>
+          </w:tcPr>
+          <w:p>
+            <w:pPr>
+              <w:spacing w:after="160" w:line="259" w:lineRule="auto"/>
+            </w:pPr>
+            <w:r>
+              <w:t>Primary routine responsible for staging payload execution</w:t>
+            </w:r>
+          </w:p>
+        </w:tc>
+      </w:tr>
+      <w:tr>
+        <w:tc>
+          <w:tcPr>
+            <w:tcW w:w="1165" w:type="dxa"/>
+          </w:tcPr>
+          <w:p>
+            <w:pPr>
+              <w:spacing w:after="160" w:line="259" w:lineRule="auto"/>
+            </w:pPr>
+            <w:r>
+              <w:t>Malware Family</w:t>
+            </w:r>
+          </w:p>
+        </w:tc>
+        <w:tc>
+          <w:tcPr>
+            <w:tcW w:w="3510" w:type="dxa"/>
+          </w:tcPr>
+          <w:p>
+            <w:pPr>
+              <w:spacing w:after="160" w:line="259" w:lineRule="auto"/>
+            </w:pPr>
+            <w:proofErr w:type="spellStart"/>
+            <w:r>
+              <w:t>CookieWebClient</w:t>
+            </w:r>
+            <w:proofErr w:type="spellEnd"/>
+          </w:p>
+        </w:tc>
+        <w:tc>
+          <w:tcPr>
+            <w:tcW w:w="1350" w:type="dxa"/>
+          </w:tcPr>
+          <w:p>
+            <w:pPr>
+              <w:spacing w:after="160" w:line="259" w:lineRule="auto"/>
+            </w:pPr>
+            <w:r>
+              <w:t>Class Name</w:t>
+            </w:r>
+          </w:p>
+        </w:tc>
+        <w:tc>
+          <w:tcPr>
+            <w:tcW w:w="3325" w:type="dxa"/>
+          </w:tcPr>
+          <w:p>
+            <w:pPr>
+              <w:spacing w:after="160" w:line="259" w:lineRule="auto"/>
+              <w:rPr>
+                <w:rFonts w:ascii="Montserrat Medium" w:eastAsiaTheme="majorEastAsia" w:hAnsi="Montserrat Medium" w:cstheme="majorBidi"/>
+                <w:b/>
+                <w:color w:val="auto"/>
+                <w:sz w:val="36"/>
+                <w:szCs w:val="36"/>
+              </w:rPr>
+            </w:pPr>
+            <w:r>
+              <w:t>Custom HTTP client wrapper used for C2 communications</w:t>
+            </w:r>
+          </w:p>
+        </w:tc>
+      </w:tr>
+    </w:tbl>
+    <w:p>
+      <w:pPr>
+        <w:spacing w:after="160" w:line="259" w:lineRule="auto"/>
         <w:rPr>
           <w:rFonts w:ascii="Montserrat Medium" w:eastAsiaTheme="majorEastAsia" w:hAnsi="Montserrat Medium" w:cstheme="majorBidi"/>
           <w:b/>
@@ -7013,7 +9624,7 @@
       <w:pPr>
         <w:pStyle w:val="Heading1"/>
       </w:pPr>
-      <w:bookmarkStart w:id="16" w:name="_Toc218260634"/>
+      <w:bookmarkStart w:id="16" w:name="_Toc220165554"/>
       <w:r>
         <w:t>Rules &amp; Signatures</w:t>
       </w:r>
@@ -7142,13 +9753,18 @@
         <w:spacing w:after="160" w:line="259" w:lineRule="auto"/>
       </w:pPr>
       <w:r>
-        <w:t>Presence of encrypted Base64 blobs stored in .</w:t>
+        <w:t xml:space="preserve">Presence of encrypted Base64 blobs stored </w:t>
+      </w:r>
+      <w:proofErr w:type="gramStart"/>
+      <w:r>
+        <w:t>in .</w:t>
       </w:r>
       <w:proofErr w:type="spellStart"/>
       <w:r>
         <w:t>rsrc</w:t>
       </w:r>
       <w:proofErr w:type="spellEnd"/>
+      <w:proofErr w:type="gramEnd"/>
       <w:r>
         <w:t xml:space="preserve"> / .</w:t>
       </w:r>
@@ -7213,12 +9829,17 @@
         <w:t xml:space="preserve">References to </w:t>
       </w:r>
       <w:proofErr w:type="spellStart"/>
+      <w:proofErr w:type="gramStart"/>
       <w:r>
         <w:t>System.Reflection.Assembly</w:t>
       </w:r>
       <w:proofErr w:type="spellEnd"/>
       <w:r>
-        <w:t>::Load</w:t>
+        <w:t>::</w:t>
+      </w:r>
+      <w:proofErr w:type="gramEnd"/>
+      <w:r>
+        <w:t>Load</w:t>
       </w:r>
     </w:p>
     <w:p>
@@ -7412,8 +10033,18 @@
           <w:b/>
           <w:bCs/>
         </w:rPr>
-        <w:t>Living-off-the-Land execution</w:t>
-      </w:r>
+        <w:t xml:space="preserve">Living-off-the-Land </w:t>
+      </w:r>
+      <w:proofErr w:type="gramStart"/>
+      <w:r>
+        <w:rPr>
+          <w:rFonts w:ascii="Montserrat Medium" w:hAnsi="Montserrat Medium"/>
+          <w:b/>
+          <w:bCs/>
+        </w:rPr>
+        <w:t>execution</w:t>
+      </w:r>
+      <w:proofErr w:type="gramEnd"/>
     </w:p>
     <w:p>
       <w:pPr>
@@ -7793,10 +10424,12 @@
         <w:spacing w:after="160" w:line="259" w:lineRule="auto"/>
       </w:pPr>
       <w:proofErr w:type="spellStart"/>
+      <w:proofErr w:type="gramStart"/>
       <w:r>
         <w:t>System.Security.Cryptography</w:t>
       </w:r>
       <w:proofErr w:type="spellEnd"/>
+      <w:proofErr w:type="gramEnd"/>
     </w:p>
     <w:p>
       <w:pPr>
@@ -8172,7 +10805,7 @@
       <w:pPr>
         <w:pStyle w:val="Heading1"/>
       </w:pPr>
-      <w:bookmarkStart w:id="17" w:name="_Toc218260635"/>
+      <w:bookmarkStart w:id="17" w:name="_Toc220165555"/>
       <w:r>
         <w:t>Appendices</w:t>
       </w:r>
@@ -8187,7 +10820,7 @@
           <w:numId w:val="1"/>
         </w:numPr>
       </w:pPr>
-      <w:bookmarkStart w:id="18" w:name="_Toc218260636"/>
+      <w:bookmarkStart w:id="18" w:name="_Toc220165556"/>
       <w:r>
         <w:t>Yara Rules</w:t>
       </w:r>
@@ -8966,7 +11599,17 @@
           <w:sz w:val="21"/>
           <w:szCs w:val="21"/>
         </w:rPr>
-        <w:t xml:space="preserve"> { </w:t>
+        <w:t xml:space="preserve"> </w:t>
+      </w:r>
+      <w:proofErr w:type="gramStart"/>
+      <w:r>
+        <w:rPr>
+          <w:rFonts w:ascii="Consolas" w:eastAsia="Times New Roman" w:hAnsi="Consolas" w:cs="Times New Roman"/>
+          <w:color w:val="CCCCCC"/>
+          <w:sz w:val="21"/>
+          <w:szCs w:val="21"/>
+        </w:rPr>
+        <w:t xml:space="preserve">{ </w:t>
       </w:r>
       <w:r>
         <w:rPr>
@@ -8977,6 +11620,7 @@
         </w:rPr>
         <w:t>01</w:t>
       </w:r>
+      <w:proofErr w:type="gramEnd"/>
       <w:r>
         <w:rPr>
           <w:rFonts w:ascii="Consolas" w:eastAsia="Times New Roman" w:hAnsi="Consolas" w:cs="Times New Roman"/>
@@ -9678,6 +12322,7 @@
         </w:rPr>
         <w:t>\"</w:t>
       </w:r>
+      <w:proofErr w:type="gramStart"/>
       <w:r>
         <w:rPr>
           <w:rFonts w:ascii="Consolas" w:eastAsia="Times New Roman" w:hAnsi="Consolas" w:cs="Times New Roman"/>
@@ -9696,6 +12341,7 @@
         </w:rPr>
         <w:t>\"</w:t>
       </w:r>
+      <w:proofErr w:type="gramEnd"/>
       <w:r>
         <w:rPr>
           <w:rFonts w:ascii="Consolas" w:eastAsia="Times New Roman" w:hAnsi="Consolas" w:cs="Times New Roman"/>
@@ -9789,6 +12435,7 @@
         </w:rPr>
         <w:t>\"</w:t>
       </w:r>
+      <w:proofErr w:type="gramStart"/>
       <w:r>
         <w:rPr>
           <w:rFonts w:ascii="Consolas" w:eastAsia="Times New Roman" w:hAnsi="Consolas" w:cs="Times New Roman"/>
@@ -9807,6 +12454,7 @@
         </w:rPr>
         <w:t>\"</w:t>
       </w:r>
+      <w:proofErr w:type="gramEnd"/>
       <w:r>
         <w:rPr>
           <w:rFonts w:ascii="Consolas" w:eastAsia="Times New Roman" w:hAnsi="Consolas" w:cs="Times New Roman"/>
@@ -10145,6 +12793,7 @@
         </w:rPr>
         <w:t xml:space="preserve">        </w:t>
       </w:r>
+      <w:proofErr w:type="gramStart"/>
       <w:r>
         <w:rPr>
           <w:rFonts w:ascii="Consolas" w:eastAsia="Times New Roman" w:hAnsi="Consolas" w:cs="Times New Roman"/>
@@ -10172,6 +12821,7 @@
         </w:rPr>
         <w:t>of</w:t>
       </w:r>
+      <w:proofErr w:type="gramEnd"/>
       <w:r>
         <w:rPr>
           <w:rFonts w:ascii="Consolas" w:eastAsia="Times New Roman" w:hAnsi="Consolas" w:cs="Times New Roman"/>
@@ -10519,7 +13169,7 @@
           <w:numId w:val="5"/>
         </w:numPr>
       </w:pPr>
-      <w:bookmarkStart w:id="19" w:name="_Toc218260637"/>
+      <w:bookmarkStart w:id="19" w:name="_Toc220165557"/>
       <w:r>
         <w:t>Callback URLs</w:t>
       </w:r>
@@ -10585,7 +13235,15 @@
               <w:t>hxxp://</w:t>
             </w:r>
             <w:r>
-              <w:t xml:space="preserve"> srv.masterchiefsgruntemporium.local</w:t>
+              <w:t xml:space="preserve"> </w:t>
+            </w:r>
+            <w:proofErr w:type="gramStart"/>
+            <w:r>
+              <w:t>srv.masterchiefsgruntemporium</w:t>
+            </w:r>
+            <w:proofErr w:type="gramEnd"/>
+            <w:r>
+              <w:t>.local</w:t>
             </w:r>
           </w:p>
         </w:tc>
@@ -10660,7 +13318,7 @@
           <w:numId w:val="5"/>
         </w:numPr>
       </w:pPr>
-      <w:bookmarkStart w:id="20" w:name="_Toc218260638"/>
+      <w:bookmarkStart w:id="20" w:name="_Toc220165558"/>
       <w:r>
         <w:t>Decompiled Code Snippets</w:t>
       </w:r>
@@ -10697,7 +13355,7 @@
       <w:pPr>
         <w:pStyle w:val="Heading1"/>
       </w:pPr>
-      <w:bookmarkStart w:id="21" w:name="_Toc218260642"/>
+      <w:bookmarkStart w:id="21" w:name="_Toc220165559"/>
       <w:r>
         <w:t>Analyst Summary</w:t>
       </w:r>
@@ -10743,7 +13401,7 @@
       <w:pPr>
         <w:pStyle w:val="Heading1"/>
       </w:pPr>
-      <w:bookmarkStart w:id="22" w:name="_Toc218260644"/>
+      <w:bookmarkStart w:id="22" w:name="_Toc220165560"/>
       <w:r>
         <w:t>MITRE ATT&amp;CK Technique Mapping</w:t>
       </w:r>
@@ -10957,7 +13615,7 @@
         </mc:Choice>
         <mc:Fallback>
           <w:pict>
-            <v:line w14:anchorId="550331D3" id="Straight Connector 2" o:spid="_x0000_s1026" style="position:absolute;flip:x;z-index:251659264;visibility:visible;mso-wrap-style:square;mso-width-percent:0;mso-wrap-distance-left:9pt;mso-wrap-distance-top:0;mso-wrap-distance-right:9pt;mso-wrap-distance-bottom:0;mso-position-horizontal:center;mso-position-horizontal-relative:margin;mso-position-vertical:absolute;mso-position-vertical-relative:text;mso-width-percent:0;mso-width-relative:margin" from="0,61.8pt" to="555.6pt,61.8pt" o:gfxdata="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" strokecolor="#4472c4 [3204]" strokeweight=".5pt">
+            <v:line w14:anchorId="1078FE97" id="Straight Connector 2" o:spid="_x0000_s1026" style="position:absolute;flip:x;z-index:251659264;visibility:visible;mso-wrap-style:square;mso-width-percent:0;mso-wrap-distance-left:9pt;mso-wrap-distance-top:0;mso-wrap-distance-right:9pt;mso-wrap-distance-bottom:0;mso-position-horizontal:center;mso-position-horizontal-relative:margin;mso-position-vertical:absolute;mso-position-vertical-relative:text;mso-width-percent:0;mso-width-relative:margin" from="0,61.8pt" to="555.6pt,61.8pt" o:gfxdata="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" strokecolor="#4472c4 [3204]" strokeweight=".5pt">
               <v:stroke joinstyle="miter"/>
               <w10:wrap anchorx="margin"/>
             </v:line>
@@ -11379,211 +14037,9 @@
     </w:lvl>
   </w:abstractNum>
   <w:abstractNum w:abstractNumId="3" w15:restartNumberingAfterBreak="0">
-    <w:nsid w:val="26C87AF8"/>
-    <w:multiLevelType w:val="hybridMultilevel"/>
-    <w:tmpl w:val="A76A1AC0"/>
-    <w:lvl w:ilvl="0" w:tplc="9D044B56">
-      <w:start w:val="1"/>
-      <w:numFmt w:val="upperLetter"/>
-      <w:lvlText w:val="%1."/>
-      <w:lvlJc w:val="left"/>
-      <w:pPr>
-        <w:ind w:left="990" w:hanging="360"/>
-      </w:pPr>
-      <w:rPr>
-        <w:rFonts w:hint="default"/>
-      </w:rPr>
-    </w:lvl>
-    <w:lvl w:ilvl="1" w:tplc="04090019" w:tentative="1">
-      <w:start w:val="1"/>
-      <w:numFmt w:val="lowerLetter"/>
-      <w:lvlText w:val="%2."/>
-      <w:lvlJc w:val="left"/>
-      <w:pPr>
-        <w:ind w:left="1800" w:hanging="360"/>
-      </w:pPr>
-    </w:lvl>
-    <w:lvl w:ilvl="2" w:tplc="0409001B" w:tentative="1">
-      <w:start w:val="1"/>
-      <w:numFmt w:val="lowerRoman"/>
-      <w:lvlText w:val="%3."/>
-      <w:lvlJc w:val="right"/>
-      <w:pPr>
-        <w:ind w:left="2520" w:hanging="180"/>
-      </w:pPr>
-    </w:lvl>
-    <w:lvl w:ilvl="3" w:tplc="0409000F" w:tentative="1">
-      <w:start w:val="1"/>
-      <w:numFmt w:val="decimal"/>
-      <w:lvlText w:val="%4."/>
-      <w:lvlJc w:val="left"/>
-      <w:pPr>
-        <w:ind w:left="3240" w:hanging="360"/>
-      </w:pPr>
-    </w:lvl>
-    <w:lvl w:ilvl="4" w:tplc="04090019" w:tentative="1">
-      <w:start w:val="1"/>
-      <w:numFmt w:val="lowerLetter"/>
-      <w:lvlText w:val="%5."/>
-      <w:lvlJc w:val="left"/>
-      <w:pPr>
-        <w:ind w:left="3960" w:hanging="360"/>
-      </w:pPr>
-    </w:lvl>
-    <w:lvl w:ilvl="5" w:tplc="0409001B" w:tentative="1">
-      <w:start w:val="1"/>
-      <w:numFmt w:val="lowerRoman"/>
-      <w:lvlText w:val="%6."/>
-      <w:lvlJc w:val="right"/>
-      <w:pPr>
-        <w:ind w:left="4680" w:hanging="180"/>
-      </w:pPr>
-    </w:lvl>
-    <w:lvl w:ilvl="6" w:tplc="0409000F" w:tentative="1">
-      <w:start w:val="1"/>
-      <w:numFmt w:val="decimal"/>
-      <w:lvlText w:val="%7."/>
-      <w:lvlJc w:val="left"/>
-      <w:pPr>
-        <w:ind w:left="5400" w:hanging="360"/>
-      </w:pPr>
-    </w:lvl>
-    <w:lvl w:ilvl="7" w:tplc="04090019" w:tentative="1">
-      <w:start w:val="1"/>
-      <w:numFmt w:val="lowerLetter"/>
-      <w:lvlText w:val="%8."/>
-      <w:lvlJc w:val="left"/>
-      <w:pPr>
-        <w:ind w:left="6120" w:hanging="360"/>
-      </w:pPr>
-    </w:lvl>
-    <w:lvl w:ilvl="8" w:tplc="0409001B" w:tentative="1">
-      <w:start w:val="1"/>
-      <w:numFmt w:val="lowerRoman"/>
-      <w:lvlText w:val="%9."/>
-      <w:lvlJc w:val="right"/>
-      <w:pPr>
-        <w:ind w:left="6840" w:hanging="180"/>
-      </w:pPr>
-    </w:lvl>
-  </w:abstractNum>
-  <w:abstractNum w:abstractNumId="4" w15:restartNumberingAfterBreak="0">
-    <w:nsid w:val="3216346A"/>
+    <w:nsid w:val="1F0C4281"/>
     <w:multiLevelType w:val="multilevel"/>
-    <w:tmpl w:val="14EAA8A8"/>
-    <w:lvl w:ilvl="0">
-      <w:start w:val="1"/>
-      <w:numFmt w:val="decimal"/>
-      <w:lvlText w:val="%1."/>
-      <w:lvlJc w:val="left"/>
-      <w:pPr>
-        <w:tabs>
-          <w:tab w:val="num" w:pos="720"/>
-        </w:tabs>
-        <w:ind w:left="720" w:hanging="360"/>
-      </w:pPr>
-    </w:lvl>
-    <w:lvl w:ilvl="1" w:tentative="1">
-      <w:start w:val="1"/>
-      <w:numFmt w:val="decimal"/>
-      <w:lvlText w:val="%2."/>
-      <w:lvlJc w:val="left"/>
-      <w:pPr>
-        <w:tabs>
-          <w:tab w:val="num" w:pos="1440"/>
-        </w:tabs>
-        <w:ind w:left="1440" w:hanging="360"/>
-      </w:pPr>
-    </w:lvl>
-    <w:lvl w:ilvl="2" w:tentative="1">
-      <w:start w:val="1"/>
-      <w:numFmt w:val="decimal"/>
-      <w:lvlText w:val="%3."/>
-      <w:lvlJc w:val="left"/>
-      <w:pPr>
-        <w:tabs>
-          <w:tab w:val="num" w:pos="2160"/>
-        </w:tabs>
-        <w:ind w:left="2160" w:hanging="360"/>
-      </w:pPr>
-    </w:lvl>
-    <w:lvl w:ilvl="3" w:tentative="1">
-      <w:start w:val="1"/>
-      <w:numFmt w:val="decimal"/>
-      <w:lvlText w:val="%4."/>
-      <w:lvlJc w:val="left"/>
-      <w:pPr>
-        <w:tabs>
-          <w:tab w:val="num" w:pos="2880"/>
-        </w:tabs>
-        <w:ind w:left="2880" w:hanging="360"/>
-      </w:pPr>
-    </w:lvl>
-    <w:lvl w:ilvl="4" w:tentative="1">
-      <w:start w:val="1"/>
-      <w:numFmt w:val="decimal"/>
-      <w:lvlText w:val="%5."/>
-      <w:lvlJc w:val="left"/>
-      <w:pPr>
-        <w:tabs>
-          <w:tab w:val="num" w:pos="3600"/>
-        </w:tabs>
-        <w:ind w:left="3600" w:hanging="360"/>
-      </w:pPr>
-    </w:lvl>
-    <w:lvl w:ilvl="5" w:tentative="1">
-      <w:start w:val="1"/>
-      <w:numFmt w:val="decimal"/>
-      <w:lvlText w:val="%6."/>
-      <w:lvlJc w:val="left"/>
-      <w:pPr>
-        <w:tabs>
-          <w:tab w:val="num" w:pos="4320"/>
-        </w:tabs>
-        <w:ind w:left="4320" w:hanging="360"/>
-      </w:pPr>
-    </w:lvl>
-    <w:lvl w:ilvl="6" w:tentative="1">
-      <w:start w:val="1"/>
-      <w:numFmt w:val="decimal"/>
-      <w:lvlText w:val="%7."/>
-      <w:lvlJc w:val="left"/>
-      <w:pPr>
-        <w:tabs>
-          <w:tab w:val="num" w:pos="5040"/>
-        </w:tabs>
-        <w:ind w:left="5040" w:hanging="360"/>
-      </w:pPr>
-    </w:lvl>
-    <w:lvl w:ilvl="7" w:tentative="1">
-      <w:start w:val="1"/>
-      <w:numFmt w:val="decimal"/>
-      <w:lvlText w:val="%8."/>
-      <w:lvlJc w:val="left"/>
-      <w:pPr>
-        <w:tabs>
-          <w:tab w:val="num" w:pos="5760"/>
-        </w:tabs>
-        <w:ind w:left="5760" w:hanging="360"/>
-      </w:pPr>
-    </w:lvl>
-    <w:lvl w:ilvl="8" w:tentative="1">
-      <w:start w:val="1"/>
-      <w:numFmt w:val="decimal"/>
-      <w:lvlText w:val="%9."/>
-      <w:lvlJc w:val="left"/>
-      <w:pPr>
-        <w:tabs>
-          <w:tab w:val="num" w:pos="6480"/>
-        </w:tabs>
-        <w:ind w:left="6480" w:hanging="360"/>
-      </w:pPr>
-    </w:lvl>
-  </w:abstractNum>
-  <w:abstractNum w:abstractNumId="5" w15:restartNumberingAfterBreak="0">
-    <w:nsid w:val="34C36575"/>
-    <w:multiLevelType w:val="multilevel"/>
-    <w:tmpl w:val="116261DA"/>
+    <w:tmpl w:val="FDAC4420"/>
     <w:lvl w:ilvl="0">
       <w:start w:val="1"/>
       <w:numFmt w:val="bullet"/>
@@ -11729,17 +14185,17 @@
       </w:rPr>
     </w:lvl>
   </w:abstractNum>
-  <w:abstractNum w:abstractNumId="6" w15:restartNumberingAfterBreak="0">
-    <w:nsid w:val="38474A9D"/>
+  <w:abstractNum w:abstractNumId="4" w15:restartNumberingAfterBreak="0">
+    <w:nsid w:val="26C87AF8"/>
     <w:multiLevelType w:val="hybridMultilevel"/>
-    <w:tmpl w:val="94DAEE22"/>
-    <w:lvl w:ilvl="0" w:tplc="04090015">
+    <w:tmpl w:val="A76A1AC0"/>
+    <w:lvl w:ilvl="0" w:tplc="9D044B56">
       <w:start w:val="1"/>
       <w:numFmt w:val="upperLetter"/>
       <w:lvlText w:val="%1."/>
       <w:lvlJc w:val="left"/>
       <w:pPr>
-        <w:ind w:left="720" w:hanging="360"/>
+        <w:ind w:left="990" w:hanging="360"/>
       </w:pPr>
       <w:rPr>
         <w:rFonts w:hint="default"/>
@@ -11751,7 +14207,7 @@
       <w:lvlText w:val="%2."/>
       <w:lvlJc w:val="left"/>
       <w:pPr>
-        <w:ind w:left="1440" w:hanging="360"/>
+        <w:ind w:left="1800" w:hanging="360"/>
       </w:pPr>
     </w:lvl>
     <w:lvl w:ilvl="2" w:tplc="0409001B" w:tentative="1">
@@ -11760,7 +14216,7 @@
       <w:lvlText w:val="%3."/>
       <w:lvlJc w:val="right"/>
       <w:pPr>
-        <w:ind w:left="2160" w:hanging="180"/>
+        <w:ind w:left="2520" w:hanging="180"/>
       </w:pPr>
     </w:lvl>
     <w:lvl w:ilvl="3" w:tplc="0409000F" w:tentative="1">
@@ -11769,7 +14225,7 @@
       <w:lvlText w:val="%4."/>
       <w:lvlJc w:val="left"/>
       <w:pPr>
-        <w:ind w:left="2880" w:hanging="360"/>
+        <w:ind w:left="3240" w:hanging="360"/>
       </w:pPr>
     </w:lvl>
     <w:lvl w:ilvl="4" w:tplc="04090019" w:tentative="1">
@@ -11778,7 +14234,7 @@
       <w:lvlText w:val="%5."/>
       <w:lvlJc w:val="left"/>
       <w:pPr>
-        <w:ind w:left="3600" w:hanging="360"/>
+        <w:ind w:left="3960" w:hanging="360"/>
       </w:pPr>
     </w:lvl>
     <w:lvl w:ilvl="5" w:tplc="0409001B" w:tentative="1">
@@ -11787,7 +14243,7 @@
       <w:lvlText w:val="%6."/>
       <w:lvlJc w:val="right"/>
       <w:pPr>
-        <w:ind w:left="4320" w:hanging="180"/>
+        <w:ind w:left="4680" w:hanging="180"/>
       </w:pPr>
     </w:lvl>
     <w:lvl w:ilvl="6" w:tplc="0409000F" w:tentative="1">
@@ -11796,7 +14252,7 @@
       <w:lvlText w:val="%7."/>
       <w:lvlJc w:val="left"/>
       <w:pPr>
-        <w:ind w:left="5040" w:hanging="360"/>
+        <w:ind w:left="5400" w:hanging="360"/>
       </w:pPr>
     </w:lvl>
     <w:lvl w:ilvl="7" w:tplc="04090019" w:tentative="1">
@@ -11805,7 +14261,7 @@
       <w:lvlText w:val="%8."/>
       <w:lvlJc w:val="left"/>
       <w:pPr>
-        <w:ind w:left="5760" w:hanging="360"/>
+        <w:ind w:left="6120" w:hanging="360"/>
       </w:pPr>
     </w:lvl>
     <w:lvl w:ilvl="8" w:tplc="0409001B" w:tentative="1">
@@ -11814,216 +14270,127 @@
       <w:lvlText w:val="%9."/>
       <w:lvlJc w:val="right"/>
       <w:pPr>
-        <w:ind w:left="6480" w:hanging="180"/>
+        <w:ind w:left="6840" w:hanging="180"/>
       </w:pPr>
     </w:lvl>
   </w:abstractNum>
-  <w:abstractNum w:abstractNumId="7" w15:restartNumberingAfterBreak="0">
-    <w:nsid w:val="4D2957C7"/>
-    <w:multiLevelType w:val="hybridMultilevel"/>
-    <w:tmpl w:val="66C2B80C"/>
-    <w:lvl w:ilvl="0" w:tplc="04090001">
+  <w:abstractNum w:abstractNumId="5" w15:restartNumberingAfterBreak="0">
+    <w:nsid w:val="3216346A"/>
+    <w:multiLevelType w:val="multilevel"/>
+    <w:tmpl w:val="14EAA8A8"/>
+    <w:lvl w:ilvl="0">
       <w:start w:val="1"/>
-      <w:numFmt w:val="bullet"/>
-      <w:lvlText w:val=""/>
-      <w:lvlJc w:val="left"/>
-      <w:pPr>
-        <w:ind w:left="720" w:hanging="360"/>
-      </w:pPr>
-      <w:rPr>
-        <w:rFonts w:ascii="Symbol" w:hAnsi="Symbol" w:hint="default"/>
-      </w:rPr>
-    </w:lvl>
-    <w:lvl w:ilvl="1" w:tplc="04090003" w:tentative="1">
-      <w:start w:val="1"/>
-      <w:numFmt w:val="bullet"/>
-      <w:lvlText w:val="o"/>
-      <w:lvlJc w:val="left"/>
-      <w:pPr>
-        <w:ind w:left="1440" w:hanging="360"/>
-      </w:pPr>
-      <w:rPr>
-        <w:rFonts w:ascii="Courier New" w:hAnsi="Courier New" w:cs="Courier New" w:hint="default"/>
-      </w:rPr>
-    </w:lvl>
-    <w:lvl w:ilvl="2" w:tplc="04090005" w:tentative="1">
-      <w:start w:val="1"/>
-      <w:numFmt w:val="bullet"/>
-      <w:lvlText w:val=""/>
-      <w:lvlJc w:val="left"/>
-      <w:pPr>
-        <w:ind w:left="2160" w:hanging="360"/>
-      </w:pPr>
-      <w:rPr>
-        <w:rFonts w:ascii="Wingdings" w:hAnsi="Wingdings" w:hint="default"/>
-      </w:rPr>
-    </w:lvl>
-    <w:lvl w:ilvl="3" w:tplc="04090001" w:tentative="1">
-      <w:start w:val="1"/>
-      <w:numFmt w:val="bullet"/>
-      <w:lvlText w:val=""/>
-      <w:lvlJc w:val="left"/>
-      <w:pPr>
-        <w:ind w:left="2880" w:hanging="360"/>
-      </w:pPr>
-      <w:rPr>
-        <w:rFonts w:ascii="Symbol" w:hAnsi="Symbol" w:hint="default"/>
-      </w:rPr>
-    </w:lvl>
-    <w:lvl w:ilvl="4" w:tplc="04090003" w:tentative="1">
-      <w:start w:val="1"/>
-      <w:numFmt w:val="bullet"/>
-      <w:lvlText w:val="o"/>
-      <w:lvlJc w:val="left"/>
-      <w:pPr>
-        <w:ind w:left="3600" w:hanging="360"/>
-      </w:pPr>
-      <w:rPr>
-        <w:rFonts w:ascii="Courier New" w:hAnsi="Courier New" w:cs="Courier New" w:hint="default"/>
-      </w:rPr>
-    </w:lvl>
-    <w:lvl w:ilvl="5" w:tplc="04090005" w:tentative="1">
-      <w:start w:val="1"/>
-      <w:numFmt w:val="bullet"/>
-      <w:lvlText w:val=""/>
-      <w:lvlJc w:val="left"/>
-      <w:pPr>
-        <w:ind w:left="4320" w:hanging="360"/>
-      </w:pPr>
-      <w:rPr>
-        <w:rFonts w:ascii="Wingdings" w:hAnsi="Wingdings" w:hint="default"/>
-      </w:rPr>
-    </w:lvl>
-    <w:lvl w:ilvl="6" w:tplc="04090001" w:tentative="1">
-      <w:start w:val="1"/>
-      <w:numFmt w:val="bullet"/>
-      <w:lvlText w:val=""/>
-      <w:lvlJc w:val="left"/>
-      <w:pPr>
-        <w:ind w:left="5040" w:hanging="360"/>
-      </w:pPr>
-      <w:rPr>
-        <w:rFonts w:ascii="Symbol" w:hAnsi="Symbol" w:hint="default"/>
-      </w:rPr>
-    </w:lvl>
-    <w:lvl w:ilvl="7" w:tplc="04090003" w:tentative="1">
-      <w:start w:val="1"/>
-      <w:numFmt w:val="bullet"/>
-      <w:lvlText w:val="o"/>
-      <w:lvlJc w:val="left"/>
-      <w:pPr>
-        <w:ind w:left="5760" w:hanging="360"/>
-      </w:pPr>
-      <w:rPr>
-        <w:rFonts w:ascii="Courier New" w:hAnsi="Courier New" w:cs="Courier New" w:hint="default"/>
-      </w:rPr>
-    </w:lvl>
-    <w:lvl w:ilvl="8" w:tplc="04090005" w:tentative="1">
-      <w:start w:val="1"/>
-      <w:numFmt w:val="bullet"/>
-      <w:lvlText w:val=""/>
-      <w:lvlJc w:val="left"/>
-      <w:pPr>
-        <w:ind w:left="6480" w:hanging="360"/>
-      </w:pPr>
-      <w:rPr>
-        <w:rFonts w:ascii="Wingdings" w:hAnsi="Wingdings" w:hint="default"/>
-      </w:rPr>
-    </w:lvl>
-  </w:abstractNum>
-  <w:abstractNum w:abstractNumId="8" w15:restartNumberingAfterBreak="0">
-    <w:nsid w:val="77CD49FD"/>
-    <w:multiLevelType w:val="hybridMultilevel"/>
-    <w:tmpl w:val="94DAEE22"/>
-    <w:lvl w:ilvl="0" w:tplc="FFFFFFFF">
-      <w:start w:val="1"/>
-      <w:numFmt w:val="upperLetter"/>
+      <w:numFmt w:val="decimal"/>
       <w:lvlText w:val="%1."/>
       <w:lvlJc w:val="left"/>
       <w:pPr>
+        <w:tabs>
+          <w:tab w:val="num" w:pos="720"/>
+        </w:tabs>
         <w:ind w:left="720" w:hanging="360"/>
       </w:pPr>
-      <w:rPr>
-        <w:rFonts w:hint="default"/>
-      </w:rPr>
     </w:lvl>
-    <w:lvl w:ilvl="1" w:tplc="FFFFFFFF" w:tentative="1">
+    <w:lvl w:ilvl="1" w:tentative="1">
       <w:start w:val="1"/>
-      <w:numFmt w:val="lowerLetter"/>
+      <w:numFmt w:val="decimal"/>
       <w:lvlText w:val="%2."/>
       <w:lvlJc w:val="left"/>
       <w:pPr>
+        <w:tabs>
+          <w:tab w:val="num" w:pos="1440"/>
+        </w:tabs>
         <w:ind w:left="1440" w:hanging="360"/>
       </w:pPr>
     </w:lvl>
-    <w:lvl w:ilvl="2" w:tplc="FFFFFFFF" w:tentative="1">
+    <w:lvl w:ilvl="2" w:tentative="1">
       <w:start w:val="1"/>
-      <w:numFmt w:val="lowerRoman"/>
+      <w:numFmt w:val="decimal"/>
       <w:lvlText w:val="%3."/>
-      <w:lvlJc w:val="right"/>
-      <w:pPr>
-        <w:ind w:left="2160" w:hanging="180"/>
+      <w:lvlJc w:val="left"/>
+      <w:pPr>
+        <w:tabs>
+          <w:tab w:val="num" w:pos="2160"/>
+        </w:tabs>
+        <w:ind w:left="2160" w:hanging="360"/>
       </w:pPr>
     </w:lvl>
-    <w:lvl w:ilvl="3" w:tplc="FFFFFFFF" w:tentative="1">
+    <w:lvl w:ilvl="3" w:tentative="1">
       <w:start w:val="1"/>
       <w:numFmt w:val="decimal"/>
       <w:lvlText w:val="%4."/>
       <w:lvlJc w:val="left"/>
       <w:pPr>
+        <w:tabs>
+          <w:tab w:val="num" w:pos="2880"/>
+        </w:tabs>
         <w:ind w:left="2880" w:hanging="360"/>
       </w:pPr>
     </w:lvl>
-    <w:lvl w:ilvl="4" w:tplc="FFFFFFFF" w:tentative="1">
+    <w:lvl w:ilvl="4" w:tentative="1">
       <w:start w:val="1"/>
-      <w:numFmt w:val="lowerLetter"/>
+      <w:numFmt w:val="decimal"/>
       <w:lvlText w:val="%5."/>
       <w:lvlJc w:val="left"/>
       <w:pPr>
+        <w:tabs>
+          <w:tab w:val="num" w:pos="3600"/>
+        </w:tabs>
         <w:ind w:left="3600" w:hanging="360"/>
       </w:pPr>
     </w:lvl>
-    <w:lvl w:ilvl="5" w:tplc="FFFFFFFF" w:tentative="1">
+    <w:lvl w:ilvl="5" w:tentative="1">
       <w:start w:val="1"/>
-      <w:numFmt w:val="lowerRoman"/>
+      <w:numFmt w:val="decimal"/>
       <w:lvlText w:val="%6."/>
-      <w:lvlJc w:val="right"/>
-      <w:pPr>
-        <w:ind w:left="4320" w:hanging="180"/>
+      <w:lvlJc w:val="left"/>
+      <w:pPr>
+        <w:tabs>
+          <w:tab w:val="num" w:pos="4320"/>
+        </w:tabs>
+        <w:ind w:left="4320" w:hanging="360"/>
       </w:pPr>
     </w:lvl>
-    <w:lvl w:ilvl="6" w:tplc="FFFFFFFF" w:tentative="1">
+    <w:lvl w:ilvl="6" w:tentative="1">
       <w:start w:val="1"/>
       <w:numFmt w:val="decimal"/>
       <w:lvlText w:val="%7."/>
       <w:lvlJc w:val="left"/>
       <w:pPr>
+        <w:tabs>
+          <w:tab w:val="num" w:pos="5040"/>
+        </w:tabs>
         <w:ind w:left="5040" w:hanging="360"/>
       </w:pPr>
     </w:lvl>
-    <w:lvl w:ilvl="7" w:tplc="FFFFFFFF" w:tentative="1">
+    <w:lvl w:ilvl="7" w:tentative="1">
       <w:start w:val="1"/>
-      <w:numFmt w:val="lowerLetter"/>
+      <w:numFmt w:val="decimal"/>
       <w:lvlText w:val="%8."/>
       <w:lvlJc w:val="left"/>
       <w:pPr>
+        <w:tabs>
+          <w:tab w:val="num" w:pos="5760"/>
+        </w:tabs>
         <w:ind w:left="5760" w:hanging="360"/>
       </w:pPr>
     </w:lvl>
-    <w:lvl w:ilvl="8" w:tplc="FFFFFFFF" w:tentative="1">
+    <w:lvl w:ilvl="8" w:tentative="1">
       <w:start w:val="1"/>
-      <w:numFmt w:val="lowerRoman"/>
+      <w:numFmt w:val="decimal"/>
       <w:lvlText w:val="%9."/>
-      <w:lvlJc w:val="right"/>
-      <w:pPr>
-        <w:ind w:left="6480" w:hanging="180"/>
+      <w:lvlJc w:val="left"/>
+      <w:pPr>
+        <w:tabs>
+          <w:tab w:val="num" w:pos="6480"/>
+        </w:tabs>
+        <w:ind w:left="6480" w:hanging="360"/>
       </w:pPr>
     </w:lvl>
   </w:abstractNum>
-  <w:abstractNum w:abstractNumId="9" w15:restartNumberingAfterBreak="0">
-    <w:nsid w:val="79DC3DE1"/>
+  <w:abstractNum w:abstractNumId="6" w15:restartNumberingAfterBreak="0">
+    <w:nsid w:val="34C36575"/>
     <w:multiLevelType w:val="multilevel"/>
-    <w:tmpl w:val="1DD02F1E"/>
+    <w:tmpl w:val="116261DA"/>
     <w:lvl w:ilvl="0">
       <w:start w:val="1"/>
       <w:numFmt w:val="bullet"/>
@@ -12169,38 +14536,591 @@
       </w:rPr>
     </w:lvl>
   </w:abstractNum>
+  <w:abstractNum w:abstractNumId="7" w15:restartNumberingAfterBreak="0">
+    <w:nsid w:val="38474A9D"/>
+    <w:multiLevelType w:val="hybridMultilevel"/>
+    <w:tmpl w:val="94DAEE22"/>
+    <w:lvl w:ilvl="0" w:tplc="04090015">
+      <w:start w:val="1"/>
+      <w:numFmt w:val="upperLetter"/>
+      <w:lvlText w:val="%1."/>
+      <w:lvlJc w:val="left"/>
+      <w:pPr>
+        <w:ind w:left="720" w:hanging="360"/>
+      </w:pPr>
+      <w:rPr>
+        <w:rFonts w:hint="default"/>
+      </w:rPr>
+    </w:lvl>
+    <w:lvl w:ilvl="1" w:tplc="04090019" w:tentative="1">
+      <w:start w:val="1"/>
+      <w:numFmt w:val="lowerLetter"/>
+      <w:lvlText w:val="%2."/>
+      <w:lvlJc w:val="left"/>
+      <w:pPr>
+        <w:ind w:left="1440" w:hanging="360"/>
+      </w:pPr>
+    </w:lvl>
+    <w:lvl w:ilvl="2" w:tplc="0409001B" w:tentative="1">
+      <w:start w:val="1"/>
+      <w:numFmt w:val="lowerRoman"/>
+      <w:lvlText w:val="%3."/>
+      <w:lvlJc w:val="right"/>
+      <w:pPr>
+        <w:ind w:left="2160" w:hanging="180"/>
+      </w:pPr>
+    </w:lvl>
+    <w:lvl w:ilvl="3" w:tplc="0409000F" w:tentative="1">
+      <w:start w:val="1"/>
+      <w:numFmt w:val="decimal"/>
+      <w:lvlText w:val="%4."/>
+      <w:lvlJc w:val="left"/>
+      <w:pPr>
+        <w:ind w:left="2880" w:hanging="360"/>
+      </w:pPr>
+    </w:lvl>
+    <w:lvl w:ilvl="4" w:tplc="04090019" w:tentative="1">
+      <w:start w:val="1"/>
+      <w:numFmt w:val="lowerLetter"/>
+      <w:lvlText w:val="%5."/>
+      <w:lvlJc w:val="left"/>
+      <w:pPr>
+        <w:ind w:left="3600" w:hanging="360"/>
+      </w:pPr>
+    </w:lvl>
+    <w:lvl w:ilvl="5" w:tplc="0409001B" w:tentative="1">
+      <w:start w:val="1"/>
+      <w:numFmt w:val="lowerRoman"/>
+      <w:lvlText w:val="%6."/>
+      <w:lvlJc w:val="right"/>
+      <w:pPr>
+        <w:ind w:left="4320" w:hanging="180"/>
+      </w:pPr>
+    </w:lvl>
+    <w:lvl w:ilvl="6" w:tplc="0409000F" w:tentative="1">
+      <w:start w:val="1"/>
+      <w:numFmt w:val="decimal"/>
+      <w:lvlText w:val="%7."/>
+      <w:lvlJc w:val="left"/>
+      <w:pPr>
+        <w:ind w:left="5040" w:hanging="360"/>
+      </w:pPr>
+    </w:lvl>
+    <w:lvl w:ilvl="7" w:tplc="04090019" w:tentative="1">
+      <w:start w:val="1"/>
+      <w:numFmt w:val="lowerLetter"/>
+      <w:lvlText w:val="%8."/>
+      <w:lvlJc w:val="left"/>
+      <w:pPr>
+        <w:ind w:left="5760" w:hanging="360"/>
+      </w:pPr>
+    </w:lvl>
+    <w:lvl w:ilvl="8" w:tplc="0409001B" w:tentative="1">
+      <w:start w:val="1"/>
+      <w:numFmt w:val="lowerRoman"/>
+      <w:lvlText w:val="%9."/>
+      <w:lvlJc w:val="right"/>
+      <w:pPr>
+        <w:ind w:left="6480" w:hanging="180"/>
+      </w:pPr>
+    </w:lvl>
+  </w:abstractNum>
+  <w:abstractNum w:abstractNumId="8" w15:restartNumberingAfterBreak="0">
+    <w:nsid w:val="3E9100CF"/>
+    <w:multiLevelType w:val="hybridMultilevel"/>
+    <w:tmpl w:val="78F022DC"/>
+    <w:lvl w:ilvl="0" w:tplc="04090001">
+      <w:start w:val="1"/>
+      <w:numFmt w:val="bullet"/>
+      <w:lvlText w:val=""/>
+      <w:lvlJc w:val="left"/>
+      <w:pPr>
+        <w:ind w:left="720" w:hanging="360"/>
+      </w:pPr>
+      <w:rPr>
+        <w:rFonts w:ascii="Symbol" w:hAnsi="Symbol" w:hint="default"/>
+      </w:rPr>
+    </w:lvl>
+    <w:lvl w:ilvl="1" w:tplc="04090003" w:tentative="1">
+      <w:start w:val="1"/>
+      <w:numFmt w:val="bullet"/>
+      <w:lvlText w:val="o"/>
+      <w:lvlJc w:val="left"/>
+      <w:pPr>
+        <w:ind w:left="1440" w:hanging="360"/>
+      </w:pPr>
+      <w:rPr>
+        <w:rFonts w:ascii="Courier New" w:hAnsi="Courier New" w:cs="Courier New" w:hint="default"/>
+      </w:rPr>
+    </w:lvl>
+    <w:lvl w:ilvl="2" w:tplc="04090005" w:tentative="1">
+      <w:start w:val="1"/>
+      <w:numFmt w:val="bullet"/>
+      <w:lvlText w:val=""/>
+      <w:lvlJc w:val="left"/>
+      <w:pPr>
+        <w:ind w:left="2160" w:hanging="360"/>
+      </w:pPr>
+      <w:rPr>
+        <w:rFonts w:ascii="Wingdings" w:hAnsi="Wingdings" w:hint="default"/>
+      </w:rPr>
+    </w:lvl>
+    <w:lvl w:ilvl="3" w:tplc="04090001" w:tentative="1">
+      <w:start w:val="1"/>
+      <w:numFmt w:val="bullet"/>
+      <w:lvlText w:val=""/>
+      <w:lvlJc w:val="left"/>
+      <w:pPr>
+        <w:ind w:left="2880" w:hanging="360"/>
+      </w:pPr>
+      <w:rPr>
+        <w:rFonts w:ascii="Symbol" w:hAnsi="Symbol" w:hint="default"/>
+      </w:rPr>
+    </w:lvl>
+    <w:lvl w:ilvl="4" w:tplc="04090003" w:tentative="1">
+      <w:start w:val="1"/>
+      <w:numFmt w:val="bullet"/>
+      <w:lvlText w:val="o"/>
+      <w:lvlJc w:val="left"/>
+      <w:pPr>
+        <w:ind w:left="3600" w:hanging="360"/>
+      </w:pPr>
+      <w:rPr>
+        <w:rFonts w:ascii="Courier New" w:hAnsi="Courier New" w:cs="Courier New" w:hint="default"/>
+      </w:rPr>
+    </w:lvl>
+    <w:lvl w:ilvl="5" w:tplc="04090005" w:tentative="1">
+      <w:start w:val="1"/>
+      <w:numFmt w:val="bullet"/>
+      <w:lvlText w:val=""/>
+      <w:lvlJc w:val="left"/>
+      <w:pPr>
+        <w:ind w:left="4320" w:hanging="360"/>
+      </w:pPr>
+      <w:rPr>
+        <w:rFonts w:ascii="Wingdings" w:hAnsi="Wingdings" w:hint="default"/>
+      </w:rPr>
+    </w:lvl>
+    <w:lvl w:ilvl="6" w:tplc="04090001" w:tentative="1">
+      <w:start w:val="1"/>
+      <w:numFmt w:val="bullet"/>
+      <w:lvlText w:val=""/>
+      <w:lvlJc w:val="left"/>
+      <w:pPr>
+        <w:ind w:left="5040" w:hanging="360"/>
+      </w:pPr>
+      <w:rPr>
+        <w:rFonts w:ascii="Symbol" w:hAnsi="Symbol" w:hint="default"/>
+      </w:rPr>
+    </w:lvl>
+    <w:lvl w:ilvl="7" w:tplc="04090003" w:tentative="1">
+      <w:start w:val="1"/>
+      <w:numFmt w:val="bullet"/>
+      <w:lvlText w:val="o"/>
+      <w:lvlJc w:val="left"/>
+      <w:pPr>
+        <w:ind w:left="5760" w:hanging="360"/>
+      </w:pPr>
+      <w:rPr>
+        <w:rFonts w:ascii="Courier New" w:hAnsi="Courier New" w:cs="Courier New" w:hint="default"/>
+      </w:rPr>
+    </w:lvl>
+    <w:lvl w:ilvl="8" w:tplc="04090005" w:tentative="1">
+      <w:start w:val="1"/>
+      <w:numFmt w:val="bullet"/>
+      <w:lvlText w:val=""/>
+      <w:lvlJc w:val="left"/>
+      <w:pPr>
+        <w:ind w:left="6480" w:hanging="360"/>
+      </w:pPr>
+      <w:rPr>
+        <w:rFonts w:ascii="Wingdings" w:hAnsi="Wingdings" w:hint="default"/>
+      </w:rPr>
+    </w:lvl>
+  </w:abstractNum>
+  <w:abstractNum w:abstractNumId="9" w15:restartNumberingAfterBreak="0">
+    <w:nsid w:val="4D2957C7"/>
+    <w:multiLevelType w:val="hybridMultilevel"/>
+    <w:tmpl w:val="66C2B80C"/>
+    <w:lvl w:ilvl="0" w:tplc="04090001">
+      <w:start w:val="1"/>
+      <w:numFmt w:val="bullet"/>
+      <w:lvlText w:val=""/>
+      <w:lvlJc w:val="left"/>
+      <w:pPr>
+        <w:ind w:left="720" w:hanging="360"/>
+      </w:pPr>
+      <w:rPr>
+        <w:rFonts w:ascii="Symbol" w:hAnsi="Symbol" w:hint="default"/>
+      </w:rPr>
+    </w:lvl>
+    <w:lvl w:ilvl="1" w:tplc="04090003" w:tentative="1">
+      <w:start w:val="1"/>
+      <w:numFmt w:val="bullet"/>
+      <w:lvlText w:val="o"/>
+      <w:lvlJc w:val="left"/>
+      <w:pPr>
+        <w:ind w:left="1440" w:hanging="360"/>
+      </w:pPr>
+      <w:rPr>
+        <w:rFonts w:ascii="Courier New" w:hAnsi="Courier New" w:cs="Courier New" w:hint="default"/>
+      </w:rPr>
+    </w:lvl>
+    <w:lvl w:ilvl="2" w:tplc="04090005" w:tentative="1">
+      <w:start w:val="1"/>
+      <w:numFmt w:val="bullet"/>
+      <w:lvlText w:val=""/>
+      <w:lvlJc w:val="left"/>
+      <w:pPr>
+        <w:ind w:left="2160" w:hanging="360"/>
+      </w:pPr>
+      <w:rPr>
+        <w:rFonts w:ascii="Wingdings" w:hAnsi="Wingdings" w:hint="default"/>
+      </w:rPr>
+    </w:lvl>
+    <w:lvl w:ilvl="3" w:tplc="04090001" w:tentative="1">
+      <w:start w:val="1"/>
+      <w:numFmt w:val="bullet"/>
+      <w:lvlText w:val=""/>
+      <w:lvlJc w:val="left"/>
+      <w:pPr>
+        <w:ind w:left="2880" w:hanging="360"/>
+      </w:pPr>
+      <w:rPr>
+        <w:rFonts w:ascii="Symbol" w:hAnsi="Symbol" w:hint="default"/>
+      </w:rPr>
+    </w:lvl>
+    <w:lvl w:ilvl="4" w:tplc="04090003" w:tentative="1">
+      <w:start w:val="1"/>
+      <w:numFmt w:val="bullet"/>
+      <w:lvlText w:val="o"/>
+      <w:lvlJc w:val="left"/>
+      <w:pPr>
+        <w:ind w:left="3600" w:hanging="360"/>
+      </w:pPr>
+      <w:rPr>
+        <w:rFonts w:ascii="Courier New" w:hAnsi="Courier New" w:cs="Courier New" w:hint="default"/>
+      </w:rPr>
+    </w:lvl>
+    <w:lvl w:ilvl="5" w:tplc="04090005" w:tentative="1">
+      <w:start w:val="1"/>
+      <w:numFmt w:val="bullet"/>
+      <w:lvlText w:val=""/>
+      <w:lvlJc w:val="left"/>
+      <w:pPr>
+        <w:ind w:left="4320" w:hanging="360"/>
+      </w:pPr>
+      <w:rPr>
+        <w:rFonts w:ascii="Wingdings" w:hAnsi="Wingdings" w:hint="default"/>
+      </w:rPr>
+    </w:lvl>
+    <w:lvl w:ilvl="6" w:tplc="04090001" w:tentative="1">
+      <w:start w:val="1"/>
+      <w:numFmt w:val="bullet"/>
+      <w:lvlText w:val=""/>
+      <w:lvlJc w:val="left"/>
+      <w:pPr>
+        <w:ind w:left="5040" w:hanging="360"/>
+      </w:pPr>
+      <w:rPr>
+        <w:rFonts w:ascii="Symbol" w:hAnsi="Symbol" w:hint="default"/>
+      </w:rPr>
+    </w:lvl>
+    <w:lvl w:ilvl="7" w:tplc="04090003" w:tentative="1">
+      <w:start w:val="1"/>
+      <w:numFmt w:val="bullet"/>
+      <w:lvlText w:val="o"/>
+      <w:lvlJc w:val="left"/>
+      <w:pPr>
+        <w:ind w:left="5760" w:hanging="360"/>
+      </w:pPr>
+      <w:rPr>
+        <w:rFonts w:ascii="Courier New" w:hAnsi="Courier New" w:cs="Courier New" w:hint="default"/>
+      </w:rPr>
+    </w:lvl>
+    <w:lvl w:ilvl="8" w:tplc="04090005" w:tentative="1">
+      <w:start w:val="1"/>
+      <w:numFmt w:val="bullet"/>
+      <w:lvlText w:val=""/>
+      <w:lvlJc w:val="left"/>
+      <w:pPr>
+        <w:ind w:left="6480" w:hanging="360"/>
+      </w:pPr>
+      <w:rPr>
+        <w:rFonts w:ascii="Wingdings" w:hAnsi="Wingdings" w:hint="default"/>
+      </w:rPr>
+    </w:lvl>
+  </w:abstractNum>
+  <w:abstractNum w:abstractNumId="10" w15:restartNumberingAfterBreak="0">
+    <w:nsid w:val="77CD49FD"/>
+    <w:multiLevelType w:val="hybridMultilevel"/>
+    <w:tmpl w:val="94DAEE22"/>
+    <w:lvl w:ilvl="0" w:tplc="FFFFFFFF">
+      <w:start w:val="1"/>
+      <w:numFmt w:val="upperLetter"/>
+      <w:lvlText w:val="%1."/>
+      <w:lvlJc w:val="left"/>
+      <w:pPr>
+        <w:ind w:left="720" w:hanging="360"/>
+      </w:pPr>
+      <w:rPr>
+        <w:rFonts w:hint="default"/>
+      </w:rPr>
+    </w:lvl>
+    <w:lvl w:ilvl="1" w:tplc="FFFFFFFF" w:tentative="1">
+      <w:start w:val="1"/>
+      <w:numFmt w:val="lowerLetter"/>
+      <w:lvlText w:val="%2."/>
+      <w:lvlJc w:val="left"/>
+      <w:pPr>
+        <w:ind w:left="1440" w:hanging="360"/>
+      </w:pPr>
+    </w:lvl>
+    <w:lvl w:ilvl="2" w:tplc="FFFFFFFF" w:tentative="1">
+      <w:start w:val="1"/>
+      <w:numFmt w:val="lowerRoman"/>
+      <w:lvlText w:val="%3."/>
+      <w:lvlJc w:val="right"/>
+      <w:pPr>
+        <w:ind w:left="2160" w:hanging="180"/>
+      </w:pPr>
+    </w:lvl>
+    <w:lvl w:ilvl="3" w:tplc="FFFFFFFF" w:tentative="1">
+      <w:start w:val="1"/>
+      <w:numFmt w:val="decimal"/>
+      <w:lvlText w:val="%4."/>
+      <w:lvlJc w:val="left"/>
+      <w:pPr>
+        <w:ind w:left="2880" w:hanging="360"/>
+      </w:pPr>
+    </w:lvl>
+    <w:lvl w:ilvl="4" w:tplc="FFFFFFFF" w:tentative="1">
+      <w:start w:val="1"/>
+      <w:numFmt w:val="lowerLetter"/>
+      <w:lvlText w:val="%5."/>
+      <w:lvlJc w:val="left"/>
+      <w:pPr>
+        <w:ind w:left="3600" w:hanging="360"/>
+      </w:pPr>
+    </w:lvl>
+    <w:lvl w:ilvl="5" w:tplc="FFFFFFFF" w:tentative="1">
+      <w:start w:val="1"/>
+      <w:numFmt w:val="lowerRoman"/>
+      <w:lvlText w:val="%6."/>
+      <w:lvlJc w:val="right"/>
+      <w:pPr>
+        <w:ind w:left="4320" w:hanging="180"/>
+      </w:pPr>
+    </w:lvl>
+    <w:lvl w:ilvl="6" w:tplc="FFFFFFFF" w:tentative="1">
+      <w:start w:val="1"/>
+      <w:numFmt w:val="decimal"/>
+      <w:lvlText w:val="%7."/>
+      <w:lvlJc w:val="left"/>
+      <w:pPr>
+        <w:ind w:left="5040" w:hanging="360"/>
+      </w:pPr>
+    </w:lvl>
+    <w:lvl w:ilvl="7" w:tplc="FFFFFFFF" w:tentative="1">
+      <w:start w:val="1"/>
+      <w:numFmt w:val="lowerLetter"/>
+      <w:lvlText w:val="%8."/>
+      <w:lvlJc w:val="left"/>
+      <w:pPr>
+        <w:ind w:left="5760" w:hanging="360"/>
+      </w:pPr>
+    </w:lvl>
+    <w:lvl w:ilvl="8" w:tplc="FFFFFFFF" w:tentative="1">
+      <w:start w:val="1"/>
+      <w:numFmt w:val="lowerRoman"/>
+      <w:lvlText w:val="%9."/>
+      <w:lvlJc w:val="right"/>
+      <w:pPr>
+        <w:ind w:left="6480" w:hanging="180"/>
+      </w:pPr>
+    </w:lvl>
+  </w:abstractNum>
+  <w:abstractNum w:abstractNumId="11" w15:restartNumberingAfterBreak="0">
+    <w:nsid w:val="79DC3DE1"/>
+    <w:multiLevelType w:val="multilevel"/>
+    <w:tmpl w:val="1DD02F1E"/>
+    <w:lvl w:ilvl="0">
+      <w:start w:val="1"/>
+      <w:numFmt w:val="bullet"/>
+      <w:lvlText w:val=""/>
+      <w:lvlJc w:val="left"/>
+      <w:pPr>
+        <w:tabs>
+          <w:tab w:val="num" w:pos="720"/>
+        </w:tabs>
+        <w:ind w:left="720" w:hanging="360"/>
+      </w:pPr>
+      <w:rPr>
+        <w:rFonts w:ascii="Symbol" w:hAnsi="Symbol" w:hint="default"/>
+        <w:sz w:val="20"/>
+      </w:rPr>
+    </w:lvl>
+    <w:lvl w:ilvl="1">
+      <w:start w:val="1"/>
+      <w:numFmt w:val="bullet"/>
+      <w:lvlText w:val="o"/>
+      <w:lvlJc w:val="left"/>
+      <w:pPr>
+        <w:tabs>
+          <w:tab w:val="num" w:pos="1440"/>
+        </w:tabs>
+        <w:ind w:left="1440" w:hanging="360"/>
+      </w:pPr>
+      <w:rPr>
+        <w:rFonts w:ascii="Courier New" w:hAnsi="Courier New" w:hint="default"/>
+        <w:sz w:val="20"/>
+      </w:rPr>
+    </w:lvl>
+    <w:lvl w:ilvl="2" w:tentative="1">
+      <w:start w:val="1"/>
+      <w:numFmt w:val="bullet"/>
+      <w:lvlText w:val=""/>
+      <w:lvlJc w:val="left"/>
+      <w:pPr>
+        <w:tabs>
+          <w:tab w:val="num" w:pos="2160"/>
+        </w:tabs>
+        <w:ind w:left="2160" w:hanging="360"/>
+      </w:pPr>
+      <w:rPr>
+        <w:rFonts w:ascii="Wingdings" w:hAnsi="Wingdings" w:hint="default"/>
+        <w:sz w:val="20"/>
+      </w:rPr>
+    </w:lvl>
+    <w:lvl w:ilvl="3" w:tentative="1">
+      <w:start w:val="1"/>
+      <w:numFmt w:val="bullet"/>
+      <w:lvlText w:val=""/>
+      <w:lvlJc w:val="left"/>
+      <w:pPr>
+        <w:tabs>
+          <w:tab w:val="num" w:pos="2880"/>
+        </w:tabs>
+        <w:ind w:left="2880" w:hanging="360"/>
+      </w:pPr>
+      <w:rPr>
+        <w:rFonts w:ascii="Wingdings" w:hAnsi="Wingdings" w:hint="default"/>
+        <w:sz w:val="20"/>
+      </w:rPr>
+    </w:lvl>
+    <w:lvl w:ilvl="4" w:tentative="1">
+      <w:start w:val="1"/>
+      <w:numFmt w:val="bullet"/>
+      <w:lvlText w:val=""/>
+      <w:lvlJc w:val="left"/>
+      <w:pPr>
+        <w:tabs>
+          <w:tab w:val="num" w:pos="3600"/>
+        </w:tabs>
+        <w:ind w:left="3600" w:hanging="360"/>
+      </w:pPr>
+      <w:rPr>
+        <w:rFonts w:ascii="Wingdings" w:hAnsi="Wingdings" w:hint="default"/>
+        <w:sz w:val="20"/>
+      </w:rPr>
+    </w:lvl>
+    <w:lvl w:ilvl="5" w:tentative="1">
+      <w:start w:val="1"/>
+      <w:numFmt w:val="bullet"/>
+      <w:lvlText w:val=""/>
+      <w:lvlJc w:val="left"/>
+      <w:pPr>
+        <w:tabs>
+          <w:tab w:val="num" w:pos="4320"/>
+        </w:tabs>
+        <w:ind w:left="4320" w:hanging="360"/>
+      </w:pPr>
+      <w:rPr>
+        <w:rFonts w:ascii="Wingdings" w:hAnsi="Wingdings" w:hint="default"/>
+        <w:sz w:val="20"/>
+      </w:rPr>
+    </w:lvl>
+    <w:lvl w:ilvl="6" w:tentative="1">
+      <w:start w:val="1"/>
+      <w:numFmt w:val="bullet"/>
+      <w:lvlText w:val=""/>
+      <w:lvlJc w:val="left"/>
+      <w:pPr>
+        <w:tabs>
+          <w:tab w:val="num" w:pos="5040"/>
+        </w:tabs>
+        <w:ind w:left="5040" w:hanging="360"/>
+      </w:pPr>
+      <w:rPr>
+        <w:rFonts w:ascii="Wingdings" w:hAnsi="Wingdings" w:hint="default"/>
+        <w:sz w:val="20"/>
+      </w:rPr>
+    </w:lvl>
+    <w:lvl w:ilvl="7" w:tentative="1">
+      <w:start w:val="1"/>
+      <w:numFmt w:val="bullet"/>
+      <w:lvlText w:val=""/>
+      <w:lvlJc w:val="left"/>
+      <w:pPr>
+        <w:tabs>
+          <w:tab w:val="num" w:pos="5760"/>
+        </w:tabs>
+        <w:ind w:left="5760" w:hanging="360"/>
+      </w:pPr>
+      <w:rPr>
+        <w:rFonts w:ascii="Wingdings" w:hAnsi="Wingdings" w:hint="default"/>
+        <w:sz w:val="20"/>
+      </w:rPr>
+    </w:lvl>
+    <w:lvl w:ilvl="8" w:tentative="1">
+      <w:start w:val="1"/>
+      <w:numFmt w:val="bullet"/>
+      <w:lvlText w:val=""/>
+      <w:lvlJc w:val="left"/>
+      <w:pPr>
+        <w:tabs>
+          <w:tab w:val="num" w:pos="6480"/>
+        </w:tabs>
+        <w:ind w:left="6480" w:hanging="360"/>
+      </w:pPr>
+      <w:rPr>
+        <w:rFonts w:ascii="Wingdings" w:hAnsi="Wingdings" w:hint="default"/>
+        <w:sz w:val="20"/>
+      </w:rPr>
+    </w:lvl>
+  </w:abstractNum>
   <w:num w:numId="1" w16cid:durableId="119541408">
-    <w:abstractNumId w:val="6"/>
+    <w:abstractNumId w:val="7"/>
   </w:num>
   <w:num w:numId="2" w16cid:durableId="1802259225">
-    <w:abstractNumId w:val="3"/>
+    <w:abstractNumId w:val="4"/>
   </w:num>
   <w:num w:numId="3" w16cid:durableId="1479229882">
-    <w:abstractNumId w:val="4"/>
+    <w:abstractNumId w:val="5"/>
   </w:num>
   <w:num w:numId="4" w16cid:durableId="1827431497">
     <w:abstractNumId w:val="1"/>
   </w:num>
   <w:num w:numId="5" w16cid:durableId="1061441746">
-    <w:abstractNumId w:val="8"/>
+    <w:abstractNumId w:val="10"/>
   </w:num>
   <w:num w:numId="6" w16cid:durableId="1696811301">
-    <w:abstractNumId w:val="7"/>
+    <w:abstractNumId w:val="9"/>
   </w:num>
   <w:num w:numId="7" w16cid:durableId="1433866157">
     <w:abstractNumId w:val="0"/>
   </w:num>
   <w:num w:numId="8" w16cid:durableId="207181576">
-    <w:abstractNumId w:val="9"/>
+    <w:abstractNumId w:val="11"/>
   </w:num>
   <w:num w:numId="9" w16cid:durableId="1255439356">
     <w:abstractNumId w:val="2"/>
   </w:num>
   <w:num w:numId="10" w16cid:durableId="960648940">
-    <w:abstractNumId w:val="5"/>
+    <w:abstractNumId w:val="6"/>
   </w:num>
   <w:num w:numId="11" w16cid:durableId="346907316">
-    <w:abstractNumId w:val="3"/>
+    <w:abstractNumId w:val="4"/>
     <w:lvlOverride w:ilvl="0">
       <w:startOverride w:val="1"/>
     </w:lvlOverride>
@@ -12228,6 +15148,12 @@
     <w:lvlOverride w:ilvl="8">
       <w:startOverride w:val="1"/>
     </w:lvlOverride>
+  </w:num>
+  <w:num w:numId="12" w16cid:durableId="862133591">
+    <w:abstractNumId w:val="8"/>
+  </w:num>
+  <w:num w:numId="13" w16cid:durableId="136458437">
+    <w:abstractNumId w:val="3"/>
   </w:num>
 </w:numbering>
 </file>
@@ -13352,6 +16278,26 @@
     <w:rPr>
       <w:rFonts w:ascii="Times New Roman" w:hAnsi="Times New Roman" w:cs="Times New Roman"/>
       <w:szCs w:val="24"/>
+    </w:rPr>
+  </w:style>
+  <w:style w:type="paragraph" w:styleId="TOCHeading">
+    <w:name w:val="TOC Heading"/>
+    <w:basedOn w:val="Heading1"/>
+    <w:next w:val="Normal"/>
+    <w:uiPriority w:val="39"/>
+    <w:unhideWhenUsed/>
+    <w:qFormat/>
+    <w:rsid w:val="008D544D"/>
+    <w:pPr>
+      <w:spacing w:before="240" w:line="259" w:lineRule="auto"/>
+      <w:outlineLvl w:val="9"/>
+    </w:pPr>
+    <w:rPr>
+      <w:rFonts w:asciiTheme="majorHAnsi" w:hAnsiTheme="majorHAnsi"/>
+      <w:b w:val="0"/>
+      <w:color w:val="2F5496" w:themeColor="accent1" w:themeShade="BF"/>
+      <w:sz w:val="32"/>
+      <w:szCs w:val="32"/>
     </w:rPr>
   </w:style>
 </w:styles>

--- a/EmbedDLL_C2_Dropper-Loader_FINAL.docx
+++ b/EmbedDLL_C2_Dropper-Loader_FINAL.docx
@@ -166,8 +166,9 @@
           <w:sz w:val="44"/>
           <w:szCs w:val="44"/>
         </w:rPr>
-        <w:t>C2</w:t>
-      </w:r>
+        <w:t>C</w:t>
+      </w:r>
+      <w:proofErr w:type="gramStart"/>
       <w:r>
         <w:rPr>
           <w:rFonts w:ascii="Montserrat Medium" w:hAnsi="Montserrat Medium" w:cs="Times New Roman"/>
@@ -176,7 +177,7 @@
           <w:sz w:val="44"/>
           <w:szCs w:val="44"/>
         </w:rPr>
-        <w:t>.</w:t>
+        <w:t>2</w:t>
       </w:r>
       <w:r>
         <w:rPr>
@@ -186,7 +187,7 @@
           <w:sz w:val="44"/>
           <w:szCs w:val="44"/>
         </w:rPr>
-        <w:t>Bootstrap</w:t>
+        <w:t>.</w:t>
       </w:r>
       <w:r>
         <w:rPr>
@@ -196,7 +197,7 @@
           <w:sz w:val="44"/>
           <w:szCs w:val="44"/>
         </w:rPr>
-        <w:t>.</w:t>
+        <w:t>Bootstrap</w:t>
       </w:r>
       <w:r>
         <w:rPr>
@@ -206,7 +207,7 @@
           <w:sz w:val="44"/>
           <w:szCs w:val="44"/>
         </w:rPr>
-        <w:t>Dropper</w:t>
+        <w:t>.</w:t>
       </w:r>
       <w:r>
         <w:rPr>
@@ -216,8 +217,9 @@
           <w:sz w:val="44"/>
           <w:szCs w:val="44"/>
         </w:rPr>
-        <w:t>.</w:t>
-      </w:r>
+        <w:t>Dropper</w:t>
+      </w:r>
+      <w:proofErr w:type="gramEnd"/>
       <w:r>
         <w:rPr>
           <w:rFonts w:ascii="Montserrat Medium" w:hAnsi="Montserrat Medium" w:cs="Times New Roman"/>
@@ -226,13 +228,9 @@
           <w:sz w:val="44"/>
           <w:szCs w:val="44"/>
         </w:rPr>
-        <w:t>Loader</w:t>
-      </w:r>
-    </w:p>
-    <w:p>
-      <w:pPr>
-        <w:spacing w:after="160" w:line="259" w:lineRule="auto"/>
-        <w:jc w:val="center"/>
+        <w:t>.</w:t>
+      </w:r>
+      <w:r>
         <w:rPr>
           <w:rFonts w:ascii="Montserrat Medium" w:hAnsi="Montserrat Medium" w:cs="Times New Roman"/>
           <w:bCs/>
@@ -240,7 +238,8 @@
           <w:sz w:val="44"/>
           <w:szCs w:val="44"/>
         </w:rPr>
-      </w:pPr>
+        <w:t>Loader</w:t>
+      </w:r>
     </w:p>
     <w:p>
       <w:pPr>
@@ -250,6 +249,8 @@
           <w:rFonts w:ascii="Montserrat Medium" w:hAnsi="Montserrat Medium" w:cs="Times New Roman"/>
           <w:bCs/>
           <w:color w:val="004E76"/>
+          <w:sz w:val="44"/>
+          <w:szCs w:val="44"/>
         </w:rPr>
       </w:pPr>
     </w:p>
@@ -263,21 +264,24 @@
           <w:color w:val="004E76"/>
         </w:rPr>
       </w:pPr>
-      <w:r>
+    </w:p>
+    <w:p>
+      <w:pPr>
+        <w:spacing w:after="160" w:line="259" w:lineRule="auto"/>
+        <w:jc w:val="center"/>
         <w:rPr>
           <w:rFonts w:ascii="Montserrat Medium" w:hAnsi="Montserrat Medium" w:cs="Times New Roman"/>
           <w:bCs/>
           <w:color w:val="004E76"/>
         </w:rPr>
-        <w:t>January 2,</w:t>
-      </w:r>
+      </w:pPr>
       <w:r>
         <w:rPr>
           <w:rFonts w:ascii="Montserrat Medium" w:hAnsi="Montserrat Medium" w:cs="Times New Roman"/>
           <w:bCs/>
           <w:color w:val="004E76"/>
         </w:rPr>
-        <w:t xml:space="preserve"> 202</w:t>
+        <w:t>January 2,</w:t>
       </w:r>
       <w:r>
         <w:rPr>
@@ -285,8 +289,26 @@
           <w:bCs/>
           <w:color w:val="004E76"/>
         </w:rPr>
+        <w:t xml:space="preserve"> </w:t>
+      </w:r>
+      <w:proofErr w:type="gramStart"/>
+      <w:r>
+        <w:rPr>
+          <w:rFonts w:ascii="Montserrat Medium" w:hAnsi="Montserrat Medium" w:cs="Times New Roman"/>
+          <w:bCs/>
+          <w:color w:val="004E76"/>
+        </w:rPr>
+        <w:t>202</w:t>
+      </w:r>
+      <w:r>
+        <w:rPr>
+          <w:rFonts w:ascii="Montserrat Medium" w:hAnsi="Montserrat Medium" w:cs="Times New Roman"/>
+          <w:bCs/>
+          <w:color w:val="004E76"/>
+        </w:rPr>
         <w:t>6</w:t>
       </w:r>
+      <w:proofErr w:type="gramEnd"/>
       <w:r>
         <w:rPr>
           <w:rFonts w:ascii="Montserrat Medium" w:hAnsi="Montserrat Medium" w:cs="Times New Roman"/>
@@ -3250,7 +3272,21 @@
         <w:rPr>
           <w:rFonts w:ascii="Montserrat Medium" w:hAnsi="Montserrat Medium"/>
         </w:rPr>
-        <w:t xml:space="preserve"> loader that deploys a secondary payload using DLL reflection and Living-off-the-Land binaries. The malware is designed to evade static detection through AES-encrypted embedded resources and reflective assembly loading. Persistence is achieved via registry Run keys and execution is proxied through MSBuild.</w:t>
+        <w:t xml:space="preserve"> </w:t>
+      </w:r>
+      <w:proofErr w:type="gramStart"/>
+      <w:r>
+        <w:rPr>
+          <w:rFonts w:ascii="Montserrat Medium" w:hAnsi="Montserrat Medium"/>
+        </w:rPr>
+        <w:t>loader</w:t>
+      </w:r>
+      <w:proofErr w:type="gramEnd"/>
+      <w:r>
+        <w:rPr>
+          <w:rFonts w:ascii="Montserrat Medium" w:hAnsi="Montserrat Medium"/>
+        </w:rPr>
+        <w:t xml:space="preserve"> that deploys a secondary payload using DLL reflection and Living-off-the-Land binaries. The malware is designed to evade static detection through AES-encrypted embedded resources and reflective assembly loading. Persistence is achieved via registry Run keys and execution is proxied through MSBuild.</w:t>
       </w:r>
       <w:r>
         <w:rPr>
@@ -3487,8 +3523,17 @@
           <w:rFonts w:ascii="Montserrat Medium" w:hAnsi="Montserrat Medium"/>
           <w:szCs w:val="24"/>
         </w:rPr>
-        <w:t>To analyze the managed .NET DLL (Malware.cryptlib64.dll), a controlled execution environment was established. The DLL requires a hosting process, as it contains managed code entry points that cannot execute</w:t>
-      </w:r>
+        <w:t xml:space="preserve">To analyze the managed .NET DLL (Malware.cryptlib64.dll), a controlled execution environment was established. The DLL requires a hosting process, as it contains managed code entry points that cannot </w:t>
+      </w:r>
+      <w:proofErr w:type="gramStart"/>
+      <w:r>
+        <w:rPr>
+          <w:rFonts w:ascii="Montserrat Medium" w:hAnsi="Montserrat Medium"/>
+          <w:szCs w:val="24"/>
+        </w:rPr>
+        <w:t>execute</w:t>
+      </w:r>
+      <w:proofErr w:type="gramEnd"/>
       <w:r>
         <w:rPr>
           <w:rFonts w:ascii="Montserrat Medium" w:hAnsi="Montserrat Medium"/>
@@ -3663,7 +3708,23 @@
           <w:rFonts w:ascii="Montserrat Medium" w:hAnsi="Montserrat Medium"/>
           <w:szCs w:val="24"/>
         </w:rPr>
-        <w:t>Entry Point: Calling EmbedDLL.Program.embed() method</w:t>
+        <w:t xml:space="preserve">Entry Point: Calling </w:t>
+      </w:r>
+      <w:proofErr w:type="gramStart"/>
+      <w:r>
+        <w:rPr>
+          <w:rFonts w:ascii="Montserrat Medium" w:hAnsi="Montserrat Medium"/>
+          <w:szCs w:val="24"/>
+        </w:rPr>
+        <w:t>EmbedDLL.Program.embed</w:t>
+      </w:r>
+      <w:proofErr w:type="gramEnd"/>
+      <w:r>
+        <w:rPr>
+          <w:rFonts w:ascii="Montserrat Medium" w:hAnsi="Montserrat Medium"/>
+          <w:szCs w:val="24"/>
+        </w:rPr>
+        <w:t>() method</w:t>
       </w:r>
     </w:p>
     <w:p>
@@ -4127,7 +4188,23 @@
           <w:rFonts w:ascii="Montserrat Medium" w:hAnsi="Montserrat Medium"/>
           <w:szCs w:val="24"/>
         </w:rPr>
-        <w:t>All findings reflect the DLL's capabilities when properly loaded</w:t>
+        <w:t xml:space="preserve">All findings reflect </w:t>
+      </w:r>
+      <w:proofErr w:type="gramStart"/>
+      <w:r>
+        <w:rPr>
+          <w:rFonts w:ascii="Montserrat Medium" w:hAnsi="Montserrat Medium"/>
+          <w:szCs w:val="24"/>
+        </w:rPr>
+        <w:t>the DLL's</w:t>
+      </w:r>
+      <w:proofErr w:type="gramEnd"/>
+      <w:r>
+        <w:rPr>
+          <w:rFonts w:ascii="Montserrat Medium" w:hAnsi="Montserrat Medium"/>
+          <w:szCs w:val="24"/>
+        </w:rPr>
+        <w:t xml:space="preserve"> capabilities when properly loaded</w:t>
       </w:r>
       <w:r>
         <w:rPr>
@@ -4468,7 +4545,7 @@
           <w:noProof/>
         </w:rPr>
         <w:drawing>
-          <wp:inline distT="0" distB="0" distL="0" distR="0" wp14:anchorId="78FA3533" wp14:editId="5EEC5AB0">
+          <wp:inline distT="0" distB="0" distL="0" distR="0" wp14:anchorId="78FA3533" wp14:editId="2B45DB36">
             <wp:extent cx="5064125" cy="8229600"/>
             <wp:effectExtent l="0" t="0" r="3175" b="0"/>
             <wp:docPr id="800585426" name="Picture 4"/>
@@ -5133,12 +5210,21 @@
         </w:rPr>
         <w:t xml:space="preserve">The XML payload is dropped in </w:t>
       </w:r>
+      <w:proofErr w:type="gramStart"/>
       <w:r>
         <w:rPr>
           <w:i/>
           <w:iCs/>
         </w:rPr>
-        <w:t>Public user folder</w:t>
+        <w:t>Public</w:t>
+      </w:r>
+      <w:proofErr w:type="gramEnd"/>
+      <w:r>
+        <w:rPr>
+          <w:i/>
+          <w:iCs/>
+        </w:rPr>
+        <w:t xml:space="preserve"> user folder</w:t>
       </w:r>
     </w:p>
     <w:p>
@@ -5759,12 +5845,21 @@
           <w:iCs/>
         </w:rPr>
       </w:pPr>
+      <w:proofErr w:type="gramStart"/>
       <w:r>
         <w:rPr>
           <w:i/>
           <w:iCs/>
         </w:rPr>
-        <w:t>Figure : H</w:t>
+        <w:t>Figure :</w:t>
+      </w:r>
+      <w:proofErr w:type="gramEnd"/>
+      <w:r>
+        <w:rPr>
+          <w:i/>
+          <w:iCs/>
+        </w:rPr>
+        <w:t xml:space="preserve"> H</w:t>
       </w:r>
       <w:r>
         <w:rPr>
@@ -5828,12 +5923,21 @@
           <w:iCs/>
         </w:rPr>
       </w:pPr>
+      <w:proofErr w:type="gramStart"/>
       <w:r>
         <w:rPr>
           <w:i/>
           <w:iCs/>
         </w:rPr>
-        <w:t xml:space="preserve">Figure : </w:t>
+        <w:t>Figure :</w:t>
+      </w:r>
+      <w:proofErr w:type="gramEnd"/>
+      <w:r>
+        <w:rPr>
+          <w:i/>
+          <w:iCs/>
+        </w:rPr>
+        <w:t xml:space="preserve"> </w:t>
       </w:r>
       <w:r>
         <w:rPr>
@@ -6692,7 +6796,27 @@
           <w:color w:val="auto"/>
           <w:szCs w:val="24"/>
         </w:rPr>
-        <w:t>User-Agent: Mozilla/5.0 (Windows NT 6.1)…Chrome/41.0…</w:t>
+        <w:t xml:space="preserve">User-Agent: Mozilla/5.0 (Windows NT </w:t>
+      </w:r>
+      <w:proofErr w:type="gramStart"/>
+      <w:r>
+        <w:rPr>
+          <w:rFonts w:ascii="Montserrat Medium" w:eastAsiaTheme="majorEastAsia" w:hAnsi="Montserrat Medium" w:cstheme="majorBidi"/>
+          <w:bCs/>
+          <w:color w:val="auto"/>
+          <w:szCs w:val="24"/>
+        </w:rPr>
+        <w:t>6.1)…</w:t>
+      </w:r>
+      <w:proofErr w:type="gramEnd"/>
+      <w:r>
+        <w:rPr>
+          <w:rFonts w:ascii="Montserrat Medium" w:eastAsiaTheme="majorEastAsia" w:hAnsi="Montserrat Medium" w:cstheme="majorBidi"/>
+          <w:bCs/>
+          <w:color w:val="auto"/>
+          <w:szCs w:val="24"/>
+        </w:rPr>
+        <w:t>Chrome/41.0…</w:t>
       </w:r>
     </w:p>
     <w:p>
@@ -6761,20 +6885,19 @@
           <w:color w:val="auto"/>
           <w:szCs w:val="24"/>
         </w:rPr>
-        <w:t>{"GUID":"{0}","Type":{1},"Meta":"{2}","IV":"{3}",</w:t>
-      </w:r>
-    </w:p>
-    <w:p>
-      <w:pPr>
-        <w:spacing w:after="160" w:line="259" w:lineRule="auto"/>
-        <w:ind w:left="720"/>
+        <w:t>{"GUID"</w:t>
+      </w:r>
+      <w:proofErr w:type="gramStart"/>
+      <w:r>
         <w:rPr>
           <w:rFonts w:ascii="Montserrat Medium" w:eastAsiaTheme="majorEastAsia" w:hAnsi="Montserrat Medium" w:cstheme="majorBidi"/>
           <w:bCs/>
           <w:color w:val="auto"/>
           <w:szCs w:val="24"/>
         </w:rPr>
-      </w:pPr>
+        <w:t>:"{0}"</w:t>
+      </w:r>
+      <w:proofErr w:type="gramEnd"/>
       <w:r>
         <w:rPr>
           <w:rFonts w:ascii="Montserrat Medium" w:eastAsiaTheme="majorEastAsia" w:hAnsi="Montserrat Medium" w:cstheme="majorBidi"/>
@@ -6782,8 +6905,120 @@
           <w:color w:val="auto"/>
           <w:szCs w:val="24"/>
         </w:rPr>
-        <w:t>"EncryptedMessage":"{4}","HMAC":"{5}"}</w:t>
-      </w:r>
+        <w:t>,"Type</w:t>
+      </w:r>
+      <w:proofErr w:type="gramStart"/>
+      <w:r>
+        <w:rPr>
+          <w:rFonts w:ascii="Montserrat Medium" w:eastAsiaTheme="majorEastAsia" w:hAnsi="Montserrat Medium" w:cstheme="majorBidi"/>
+          <w:bCs/>
+          <w:color w:val="auto"/>
+          <w:szCs w:val="24"/>
+        </w:rPr>
+        <w:t>":{1},</w:t>
+      </w:r>
+      <w:proofErr w:type="gramEnd"/>
+      <w:r>
+        <w:rPr>
+          <w:rFonts w:ascii="Montserrat Medium" w:eastAsiaTheme="majorEastAsia" w:hAnsi="Montserrat Medium" w:cstheme="majorBidi"/>
+          <w:bCs/>
+          <w:color w:val="auto"/>
+          <w:szCs w:val="24"/>
+        </w:rPr>
+        <w:t>"Meta"</w:t>
+      </w:r>
+      <w:proofErr w:type="gramStart"/>
+      <w:r>
+        <w:rPr>
+          <w:rFonts w:ascii="Montserrat Medium" w:eastAsiaTheme="majorEastAsia" w:hAnsi="Montserrat Medium" w:cstheme="majorBidi"/>
+          <w:bCs/>
+          <w:color w:val="auto"/>
+          <w:szCs w:val="24"/>
+        </w:rPr>
+        <w:t>:"{2}"</w:t>
+      </w:r>
+      <w:proofErr w:type="gramEnd"/>
+      <w:r>
+        <w:rPr>
+          <w:rFonts w:ascii="Montserrat Medium" w:eastAsiaTheme="majorEastAsia" w:hAnsi="Montserrat Medium" w:cstheme="majorBidi"/>
+          <w:bCs/>
+          <w:color w:val="auto"/>
+          <w:szCs w:val="24"/>
+        </w:rPr>
+        <w:t>,"IV"</w:t>
+      </w:r>
+      <w:proofErr w:type="gramStart"/>
+      <w:r>
+        <w:rPr>
+          <w:rFonts w:ascii="Montserrat Medium" w:eastAsiaTheme="majorEastAsia" w:hAnsi="Montserrat Medium" w:cstheme="majorBidi"/>
+          <w:bCs/>
+          <w:color w:val="auto"/>
+          <w:szCs w:val="24"/>
+        </w:rPr>
+        <w:t>:"{3}"</w:t>
+      </w:r>
+      <w:proofErr w:type="gramEnd"/>
+      <w:r>
+        <w:rPr>
+          <w:rFonts w:ascii="Montserrat Medium" w:eastAsiaTheme="majorEastAsia" w:hAnsi="Montserrat Medium" w:cstheme="majorBidi"/>
+          <w:bCs/>
+          <w:color w:val="auto"/>
+          <w:szCs w:val="24"/>
+        </w:rPr>
+        <w:t>,</w:t>
+      </w:r>
+    </w:p>
+    <w:p>
+      <w:pPr>
+        <w:spacing w:after="160" w:line="259" w:lineRule="auto"/>
+        <w:ind w:left="720"/>
+        <w:rPr>
+          <w:rFonts w:ascii="Montserrat Medium" w:eastAsiaTheme="majorEastAsia" w:hAnsi="Montserrat Medium" w:cstheme="majorBidi"/>
+          <w:bCs/>
+          <w:color w:val="auto"/>
+          <w:szCs w:val="24"/>
+        </w:rPr>
+      </w:pPr>
+      <w:r>
+        <w:rPr>
+          <w:rFonts w:ascii="Montserrat Medium" w:eastAsiaTheme="majorEastAsia" w:hAnsi="Montserrat Medium" w:cstheme="majorBidi"/>
+          <w:bCs/>
+          <w:color w:val="auto"/>
+          <w:szCs w:val="24"/>
+        </w:rPr>
+        <w:t>"EncryptedMessage"</w:t>
+      </w:r>
+      <w:proofErr w:type="gramStart"/>
+      <w:r>
+        <w:rPr>
+          <w:rFonts w:ascii="Montserrat Medium" w:eastAsiaTheme="majorEastAsia" w:hAnsi="Montserrat Medium" w:cstheme="majorBidi"/>
+          <w:bCs/>
+          <w:color w:val="auto"/>
+          <w:szCs w:val="24"/>
+        </w:rPr>
+        <w:t>:"{4}"</w:t>
+      </w:r>
+      <w:proofErr w:type="gramEnd"/>
+      <w:r>
+        <w:rPr>
+          <w:rFonts w:ascii="Montserrat Medium" w:eastAsiaTheme="majorEastAsia" w:hAnsi="Montserrat Medium" w:cstheme="majorBidi"/>
+          <w:bCs/>
+          <w:color w:val="auto"/>
+          <w:szCs w:val="24"/>
+        </w:rPr>
+        <w:t>,"HMAC"</w:t>
+      </w:r>
+      <w:proofErr w:type="gramStart"/>
+      <w:r>
+        <w:rPr>
+          <w:rFonts w:ascii="Montserrat Medium" w:eastAsiaTheme="majorEastAsia" w:hAnsi="Montserrat Medium" w:cstheme="majorBidi"/>
+          <w:bCs/>
+          <w:color w:val="auto"/>
+          <w:szCs w:val="24"/>
+        </w:rPr>
+        <w:t>:"{5}"}</w:t>
+      </w:r>
+      <w:proofErr w:type="gramEnd"/>
     </w:p>
     <w:p>
       <w:pPr>
@@ -7177,12 +7412,21 @@
           <w:iCs/>
         </w:rPr>
       </w:pPr>
+      <w:proofErr w:type="gramStart"/>
       <w:r>
         <w:rPr>
           <w:i/>
           <w:iCs/>
         </w:rPr>
-        <w:t xml:space="preserve">Figure : ProcMon shows files </w:t>
+        <w:t>Figure :</w:t>
+      </w:r>
+      <w:proofErr w:type="gramEnd"/>
+      <w:r>
+        <w:rPr>
+          <w:i/>
+          <w:iCs/>
+        </w:rPr>
+        <w:t xml:space="preserve"> ProcMon shows files </w:t>
       </w:r>
       <w:r>
         <w:rPr>
@@ -7254,12 +7498,21 @@
           <w:iCs/>
         </w:rPr>
       </w:pPr>
+      <w:proofErr w:type="gramStart"/>
       <w:r>
         <w:rPr>
           <w:i/>
           <w:iCs/>
         </w:rPr>
-        <w:t>Figure : Persistence registry key created after initial EmbedDLL.dll execution</w:t>
+        <w:t>Figure :</w:t>
+      </w:r>
+      <w:proofErr w:type="gramEnd"/>
+      <w:r>
+        <w:rPr>
+          <w:i/>
+          <w:iCs/>
+        </w:rPr>
+        <w:t xml:space="preserve"> Persistence registry key created after initial EmbedDLL.dll execution</w:t>
       </w:r>
     </w:p>
     <w:p>
@@ -7321,12 +7574,21 @@
           <w:iCs/>
         </w:rPr>
       </w:pPr>
+      <w:proofErr w:type="gramStart"/>
       <w:r>
         <w:rPr>
           <w:i/>
           <w:iCs/>
         </w:rPr>
-        <w:t>Figure : Wireshark packet capture showing HTTP call to C2 server</w:t>
+        <w:t>Figure :</w:t>
+      </w:r>
+      <w:proofErr w:type="gramEnd"/>
+      <w:r>
+        <w:rPr>
+          <w:i/>
+          <w:iCs/>
+        </w:rPr>
+        <w:t xml:space="preserve"> Wireshark packet capture showing HTTP call to C2 server</w:t>
       </w:r>
     </w:p>
     <w:p>
@@ -7388,12 +7650,21 @@
           <w:iCs/>
         </w:rPr>
       </w:pPr>
+      <w:proofErr w:type="gramStart"/>
       <w:r>
         <w:rPr>
           <w:i/>
           <w:iCs/>
         </w:rPr>
-        <w:t>Figure : Successful request on port 80</w:t>
+        <w:t>Figure :</w:t>
+      </w:r>
+      <w:proofErr w:type="gramEnd"/>
+      <w:r>
+        <w:rPr>
+          <w:i/>
+          <w:iCs/>
+        </w:rPr>
+        <w:t xml:space="preserve"> Successful request on port 80</w:t>
       </w:r>
     </w:p>
     <w:p>
@@ -7638,12 +7909,21 @@
           <w:iCs/>
         </w:rPr>
       </w:pPr>
+      <w:proofErr w:type="gramStart"/>
       <w:r>
         <w:rPr>
           <w:i/>
           <w:iCs/>
         </w:rPr>
-        <w:t xml:space="preserve">Figure : </w:t>
+        <w:t>Figure :</w:t>
+      </w:r>
+      <w:proofErr w:type="gramEnd"/>
+      <w:r>
+        <w:rPr>
+          <w:i/>
+          <w:iCs/>
+        </w:rPr>
+        <w:t xml:space="preserve"> </w:t>
       </w:r>
       <w:r>
         <w:rPr>
@@ -7719,12 +7999,21 @@
           <w:iCs/>
         </w:rPr>
       </w:pPr>
+      <w:proofErr w:type="gramStart"/>
       <w:r>
         <w:rPr>
           <w:i/>
           <w:iCs/>
         </w:rPr>
-        <w:t xml:space="preserve">Figure : Ncat </w:t>
+        <w:t>Figure :</w:t>
+      </w:r>
+      <w:proofErr w:type="gramEnd"/>
+      <w:r>
+        <w:rPr>
+          <w:i/>
+          <w:iCs/>
+        </w:rPr>
+        <w:t xml:space="preserve"> Ncat </w:t>
       </w:r>
       <w:r>
         <w:rPr>
@@ -7825,8 +8114,13 @@
         <w:spacing w:after="160" w:line="259" w:lineRule="auto"/>
         <w:jc w:val="center"/>
       </w:pPr>
-      <w:r>
-        <w:t xml:space="preserve">Figure : </w:t>
+      <w:proofErr w:type="gramStart"/>
+      <w:r>
+        <w:t>Figure :</w:t>
+      </w:r>
+      <w:proofErr w:type="gramEnd"/>
+      <w:r>
+        <w:t xml:space="preserve"> </w:t>
       </w:r>
       <w:r>
         <w:t>Exported HTML</w:t>
@@ -7858,7 +8152,15 @@
         <w:t xml:space="preserve">After decrypting the </w:t>
       </w:r>
       <w:r>
-        <w:t xml:space="preserve">message portion in this HTTP POST </w:t>
+        <w:t xml:space="preserve">message portion in this HTTP </w:t>
+      </w:r>
+      <w:proofErr w:type="gramStart"/>
+      <w:r>
+        <w:t>POST</w:t>
+      </w:r>
+      <w:proofErr w:type="gramEnd"/>
+      <w:r>
+        <w:t xml:space="preserve"> </w:t>
       </w:r>
       <w:r>
         <w:t>we can identify</w:t>
@@ -7881,15 +8183,28 @@
         <w:ind w:left="720"/>
       </w:pPr>
       <w:r>
-        <w:t>GUID   : 4f1113988d3b14972c77</w:t>
+        <w:t xml:space="preserve">GUID </w:t>
+      </w:r>
+      <w:proofErr w:type="gramStart"/>
+      <w:r>
+        <w:t xml:space="preserve">  :</w:t>
+      </w:r>
+      <w:proofErr w:type="gramEnd"/>
+      <w:r>
+        <w:t xml:space="preserve"> 4f1113988d3b14972c77</w:t>
       </w:r>
     </w:p>
     <w:p>
       <w:pPr>
         <w:ind w:left="720"/>
       </w:pPr>
-      <w:r>
-        <w:t>Opcode : 0x154615aa</w:t>
+      <w:proofErr w:type="gramStart"/>
+      <w:r>
+        <w:t>Opcode :</w:t>
+      </w:r>
+      <w:proofErr w:type="gramEnd"/>
+      <w:r>
+        <w:t xml:space="preserve"> 0x154615aa</w:t>
       </w:r>
     </w:p>
     <w:p>
@@ -7905,7 +8220,15 @@
         <w:ind w:left="720"/>
       </w:pPr>
       <w:r>
-        <w:t>Beacon ID   : 0x8938d318 (2302202648)</w:t>
+        <w:t xml:space="preserve">Beacon ID </w:t>
+      </w:r>
+      <w:proofErr w:type="gramStart"/>
+      <w:r>
+        <w:t xml:space="preserve">  :</w:t>
+      </w:r>
+      <w:proofErr w:type="gramEnd"/>
+      <w:r>
+        <w:t xml:space="preserve"> 0x8938d318 (2302202648)</w:t>
       </w:r>
     </w:p>
     <w:p>
@@ -7913,7 +8236,15 @@
         <w:ind w:left="720"/>
       </w:pPr>
       <w:r>
-        <w:t>Uptime low  : 0x38a4de1c (950328860)</w:t>
+        <w:t xml:space="preserve">Uptime </w:t>
+      </w:r>
+      <w:proofErr w:type="gramStart"/>
+      <w:r>
+        <w:t>low  :</w:t>
+      </w:r>
+      <w:proofErr w:type="gramEnd"/>
+      <w:r>
+        <w:t xml:space="preserve"> 0x38a4de1c (950328860)</w:t>
       </w:r>
     </w:p>
     <w:p>
@@ -7921,7 +8252,15 @@
         <w:ind w:left="720"/>
       </w:pPr>
       <w:r>
-        <w:t>Uptime high : 0xdd007378 (3707794296)</w:t>
+        <w:t xml:space="preserve">Uptime </w:t>
+      </w:r>
+      <w:proofErr w:type="gramStart"/>
+      <w:r>
+        <w:t>high :</w:t>
+      </w:r>
+      <w:proofErr w:type="gramEnd"/>
+      <w:r>
+        <w:t xml:space="preserve"> 0xdd007378 (3707794296)</w:t>
       </w:r>
     </w:p>
     <w:p>
@@ -7929,7 +8268,15 @@
         <w:ind w:left="720"/>
       </w:pPr>
       <w:r>
-        <w:t>Flags       : 0x5d30d302 (1563480834)</w:t>
+        <w:t xml:space="preserve">Flags     </w:t>
+      </w:r>
+      <w:proofErr w:type="gramStart"/>
+      <w:r>
+        <w:t xml:space="preserve">  :</w:t>
+      </w:r>
+      <w:proofErr w:type="gramEnd"/>
+      <w:r>
+        <w:t xml:space="preserve"> 0x5d30d302 (1563480834)</w:t>
       </w:r>
     </w:p>
     <w:p>
@@ -7937,7 +8284,15 @@
         <w:ind w:left="720"/>
       </w:pPr>
       <w:r>
-        <w:t>OS version  : 0x0d221e46 (220339782)</w:t>
+        <w:t xml:space="preserve">OS </w:t>
+      </w:r>
+      <w:proofErr w:type="gramStart"/>
+      <w:r>
+        <w:t>version  :</w:t>
+      </w:r>
+      <w:proofErr w:type="gramEnd"/>
+      <w:r>
+        <w:t xml:space="preserve"> 0x0d221e46 (220339782)</w:t>
       </w:r>
     </w:p>
     <w:p>
@@ -7945,7 +8300,15 @@
         <w:ind w:left="720"/>
       </w:pPr>
       <w:r>
-        <w:t>PID         : 0x1db5043a (498402362)</w:t>
+        <w:t xml:space="preserve">PID       </w:t>
+      </w:r>
+      <w:proofErr w:type="gramStart"/>
+      <w:r>
+        <w:t xml:space="preserve">  :</w:t>
+      </w:r>
+      <w:proofErr w:type="gramEnd"/>
+      <w:r>
+        <w:t xml:space="preserve"> 0x1db5043a (498402362)</w:t>
       </w:r>
     </w:p>
     <w:p>
@@ -7953,7 +8316,15 @@
         <w:ind w:left="720"/>
       </w:pPr>
       <w:r>
-        <w:t>PPID        : 0xd584cc5d (3582250077)</w:t>
+        <w:t xml:space="preserve">PPID      </w:t>
+      </w:r>
+      <w:proofErr w:type="gramStart"/>
+      <w:r>
+        <w:t xml:space="preserve">  :</w:t>
+      </w:r>
+      <w:proofErr w:type="gramEnd"/>
+      <w:r>
+        <w:t xml:space="preserve"> 0xd584cc5d (3582250077)</w:t>
       </w:r>
     </w:p>
     <w:p>
@@ -7961,7 +8332,15 @@
         <w:ind w:left="720"/>
       </w:pPr>
       <w:r>
-        <w:t>Arch        : 0x981f4c53 (2552187987)</w:t>
+        <w:t xml:space="preserve">Arch      </w:t>
+      </w:r>
+      <w:proofErr w:type="gramStart"/>
+      <w:r>
+        <w:t xml:space="preserve">  :</w:t>
+      </w:r>
+      <w:proofErr w:type="gramEnd"/>
+      <w:r>
+        <w:t xml:space="preserve"> 0x981f4c53 (2552187987)</w:t>
       </w:r>
     </w:p>
     <w:p>
@@ -7969,7 +8348,15 @@
         <w:ind w:left="720"/>
       </w:pPr>
       <w:r>
-        <w:t>Privilege   : 0x8e487bff (2387115007)</w:t>
+        <w:t xml:space="preserve">Privilege </w:t>
+      </w:r>
+      <w:proofErr w:type="gramStart"/>
+      <w:r>
+        <w:t xml:space="preserve">  :</w:t>
+      </w:r>
+      <w:proofErr w:type="gramEnd"/>
+      <w:r>
+        <w:t xml:space="preserve"> 0x8e487bff (2387115007)</w:t>
       </w:r>
     </w:p>
     <w:p>
@@ -7977,7 +8364,15 @@
         <w:ind w:left="720"/>
       </w:pPr>
       <w:r>
-        <w:t>Net status  : 0x162a26c5 (371861189)</w:t>
+        <w:t xml:space="preserve">Net </w:t>
+      </w:r>
+      <w:proofErr w:type="gramStart"/>
+      <w:r>
+        <w:t>status  :</w:t>
+      </w:r>
+      <w:proofErr w:type="gramEnd"/>
+      <w:r>
+        <w:t xml:space="preserve"> 0x162a26c5 (371861189)</w:t>
       </w:r>
     </w:p>
     <w:p>
@@ -7985,7 +8380,15 @@
         <w:ind w:left="720"/>
       </w:pPr>
       <w:r>
-        <w:t>Unknown 1   : 0x30ca19da (818551258)</w:t>
+        <w:t xml:space="preserve">Unknown 1 </w:t>
+      </w:r>
+      <w:proofErr w:type="gramStart"/>
+      <w:r>
+        <w:t xml:space="preserve">  :</w:t>
+      </w:r>
+      <w:proofErr w:type="gramEnd"/>
+      <w:r>
+        <w:t xml:space="preserve"> 0x30ca19da (818551258)</w:t>
       </w:r>
     </w:p>
     <w:p>
@@ -7993,7 +8396,15 @@
         <w:ind w:left="720"/>
       </w:pPr>
       <w:r>
-        <w:t>Unknown 2   : 0x3c6764c9 (1013408969)</w:t>
+        <w:t xml:space="preserve">Unknown 2 </w:t>
+      </w:r>
+      <w:proofErr w:type="gramStart"/>
+      <w:r>
+        <w:t xml:space="preserve">  :</w:t>
+      </w:r>
+      <w:proofErr w:type="gramEnd"/>
+      <w:r>
+        <w:t xml:space="preserve"> 0x3c6764c9 (1013408969)</w:t>
       </w:r>
     </w:p>
     <w:p>
@@ -8001,7 +8412,15 @@
         <w:ind w:left="720"/>
       </w:pPr>
       <w:r>
-        <w:t>Checksum    : 0x00005a13 (23059)</w:t>
+        <w:t xml:space="preserve">Checksum  </w:t>
+      </w:r>
+      <w:proofErr w:type="gramStart"/>
+      <w:r>
+        <w:t xml:space="preserve">  :</w:t>
+      </w:r>
+      <w:proofErr w:type="gramEnd"/>
+      <w:r>
+        <w:t xml:space="preserve"> 0x00005a13 (23059)</w:t>
       </w:r>
     </w:p>
     <w:p>
@@ -8428,13 +8847,23 @@
           <w:szCs w:val="24"/>
         </w:rPr>
       </w:pPr>
+      <w:proofErr w:type="gramStart"/>
       <w:r>
         <w:rPr>
           <w:i/>
           <w:iCs/>
           <w:szCs w:val="24"/>
         </w:rPr>
-        <w:t>Figure : Hardcoded password and AES decryption of a base64 string</w:t>
+        <w:t>Figure :</w:t>
+      </w:r>
+      <w:proofErr w:type="gramEnd"/>
+      <w:r>
+        <w:rPr>
+          <w:i/>
+          <w:iCs/>
+          <w:szCs w:val="24"/>
+        </w:rPr>
+        <w:t xml:space="preserve"> Hardcoded password and AES decryption of a base64 string</w:t>
       </w:r>
     </w:p>
     <w:p>
@@ -8518,13 +8947,23 @@
           <w:szCs w:val="24"/>
         </w:rPr>
       </w:pPr>
+      <w:proofErr w:type="gramStart"/>
       <w:r>
         <w:rPr>
           <w:i/>
           <w:iCs/>
           <w:szCs w:val="24"/>
         </w:rPr>
-        <w:t>Figure : AES encryption function</w:t>
+        <w:t>Figure :</w:t>
+      </w:r>
+      <w:proofErr w:type="gramEnd"/>
+      <w:r>
+        <w:rPr>
+          <w:i/>
+          <w:iCs/>
+          <w:szCs w:val="24"/>
+        </w:rPr>
+        <w:t xml:space="preserve"> AES encryption function</w:t>
       </w:r>
     </w:p>
     <w:p>
@@ -8606,13 +9045,23 @@
           <w:szCs w:val="24"/>
         </w:rPr>
       </w:pPr>
+      <w:proofErr w:type="gramStart"/>
       <w:r>
         <w:rPr>
           <w:i/>
           <w:iCs/>
           <w:szCs w:val="24"/>
         </w:rPr>
-        <w:t>Figure : Name and location of dropped VBS script and XML file to be loaded at user logon</w:t>
+        <w:t>Figure :</w:t>
+      </w:r>
+      <w:proofErr w:type="gramEnd"/>
+      <w:r>
+        <w:rPr>
+          <w:i/>
+          <w:iCs/>
+          <w:szCs w:val="24"/>
+        </w:rPr>
+        <w:t xml:space="preserve"> Name and location of dropped VBS script and XML file to be loaded at user logon</w:t>
       </w:r>
     </w:p>
     <w:p>
@@ -9886,8 +10335,17 @@
           <w:i/>
           <w:iCs/>
         </w:rPr>
-        <w:t>Fig 4:.</w:t>
-      </w:r>
+        <w:t xml:space="preserve">Fig </w:t>
+      </w:r>
+      <w:proofErr w:type="gramStart"/>
+      <w:r>
+        <w:rPr>
+          <w:i/>
+          <w:iCs/>
+        </w:rPr>
+        <w:t>4:.</w:t>
+      </w:r>
+      <w:proofErr w:type="gramEnd"/>
     </w:p>
     <w:p>
       <w:pPr>
@@ -10015,7 +10473,37 @@
               <w:spacing w:after="160" w:line="259" w:lineRule="auto"/>
             </w:pPr>
             <w:r>
-              <w:t>http://srv.masterchiefsgruntemporium.local:80</w:t>
+              <w:t>h</w:t>
+            </w:r>
+            <w:r>
+              <w:t>xx</w:t>
+            </w:r>
+            <w:r>
+              <w:t>p://srv</w:t>
+            </w:r>
+            <w:r>
+              <w:t>[</w:t>
+            </w:r>
+            <w:r>
+              <w:t>.</w:t>
+            </w:r>
+            <w:r>
+              <w:t>]</w:t>
+            </w:r>
+            <w:r>
+              <w:t>masterchiefsgruntemporium</w:t>
+            </w:r>
+            <w:r>
+              <w:t>[</w:t>
+            </w:r>
+            <w:r>
+              <w:t>.</w:t>
+            </w:r>
+            <w:r>
+              <w:t>]</w:t>
+            </w:r>
+            <w:r>
+              <w:t>local:80</w:t>
             </w:r>
           </w:p>
         </w:tc>
@@ -10231,7 +10719,15 @@
               <w:spacing w:after="160" w:line="259" w:lineRule="auto"/>
             </w:pPr>
             <w:r>
-              <w:t>i=a19ea23062db990386a3a478cb89d52e&amp;data={0}&amp;session=75db-99b1-25fe4e9afbe58696-320bea73</w:t>
+              <w:t>i=a19ea23062db990386a3a478cb89d52e&amp;data</w:t>
+            </w:r>
+            <w:proofErr w:type="gramStart"/>
+            <w:r>
+              <w:t>={0}&amp;</w:t>
+            </w:r>
+            <w:proofErr w:type="gramEnd"/>
+            <w:r>
+              <w:t>session=75db-99b1-25fe4e9afbe58696-320bea73</w:t>
             </w:r>
           </w:p>
         </w:tc>
@@ -10393,7 +10889,55 @@
               <w:spacing w:after="160" w:line="259" w:lineRule="auto"/>
             </w:pPr>
             <w:r>
-              <w:t>{"GUID":"{0}","Type":{1},"Meta":"{2}","IV":"{3}","EncryptedMessage":"{4}","HMAC":"{5}"}</w:t>
+              <w:t>{"GUID"</w:t>
+            </w:r>
+            <w:proofErr w:type="gramStart"/>
+            <w:r>
+              <w:t>:"{0}"</w:t>
+            </w:r>
+            <w:proofErr w:type="gramEnd"/>
+            <w:r>
+              <w:t>,"Type</w:t>
+            </w:r>
+            <w:proofErr w:type="gramStart"/>
+            <w:r>
+              <w:t>":{1},</w:t>
+            </w:r>
+            <w:proofErr w:type="gramEnd"/>
+            <w:r>
+              <w:t>"Meta"</w:t>
+            </w:r>
+            <w:proofErr w:type="gramStart"/>
+            <w:r>
+              <w:t>:"{2}"</w:t>
+            </w:r>
+            <w:proofErr w:type="gramEnd"/>
+            <w:r>
+              <w:t>,"</w:t>
+            </w:r>
+            <w:proofErr w:type="gramStart"/>
+            <w:r>
+              <w:t>IV":"{3}"</w:t>
+            </w:r>
+            <w:proofErr w:type="gramEnd"/>
+            <w:r>
+              <w:t>,"EncryptedMessage"</w:t>
+            </w:r>
+            <w:proofErr w:type="gramStart"/>
+            <w:r>
+              <w:t>:"{4}"</w:t>
+            </w:r>
+            <w:proofErr w:type="gramEnd"/>
+            <w:r>
+              <w:t>,"HMAC"</w:t>
+            </w:r>
+            <w:proofErr w:type="gramStart"/>
+            <w:r>
+              <w:t>:"{</w:t>
+            </w:r>
+            <w:proofErr w:type="gramEnd"/>
+            <w:r>
+              <w:t>5}"}</w:t>
             </w:r>
           </w:p>
         </w:tc>
@@ -10851,7 +11395,15 @@
               <w:spacing w:after="160" w:line="259" w:lineRule="auto"/>
             </w:pPr>
             <w:r>
-              <w:t>Pinned certificate hash associated with Covenant framework</w:t>
+              <w:t xml:space="preserve">Pinned certificate </w:t>
+            </w:r>
+            <w:proofErr w:type="gramStart"/>
+            <w:r>
+              <w:t>hash</w:t>
+            </w:r>
+            <w:proofErr w:type="gramEnd"/>
+            <w:r>
+              <w:t xml:space="preserve"> associated with Covenant framework</w:t>
             </w:r>
           </w:p>
         </w:tc>
@@ -11132,11 +11684,19 @@
           <w:rFonts w:ascii="Montserrat Medium" w:hAnsi="Montserrat Medium"/>
         </w:rPr>
       </w:pPr>
-      <w:r>
-        <w:rPr>
-          <w:rFonts w:ascii="Montserrat Medium" w:hAnsi="Montserrat Medium"/>
-        </w:rPr>
-        <w:t>Analysis Artifacts (NOT MALICIOUS)</w:t>
+      <w:proofErr w:type="gramStart"/>
+      <w:r>
+        <w:rPr>
+          <w:rFonts w:ascii="Montserrat Medium" w:hAnsi="Montserrat Medium"/>
+        </w:rPr>
+        <w:t>Analysis</w:t>
+      </w:r>
+      <w:proofErr w:type="gramEnd"/>
+      <w:r>
+        <w:rPr>
+          <w:rFonts w:ascii="Montserrat Medium" w:hAnsi="Montserrat Medium"/>
+        </w:rPr>
+        <w:t xml:space="preserve"> Artifacts (NOT MALICIOUS)</w:t>
       </w:r>
     </w:p>
     <w:p>
@@ -11299,7 +11859,23 @@
         <w:spacing w:after="160" w:line="259" w:lineRule="auto"/>
       </w:pPr>
       <w:r>
-        <w:t>Presence of encrypted Base64 blobs stored in .rsrc / .rsdata sections</w:t>
+        <w:t xml:space="preserve">Presence of encrypted Base64 blobs stored </w:t>
+      </w:r>
+      <w:proofErr w:type="gramStart"/>
+      <w:r>
+        <w:t>in .rsrc</w:t>
+      </w:r>
+      <w:proofErr w:type="gramEnd"/>
+      <w:r>
+        <w:t xml:space="preserve"> </w:t>
+      </w:r>
+      <w:proofErr w:type="gramStart"/>
+      <w:r>
+        <w:t>/ .rsdata</w:t>
+      </w:r>
+      <w:proofErr w:type="gramEnd"/>
+      <w:r>
+        <w:t xml:space="preserve"> sections</w:t>
       </w:r>
     </w:p>
     <w:p>
@@ -11343,7 +11919,15 @@
         <w:spacing w:after="160" w:line="259" w:lineRule="auto"/>
       </w:pPr>
       <w:r>
-        <w:t>References to System.Reflection.Assembly::Load</w:t>
+        <w:t xml:space="preserve">References to </w:t>
+      </w:r>
+      <w:proofErr w:type="gramStart"/>
+      <w:r>
+        <w:t>System.Reflection.Assembly::</w:t>
+      </w:r>
+      <w:proofErr w:type="gramEnd"/>
+      <w:r>
+        <w:t>Load</w:t>
       </w:r>
     </w:p>
     <w:p>
@@ -11521,8 +12105,18 @@
           <w:b/>
           <w:bCs/>
         </w:rPr>
-        <w:t>Living-off-the-Land execution</w:t>
-      </w:r>
+        <w:t xml:space="preserve">Living-off-the-Land </w:t>
+      </w:r>
+      <w:proofErr w:type="gramStart"/>
+      <w:r>
+        <w:rPr>
+          <w:rFonts w:ascii="Montserrat Medium" w:hAnsi="Montserrat Medium"/>
+          <w:b/>
+          <w:bCs/>
+        </w:rPr>
+        <w:t>execution</w:t>
+      </w:r>
+      <w:proofErr w:type="gramEnd"/>
     </w:p>
     <w:p>
       <w:pPr>
@@ -11885,9 +12479,11 @@
       <w:pPr>
         <w:spacing w:after="160" w:line="259" w:lineRule="auto"/>
       </w:pPr>
+      <w:proofErr w:type="gramStart"/>
       <w:r>
         <w:t>System.Security.Cryptography</w:t>
       </w:r>
+      <w:proofErr w:type="gramEnd"/>
     </w:p>
     <w:p>
       <w:pPr>
@@ -12980,7 +13576,17 @@
           <w:sz w:val="21"/>
           <w:szCs w:val="21"/>
         </w:rPr>
-        <w:t xml:space="preserve"> { </w:t>
+        <w:t xml:space="preserve"> </w:t>
+      </w:r>
+      <w:proofErr w:type="gramStart"/>
+      <w:r>
+        <w:rPr>
+          <w:rFonts w:ascii="Consolas" w:eastAsia="Times New Roman" w:hAnsi="Consolas" w:cs="Times New Roman"/>
+          <w:color w:val="CCCCCC"/>
+          <w:sz w:val="21"/>
+          <w:szCs w:val="21"/>
+        </w:rPr>
+        <w:t xml:space="preserve">{ </w:t>
       </w:r>
       <w:r>
         <w:rPr>
@@ -12991,6 +13597,7 @@
         </w:rPr>
         <w:t>01</w:t>
       </w:r>
+      <w:proofErr w:type="gramEnd"/>
       <w:r>
         <w:rPr>
           <w:rFonts w:ascii="Consolas" w:eastAsia="Times New Roman" w:hAnsi="Consolas" w:cs="Times New Roman"/>
@@ -13108,6 +13715,7 @@
         </w:rPr>
         <w:t xml:space="preserve"> </w:t>
       </w:r>
+      <w:proofErr w:type="gramStart"/>
       <w:r>
         <w:rPr>
           <w:rFonts w:ascii="Consolas" w:eastAsia="Times New Roman" w:hAnsi="Consolas" w:cs="Times New Roman"/>
@@ -13126,6 +13734,7 @@
         </w:rPr>
         <w:t xml:space="preserve"> }</w:t>
       </w:r>
+      <w:proofErr w:type="gramEnd"/>
     </w:p>
     <w:p>
       <w:pPr>
@@ -13666,6 +14275,7 @@
         </w:rPr>
         <w:t>\"</w:t>
       </w:r>
+      <w:proofErr w:type="gramStart"/>
       <w:r>
         <w:rPr>
           <w:rFonts w:ascii="Consolas" w:eastAsia="Times New Roman" w:hAnsi="Consolas" w:cs="Times New Roman"/>
@@ -13684,6 +14294,7 @@
         </w:rPr>
         <w:t>\"</w:t>
       </w:r>
+      <w:proofErr w:type="gramEnd"/>
       <w:r>
         <w:rPr>
           <w:rFonts w:ascii="Consolas" w:eastAsia="Times New Roman" w:hAnsi="Consolas" w:cs="Times New Roman"/>
@@ -13777,6 +14388,7 @@
         </w:rPr>
         <w:t>\"</w:t>
       </w:r>
+      <w:proofErr w:type="gramStart"/>
       <w:r>
         <w:rPr>
           <w:rFonts w:ascii="Consolas" w:eastAsia="Times New Roman" w:hAnsi="Consolas" w:cs="Times New Roman"/>
@@ -13795,6 +14407,7 @@
         </w:rPr>
         <w:t>\"</w:t>
       </w:r>
+      <w:proofErr w:type="gramEnd"/>
       <w:r>
         <w:rPr>
           <w:rFonts w:ascii="Consolas" w:eastAsia="Times New Roman" w:hAnsi="Consolas" w:cs="Times New Roman"/>
@@ -14113,6 +14726,7 @@
         </w:rPr>
         <w:t xml:space="preserve">        </w:t>
       </w:r>
+      <w:proofErr w:type="gramStart"/>
       <w:r>
         <w:rPr>
           <w:rFonts w:ascii="Consolas" w:eastAsia="Times New Roman" w:hAnsi="Consolas" w:cs="Times New Roman"/>
@@ -14140,6 +14754,7 @@
         </w:rPr>
         <w:t>of</w:t>
       </w:r>
+      <w:proofErr w:type="gramEnd"/>
       <w:r>
         <w:rPr>
           <w:rFonts w:ascii="Consolas" w:eastAsia="Times New Roman" w:hAnsi="Consolas" w:cs="Times New Roman"/>
@@ -14484,8 +15099,8 @@
         <w:tblLook w:val="04A0" w:firstRow="1" w:lastRow="0" w:firstColumn="1" w:lastColumn="0" w:noHBand="0" w:noVBand="1"/>
       </w:tblPr>
       <w:tblGrid>
-        <w:gridCol w:w="4866"/>
-        <w:gridCol w:w="4683"/>
+        <w:gridCol w:w="5845"/>
+        <w:gridCol w:w="3704"/>
       </w:tblGrid>
       <w:tr>
         <w:trPr>
@@ -14495,7 +15110,7 @@
         <w:tc>
           <w:tcPr>
             <w:cnfStyle w:val="001000000000" w:firstRow="0" w:lastRow="0" w:firstColumn="1" w:lastColumn="0" w:oddVBand="0" w:evenVBand="0" w:oddHBand="0" w:evenHBand="0" w:firstRowFirstColumn="0" w:firstRowLastColumn="0" w:lastRowFirstColumn="0" w:lastRowLastColumn="0"/>
-            <w:tcW w:w="4866" w:type="dxa"/>
+            <w:tcW w:w="5845" w:type="dxa"/>
           </w:tcPr>
           <w:p>
             <w:pPr>
@@ -14508,7 +15123,7 @@
         </w:tc>
         <w:tc>
           <w:tcPr>
-            <w:tcW w:w="4683" w:type="dxa"/>
+            <w:tcW w:w="3704" w:type="dxa"/>
           </w:tcPr>
           <w:p>
             <w:pPr>
@@ -14529,20 +15144,51 @@
         <w:tc>
           <w:tcPr>
             <w:cnfStyle w:val="001000000000" w:firstRow="0" w:lastRow="0" w:firstColumn="1" w:lastColumn="0" w:oddVBand="0" w:evenVBand="0" w:oddHBand="0" w:evenHBand="0" w:firstRowFirstColumn="0" w:firstRowLastColumn="0" w:lastRowFirstColumn="0" w:lastRowLastColumn="0"/>
-            <w:tcW w:w="4866" w:type="dxa"/>
+            <w:tcW w:w="5845" w:type="dxa"/>
           </w:tcPr>
           <w:p>
             <w:r>
               <w:t>hxxp://</w:t>
             </w:r>
             <w:r>
-              <w:t xml:space="preserve"> srv.masterchiefsgruntemporium.local</w:t>
+              <w:t xml:space="preserve"> </w:t>
+            </w:r>
+            <w:proofErr w:type="spellStart"/>
+            <w:r>
+              <w:t>srv</w:t>
+            </w:r>
+            <w:proofErr w:type="spellEnd"/>
+            <w:r>
+              <w:t>[</w:t>
+            </w:r>
+            <w:r>
+              <w:t>.</w:t>
+            </w:r>
+            <w:r>
+              <w:t>]</w:t>
+            </w:r>
+            <w:proofErr w:type="spellStart"/>
+            <w:r>
+              <w:t>masterchiefsgruntemporium</w:t>
+            </w:r>
+            <w:proofErr w:type="spellEnd"/>
+            <w:r>
+              <w:t>[</w:t>
+            </w:r>
+            <w:r>
+              <w:t>.</w:t>
+            </w:r>
+            <w:r>
+              <w:t>]</w:t>
+            </w:r>
+            <w:r>
+              <w:t>local</w:t>
             </w:r>
           </w:p>
         </w:tc>
         <w:tc>
           <w:tcPr>
-            <w:tcW w:w="4683" w:type="dxa"/>
+            <w:tcW w:w="3704" w:type="dxa"/>
           </w:tcPr>
           <w:p>
             <w:pPr>
@@ -14561,13 +15207,13 @@
         <w:tc>
           <w:tcPr>
             <w:cnfStyle w:val="001000000000" w:firstRow="0" w:lastRow="0" w:firstColumn="1" w:lastColumn="0" w:oddVBand="0" w:evenVBand="0" w:oddHBand="0" w:evenHBand="0" w:firstRowFirstColumn="0" w:firstRowLastColumn="0" w:lastRowFirstColumn="0" w:lastRowLastColumn="0"/>
-            <w:tcW w:w="4866" w:type="dxa"/>
+            <w:tcW w:w="5845" w:type="dxa"/>
           </w:tcPr>
           <w:p/>
         </w:tc>
         <w:tc>
           <w:tcPr>
-            <w:tcW w:w="4683" w:type="dxa"/>
+            <w:tcW w:w="3704" w:type="dxa"/>
           </w:tcPr>
           <w:p>
             <w:pPr>
@@ -14584,13 +15230,13 @@
         <w:tc>
           <w:tcPr>
             <w:cnfStyle w:val="001000000000" w:firstRow="0" w:lastRow="0" w:firstColumn="1" w:lastColumn="0" w:oddVBand="0" w:evenVBand="0" w:oddHBand="0" w:evenHBand="0" w:firstRowFirstColumn="0" w:firstRowLastColumn="0" w:lastRowFirstColumn="0" w:lastRowLastColumn="0"/>
-            <w:tcW w:w="4866" w:type="dxa"/>
+            <w:tcW w:w="5845" w:type="dxa"/>
           </w:tcPr>
           <w:p/>
         </w:tc>
         <w:tc>
           <w:tcPr>
-            <w:tcW w:w="4683" w:type="dxa"/>
+            <w:tcW w:w="3704" w:type="dxa"/>
           </w:tcPr>
           <w:p>
             <w:pPr>

--- a/EmbedDLL_C2_Dropper-Loader_FINAL.docx
+++ b/EmbedDLL_C2_Dropper-Loader_FINAL.docx
@@ -4545,7 +4545,7 @@
           <w:noProof/>
         </w:rPr>
         <w:drawing>
-          <wp:inline distT="0" distB="0" distL="0" distR="0" wp14:anchorId="78FA3533" wp14:editId="2B45DB36">
+          <wp:inline distT="0" distB="0" distL="0" distR="0" wp14:anchorId="78FA3533" wp14:editId="30362A89">
             <wp:extent cx="5064125" cy="8229600"/>
             <wp:effectExtent l="0" t="0" r="3175" b="0"/>
             <wp:docPr id="800585426" name="Picture 4"/>
@@ -6714,7 +6714,97 @@
           <w:szCs w:val="24"/>
         </w:rPr>
         <w:br/>
-        <w:t>http://srv.masterchiefsgruntemporium.local:80</w:t>
+        <w:t>h</w:t>
+      </w:r>
+      <w:r>
+        <w:rPr>
+          <w:rFonts w:ascii="Montserrat Medium" w:eastAsiaTheme="majorEastAsia" w:hAnsi="Montserrat Medium" w:cstheme="majorBidi"/>
+          <w:bCs/>
+          <w:color w:val="auto"/>
+          <w:szCs w:val="24"/>
+        </w:rPr>
+        <w:t>xx</w:t>
+      </w:r>
+      <w:r>
+        <w:rPr>
+          <w:rFonts w:ascii="Montserrat Medium" w:eastAsiaTheme="majorEastAsia" w:hAnsi="Montserrat Medium" w:cstheme="majorBidi"/>
+          <w:bCs/>
+          <w:color w:val="auto"/>
+          <w:szCs w:val="24"/>
+        </w:rPr>
+        <w:t>p://srv</w:t>
+      </w:r>
+      <w:r>
+        <w:rPr>
+          <w:rFonts w:ascii="Montserrat Medium" w:eastAsiaTheme="majorEastAsia" w:hAnsi="Montserrat Medium" w:cstheme="majorBidi"/>
+          <w:bCs/>
+          <w:color w:val="auto"/>
+          <w:szCs w:val="24"/>
+        </w:rPr>
+        <w:t>[</w:t>
+      </w:r>
+      <w:r>
+        <w:rPr>
+          <w:rFonts w:ascii="Montserrat Medium" w:eastAsiaTheme="majorEastAsia" w:hAnsi="Montserrat Medium" w:cstheme="majorBidi"/>
+          <w:bCs/>
+          <w:color w:val="auto"/>
+          <w:szCs w:val="24"/>
+        </w:rPr>
+        <w:t>.</w:t>
+      </w:r>
+      <w:r>
+        <w:rPr>
+          <w:rFonts w:ascii="Montserrat Medium" w:eastAsiaTheme="majorEastAsia" w:hAnsi="Montserrat Medium" w:cstheme="majorBidi"/>
+          <w:bCs/>
+          <w:color w:val="auto"/>
+          <w:szCs w:val="24"/>
+        </w:rPr>
+        <w:t>]</w:t>
+      </w:r>
+      <w:r>
+        <w:rPr>
+          <w:rFonts w:ascii="Montserrat Medium" w:eastAsiaTheme="majorEastAsia" w:hAnsi="Montserrat Medium" w:cstheme="majorBidi"/>
+          <w:bCs/>
+          <w:color w:val="auto"/>
+          <w:szCs w:val="24"/>
+        </w:rPr>
+        <w:t>masterchiefsgruntemporium</w:t>
+      </w:r>
+      <w:r>
+        <w:rPr>
+          <w:rFonts w:ascii="Montserrat Medium" w:eastAsiaTheme="majorEastAsia" w:hAnsi="Montserrat Medium" w:cstheme="majorBidi"/>
+          <w:bCs/>
+          <w:color w:val="auto"/>
+          <w:szCs w:val="24"/>
+        </w:rPr>
+        <w:t>[</w:t>
+      </w:r>
+      <w:r>
+        <w:rPr>
+          <w:rFonts w:ascii="Montserrat Medium" w:eastAsiaTheme="majorEastAsia" w:hAnsi="Montserrat Medium" w:cstheme="majorBidi"/>
+          <w:bCs/>
+          <w:color w:val="auto"/>
+          <w:szCs w:val="24"/>
+        </w:rPr>
+        <w:t>.</w:t>
+      </w:r>
+      <w:r>
+        <w:rPr>
+          <w:rFonts w:ascii="Montserrat Medium" w:eastAsiaTheme="majorEastAsia" w:hAnsi="Montserrat Medium" w:cstheme="majorBidi"/>
+          <w:bCs/>
+          <w:color w:val="auto"/>
+          <w:szCs w:val="24"/>
+        </w:rPr>
+        <w:t>]</w:t>
+      </w:r>
+      <w:r>
+        <w:rPr>
+          <w:rFonts w:ascii="Montserrat Medium" w:eastAsiaTheme="majorEastAsia" w:hAnsi="Montserrat Medium" w:cstheme="majorBidi"/>
+          <w:bCs/>
+          <w:color w:val="auto"/>
+          <w:szCs w:val="24"/>
+        </w:rPr>
+        <w:t>local:80</w:t>
       </w:r>
     </w:p>
     <w:p>
@@ -15151,13 +15241,8 @@
               <w:t>hxxp://</w:t>
             </w:r>
             <w:r>
-              <w:t xml:space="preserve"> </w:t>
-            </w:r>
-            <w:proofErr w:type="spellStart"/>
-            <w:r>
-              <w:t>srv</w:t>
-            </w:r>
-            <w:proofErr w:type="spellEnd"/>
+              <w:t xml:space="preserve"> srv</w:t>
+            </w:r>
             <w:r>
               <w:t>[</w:t>
             </w:r>
@@ -15167,11 +15252,9 @@
             <w:r>
               <w:t>]</w:t>
             </w:r>
-            <w:proofErr w:type="spellStart"/>
             <w:r>
               <w:t>masterchiefsgruntemporium</w:t>
             </w:r>
-            <w:proofErr w:type="spellEnd"/>
             <w:r>
               <w:t>[</w:t>
             </w:r>
